--- a/backend/templates/FSED-37F-Storage.docx
+++ b/backend/templates/FSED-37F-Storage.docx
@@ -344,6 +344,73 @@
       <w:r>
         <w:rPr>
           <w:rFonts w:ascii="Arial" w:hAnsi="Arial" w:cs="Arial"/>
+          <w:lang w:val="en-US" w:eastAsia="en-US"/>
+        </w:rPr>
+        <mc:AlternateContent>
+          <mc:Choice Requires="wps">
+            <w:drawing>
+              <wp:anchor distT="0" distB="0" distL="114300" distR="114300" simplePos="0" relativeHeight="251670528" behindDoc="0" locked="0" layoutInCell="1" allowOverlap="1">
+                <wp:simplePos x="0" y="0"/>
+                <wp:positionH relativeFrom="column">
+                  <wp:posOffset>4043045</wp:posOffset>
+                </wp:positionH>
+                <wp:positionV relativeFrom="paragraph">
+                  <wp:posOffset>567055</wp:posOffset>
+                </wp:positionV>
+                <wp:extent cx="1836420" cy="3810"/>
+                <wp:effectExtent l="0" t="0" r="0" b="0"/>
+                <wp:wrapNone/>
+                <wp:docPr id="7" name="Straight Connector 7"/>
+                <wp:cNvGraphicFramePr/>
+                <a:graphic xmlns:a="http://schemas.openxmlformats.org/drawingml/2006/main">
+                  <a:graphicData uri="http://schemas.microsoft.com/office/word/2010/wordprocessingShape">
+                    <wps:wsp>
+                      <wps:cNvCnPr/>
+                      <wps:spPr>
+                        <a:xfrm>
+                          <a:off x="0" y="0"/>
+                          <a:ext cx="1836420" cy="3810"/>
+                        </a:xfrm>
+                        <a:prstGeom prst="line">
+                          <a:avLst/>
+                        </a:prstGeom>
+                      </wps:spPr>
+                      <wps:style>
+                        <a:lnRef idx="1">
+                          <a:schemeClr val="dk1"/>
+                        </a:lnRef>
+                        <a:fillRef idx="0">
+                          <a:schemeClr val="dk1"/>
+                        </a:fillRef>
+                        <a:effectRef idx="0">
+                          <a:schemeClr val="dk1"/>
+                        </a:effectRef>
+                        <a:fontRef idx="minor">
+                          <a:schemeClr val="tx1"/>
+                        </a:fontRef>
+                      </wps:style>
+                      <wps:bodyPr/>
+                    </wps:wsp>
+                  </a:graphicData>
+                </a:graphic>
+              </wp:anchor>
+            </w:drawing>
+          </mc:Choice>
+          <mc:Fallback>
+            <w:pict>
+              <v:line id="_x0000_s1026" o:spid="_x0000_s1026" o:spt="20" style="position:absolute;left:0pt;margin-left:318.35pt;margin-top:44.65pt;height:0.3pt;width:144.6pt;z-index:251670528;mso-width-relative:page;mso-height-relative:page;" filled="f" stroked="t" coordsize="21600,21600" o:gfxdata="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">
+                <v:fill on="f" focussize="0,0"/>
+                <v:stroke color="#000000 [3200]" joinstyle="round"/>
+                <v:imagedata o:title=""/>
+                <o:lock v:ext="edit" aspectratio="f"/>
+              </v:line>
+            </w:pict>
+          </mc:Fallback>
+        </mc:AlternateContent>
+      </w:r>
+      <w:r>
+        <w:rPr>
+          <w:rFonts w:ascii="Arial" w:hAnsi="Arial" w:cs="Arial"/>
           <w:sz w:val="24"/>
           <w:szCs w:val="24"/>
         </w:rPr>
@@ -358,6 +425,144 @@
           <w:rFonts w:ascii="Arial" w:hAnsi="Arial" w:cs="Arial"/>
         </w:rPr>
       </w:pPr>
+      <w:r>
+        <w:rPr>
+          <w:rFonts w:ascii="Arial" w:hAnsi="Arial" w:cs="Arial"/>
+          <w:sz w:val="24"/>
+          <w:szCs w:val="24"/>
+          <w:lang w:val="en-US" w:eastAsia="en-US"/>
+        </w:rPr>
+        <mc:AlternateContent>
+          <mc:Choice Requires="wps">
+            <w:drawing>
+              <wp:anchor distT="0" distB="0" distL="114300" distR="114300" simplePos="0" relativeHeight="251672576" behindDoc="0" locked="0" layoutInCell="1" allowOverlap="1">
+                <wp:simplePos x="0" y="0"/>
+                <wp:positionH relativeFrom="column">
+                  <wp:posOffset>1080135</wp:posOffset>
+                </wp:positionH>
+                <wp:positionV relativeFrom="paragraph">
+                  <wp:posOffset>92075</wp:posOffset>
+                </wp:positionV>
+                <wp:extent cx="2732405" cy="342900"/>
+                <wp:effectExtent l="0" t="0" r="0" b="0"/>
+                <wp:wrapNone/>
+                <wp:docPr id="49" name="Text Box 49"/>
+                <wp:cNvGraphicFramePr/>
+                <a:graphic xmlns:a="http://schemas.openxmlformats.org/drawingml/2006/main">
+                  <a:graphicData uri="http://schemas.microsoft.com/office/word/2010/wordprocessingShape">
+                    <wps:wsp>
+                      <wps:cNvSpPr txBox="1"/>
+                      <wps:spPr>
+                        <a:xfrm>
+                          <a:off x="0" y="0"/>
+                          <a:ext cx="2732405" cy="342900"/>
+                        </a:xfrm>
+                        <a:prstGeom prst="rect">
+                          <a:avLst/>
+                        </a:prstGeom>
+                        <a:noFill/>
+                        <a:ln w="6350">
+                          <a:noFill/>
+                        </a:ln>
+                        <a:effectLst/>
+                      </wps:spPr>
+                      <wps:style>
+                        <a:lnRef idx="0">
+                          <a:schemeClr val="accent1"/>
+                        </a:lnRef>
+                        <a:fillRef idx="0">
+                          <a:schemeClr val="accent1"/>
+                        </a:fillRef>
+                        <a:effectRef idx="0">
+                          <a:schemeClr val="accent1"/>
+                        </a:effectRef>
+                        <a:fontRef idx="minor">
+                          <a:schemeClr val="dk1"/>
+                        </a:fontRef>
+                      </wps:style>
+                      <wps:txbx>
+                        <w:txbxContent>
+                          <w:p>
+                            <w:pPr>
+                              <w:spacing w:after="0" w:line="240" w:lineRule="auto"/>
+                              <w:jc w:val="center"/>
+                              <w:rPr>
+                                <w:rFonts w:hint="default" w:ascii="Arial Narrow" w:hAnsi="Arial Narrow" w:eastAsia="Times New Roman" w:cs="Arial Narrow"/>
+                                <w:b/>
+                                <w:bCs/>
+                                <w:color w:val="000000"/>
+                                <w:sz w:val="28"/>
+                                <w:szCs w:val="28"/>
+                                <w:lang w:val="en-US"/>
+                              </w:rPr>
+                            </w:pPr>
+                            <w:r>
+                              <w:rPr>
+                                <w:rFonts w:hint="default" w:ascii="Arial Narrow" w:hAnsi="Arial Narrow" w:eastAsia="Times New Roman" w:cs="Arial Narrow"/>
+                                <w:b/>
+                                <w:bCs/>
+                                <w:color w:val="000000"/>
+                                <w:sz w:val="28"/>
+                                <w:szCs w:val="28"/>
+                                <w:lang w:val="en-US"/>
+                              </w:rPr>
+                              <w:t>R10-STN5-{CONTROL_NUMBER}</w:t>
+                            </w:r>
+                          </w:p>
+                        </w:txbxContent>
+                      </wps:txbx>
+                      <wps:bodyPr rot="0" spcFirstLastPara="0" vertOverflow="overflow" horzOverflow="overflow" vert="horz" wrap="square" lIns="91440" tIns="45720" rIns="91440" bIns="45720" numCol="1" spcCol="0" rtlCol="0" fromWordArt="0" anchor="t" anchorCtr="0" forceAA="0" compatLnSpc="1">
+                        <a:noAutofit/>
+                      </wps:bodyPr>
+                    </wps:wsp>
+                  </a:graphicData>
+                </a:graphic>
+              </wp:anchor>
+            </w:drawing>
+          </mc:Choice>
+          <mc:Fallback>
+            <w:pict>
+              <v:shape id="_x0000_s1026" o:spid="_x0000_s1026" o:spt="202" type="#_x0000_t202" style="position:absolute;left:0pt;margin-left:85.05pt;margin-top:7.25pt;height:27pt;width:215.15pt;z-index:251672576;mso-width-relative:page;mso-height-relative:page;" filled="f" stroked="f" coordsize="21600,21600" o:gfxdata="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">
+                <v:fill on="f" focussize="0,0"/>
+                <v:stroke on="f" weight="0.5pt"/>
+                <v:imagedata o:title=""/>
+                <o:lock v:ext="edit" aspectratio="f"/>
+                <v:textbox>
+                  <w:txbxContent>
+                    <w:p>
+                      <w:pPr>
+                        <w:spacing w:after="0" w:line="240" w:lineRule="auto"/>
+                        <w:jc w:val="center"/>
+                        <w:rPr>
+                          <w:rFonts w:hint="default" w:ascii="Arial Narrow" w:hAnsi="Arial Narrow" w:eastAsia="Times New Roman" w:cs="Arial Narrow"/>
+                          <w:b/>
+                          <w:bCs/>
+                          <w:color w:val="000000"/>
+                          <w:sz w:val="28"/>
+                          <w:szCs w:val="28"/>
+                          <w:lang w:val="en-US"/>
+                        </w:rPr>
+                      </w:pPr>
+                      <w:r>
+                        <w:rPr>
+                          <w:rFonts w:hint="default" w:ascii="Arial Narrow" w:hAnsi="Arial Narrow" w:eastAsia="Times New Roman" w:cs="Arial Narrow"/>
+                          <w:b/>
+                          <w:bCs/>
+                          <w:color w:val="000000"/>
+                          <w:sz w:val="28"/>
+                          <w:szCs w:val="28"/>
+                          <w:lang w:val="en-US"/>
+                        </w:rPr>
+                        <w:t>R10-STN5-{CONTROL_NUMBER}</w:t>
+                      </w:r>
+                    </w:p>
+                  </w:txbxContent>
+                </v:textbox>
+              </v:shape>
+            </w:pict>
+          </mc:Fallback>
+        </mc:AlternateContent>
+      </w:r>
     </w:p>
     <w:p>
       <w:pPr>
@@ -366,6 +571,203 @@
           <w:rFonts w:ascii="Arial Narrow" w:hAnsi="Arial Narrow" w:cs="Arial"/>
         </w:rPr>
       </w:pPr>
+      <w:r>
+        <w:rPr>
+          <w:rFonts w:ascii="Arial" w:hAnsi="Arial" w:cs="Arial"/>
+          <w:sz w:val="24"/>
+          <w:szCs w:val="24"/>
+          <w:lang w:val="en-US" w:eastAsia="en-US"/>
+        </w:rPr>
+        <mc:AlternateContent>
+          <mc:Choice Requires="wps">
+            <w:drawing>
+              <wp:anchor distT="0" distB="0" distL="114300" distR="114300" simplePos="0" relativeHeight="251669504" behindDoc="0" locked="0" layoutInCell="1" allowOverlap="1">
+                <wp:simplePos x="0" y="0"/>
+                <wp:positionH relativeFrom="column">
+                  <wp:posOffset>3959860</wp:posOffset>
+                </wp:positionH>
+                <wp:positionV relativeFrom="paragraph">
+                  <wp:posOffset>1905</wp:posOffset>
+                </wp:positionV>
+                <wp:extent cx="2050415" cy="342900"/>
+                <wp:effectExtent l="0" t="0" r="0" b="0"/>
+                <wp:wrapNone/>
+                <wp:docPr id="15" name="Text Box 15"/>
+                <wp:cNvGraphicFramePr/>
+                <a:graphic xmlns:a="http://schemas.openxmlformats.org/drawingml/2006/main">
+                  <a:graphicData uri="http://schemas.microsoft.com/office/word/2010/wordprocessingShape">
+                    <wps:wsp>
+                      <wps:cNvSpPr txBox="1"/>
+                      <wps:spPr>
+                        <a:xfrm>
+                          <a:off x="0" y="0"/>
+                          <a:ext cx="2050415" cy="342900"/>
+                        </a:xfrm>
+                        <a:prstGeom prst="rect">
+                          <a:avLst/>
+                        </a:prstGeom>
+                        <a:noFill/>
+                        <a:ln w="6350">
+                          <a:noFill/>
+                        </a:ln>
+                        <a:effectLst/>
+                      </wps:spPr>
+                      <wps:style>
+                        <a:lnRef idx="0">
+                          <a:schemeClr val="accent1"/>
+                        </a:lnRef>
+                        <a:fillRef idx="0">
+                          <a:schemeClr val="accent1"/>
+                        </a:fillRef>
+                        <a:effectRef idx="0">
+                          <a:schemeClr val="accent1"/>
+                        </a:effectRef>
+                        <a:fontRef idx="minor">
+                          <a:schemeClr val="dk1"/>
+                        </a:fontRef>
+                      </wps:style>
+                      <wps:txbx>
+                        <w:txbxContent>
+                          <w:p>
+                            <w:pPr>
+                              <w:spacing w:after="0" w:line="240" w:lineRule="auto"/>
+                              <w:jc w:val="center"/>
+                              <w:rPr>
+                                <w:rFonts w:hint="default" w:ascii="Arial" w:hAnsi="Arial" w:eastAsia="Times New Roman" w:cs="Arial"/>
+                                <w:color w:val="000000"/>
+                                <w:sz w:val="24"/>
+                                <w:szCs w:val="24"/>
+                                <w:lang w:val="en-US"/>
+                              </w:rPr>
+                            </w:pPr>
+                            <w:r>
+                              <w:rPr>
+                                <w:rFonts w:hint="default" w:ascii="Arial" w:hAnsi="Arial" w:eastAsia="Times New Roman" w:cs="Arial"/>
+                                <w:color w:val="000000"/>
+                                <w:sz w:val="24"/>
+                                <w:szCs w:val="24"/>
+                                <w:lang w:val="en-US"/>
+                              </w:rPr>
+                              <w:t>{CLEARANCE_DATE}</w:t>
+                            </w:r>
+                          </w:p>
+                        </w:txbxContent>
+                      </wps:txbx>
+                      <wps:bodyPr rot="0" spcFirstLastPara="0" vertOverflow="overflow" horzOverflow="overflow" vert="horz" wrap="square" lIns="91440" tIns="45720" rIns="91440" bIns="45720" numCol="1" spcCol="0" rtlCol="0" fromWordArt="0" anchor="t" anchorCtr="0" forceAA="0" compatLnSpc="1">
+                        <a:noAutofit/>
+                      </wps:bodyPr>
+                    </wps:wsp>
+                  </a:graphicData>
+                </a:graphic>
+              </wp:anchor>
+            </w:drawing>
+          </mc:Choice>
+          <mc:Fallback>
+            <w:pict>
+              <v:shape id="_x0000_s1026" o:spid="_x0000_s1026" o:spt="202" type="#_x0000_t202" style="position:absolute;left:0pt;margin-left:311.8pt;margin-top:0.15pt;height:27pt;width:161.45pt;z-index:251669504;mso-width-relative:page;mso-height-relative:page;" filled="f" stroked="f" coordsize="21600,21600" o:gfxdata="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">
+                <v:fill on="f" focussize="0,0"/>
+                <v:stroke on="f" weight="0.5pt"/>
+                <v:imagedata o:title=""/>
+                <o:lock v:ext="edit" aspectratio="f"/>
+                <v:textbox>
+                  <w:txbxContent>
+                    <w:p>
+                      <w:pPr>
+                        <w:spacing w:after="0" w:line="240" w:lineRule="auto"/>
+                        <w:jc w:val="center"/>
+                        <w:rPr>
+                          <w:rFonts w:hint="default" w:ascii="Arial" w:hAnsi="Arial" w:eastAsia="Times New Roman" w:cs="Arial"/>
+                          <w:color w:val="000000"/>
+                          <w:sz w:val="24"/>
+                          <w:szCs w:val="24"/>
+                          <w:lang w:val="en-US"/>
+                        </w:rPr>
+                      </w:pPr>
+                      <w:r>
+                        <w:rPr>
+                          <w:rFonts w:hint="default" w:ascii="Arial" w:hAnsi="Arial" w:eastAsia="Times New Roman" w:cs="Arial"/>
+                          <w:color w:val="000000"/>
+                          <w:sz w:val="24"/>
+                          <w:szCs w:val="24"/>
+                          <w:lang w:val="en-US"/>
+                        </w:rPr>
+                        <w:t>{CLEARANCE_DATE}</w:t>
+                      </w:r>
+                    </w:p>
+                  </w:txbxContent>
+                </v:textbox>
+              </v:shape>
+            </w:pict>
+          </mc:Fallback>
+        </mc:AlternateContent>
+      </w:r>
+      <w:r>
+        <w:rPr>
+          <w:rFonts w:ascii="Arial" w:hAnsi="Arial" w:cs="Arial"/>
+          <w:lang w:val="en-US" w:eastAsia="en-US"/>
+        </w:rPr>
+        <mc:AlternateContent>
+          <mc:Choice Requires="wps">
+            <w:drawing>
+              <wp:anchor distT="0" distB="0" distL="114300" distR="114300" simplePos="0" relativeHeight="251671552" behindDoc="0" locked="0" layoutInCell="1" allowOverlap="1">
+                <wp:simplePos x="0" y="0"/>
+                <wp:positionH relativeFrom="column">
+                  <wp:posOffset>1216025</wp:posOffset>
+                </wp:positionH>
+                <wp:positionV relativeFrom="paragraph">
+                  <wp:posOffset>173990</wp:posOffset>
+                </wp:positionV>
+                <wp:extent cx="1836420" cy="3810"/>
+                <wp:effectExtent l="0" t="0" r="0" b="0"/>
+                <wp:wrapNone/>
+                <wp:docPr id="8" name="Straight Connector 8"/>
+                <wp:cNvGraphicFramePr/>
+                <a:graphic xmlns:a="http://schemas.openxmlformats.org/drawingml/2006/main">
+                  <a:graphicData uri="http://schemas.microsoft.com/office/word/2010/wordprocessingShape">
+                    <wps:wsp>
+                      <wps:cNvCnPr/>
+                      <wps:spPr>
+                        <a:xfrm>
+                          <a:off x="0" y="0"/>
+                          <a:ext cx="1836420" cy="3810"/>
+                        </a:xfrm>
+                        <a:prstGeom prst="line">
+                          <a:avLst/>
+                        </a:prstGeom>
+                      </wps:spPr>
+                      <wps:style>
+                        <a:lnRef idx="1">
+                          <a:schemeClr val="dk1"/>
+                        </a:lnRef>
+                        <a:fillRef idx="0">
+                          <a:schemeClr val="dk1"/>
+                        </a:fillRef>
+                        <a:effectRef idx="0">
+                          <a:schemeClr val="dk1"/>
+                        </a:effectRef>
+                        <a:fontRef idx="minor">
+                          <a:schemeClr val="tx1"/>
+                        </a:fontRef>
+                      </wps:style>
+                      <wps:bodyPr/>
+                    </wps:wsp>
+                  </a:graphicData>
+                </a:graphic>
+              </wp:anchor>
+            </w:drawing>
+          </mc:Choice>
+          <mc:Fallback>
+            <w:pict>
+              <v:line id="_x0000_s1026" o:spid="_x0000_s1026" o:spt="20" style="position:absolute;left:0pt;margin-left:95.75pt;margin-top:13.7pt;height:0.3pt;width:144.6pt;z-index:251671552;mso-width-relative:page;mso-height-relative:page;" filled="f" stroked="t" coordsize="21600,21600" o:gfxdata="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">
+                <v:fill on="f" focussize="0,0"/>
+                <v:stroke color="#000000 [3200]" joinstyle="round"/>
+                <v:imagedata o:title=""/>
+                <o:lock v:ext="edit" aspectratio="f"/>
+              </v:line>
+            </w:pict>
+          </mc:Fallback>
+        </mc:AlternateContent>
+      </w:r>
       <w:r>
         <w:rPr>
           <w:rFonts w:ascii="Arial" w:hAnsi="Arial" w:cs="Arial"/>
@@ -373,67 +775,7 @@
           <w:sz w:val="28"/>
           <w:szCs w:val="28"/>
         </w:rPr>
-        <w:t>FSCSFCL NO. R</w:t>
-      </w:r>
-      <w:r>
-        <w:rPr>
-          <w:rFonts w:ascii="Arial" w:hAnsi="Arial" w:cs="Arial"/>
-          <w:sz w:val="28"/>
-          <w:szCs w:val="28"/>
-          <w:u w:val="single"/>
-        </w:rPr>
-        <w:t>___________</w:t>
-      </w:r>
-      <w:r>
-        <w:rPr>
-          <w:rFonts w:ascii="Arial" w:hAnsi="Arial" w:cs="Arial"/>
-          <w:color w:val="FF0000"/>
-          <w:sz w:val="28"/>
-          <w:szCs w:val="28"/>
-        </w:rPr>
-        <w:tab/>
-      </w:r>
-      <w:r>
-        <w:rPr>
-          <w:rFonts w:ascii="Arial" w:hAnsi="Arial" w:cs="Arial"/>
-          <w:color w:val="FF0000"/>
-          <w:sz w:val="28"/>
-          <w:szCs w:val="28"/>
-        </w:rPr>
-        <w:tab/>
-      </w:r>
-      <w:r>
-        <w:rPr>
-          <w:rFonts w:ascii="Arial" w:hAnsi="Arial" w:cs="Arial"/>
-          <w:color w:val="FF0000"/>
-          <w:sz w:val="28"/>
-          <w:szCs w:val="28"/>
-        </w:rPr>
-        <w:tab/>
-      </w:r>
-      <w:r>
-        <w:rPr>
-          <w:rFonts w:ascii="Arial" w:hAnsi="Arial" w:cs="Arial"/>
-          <w:color w:val="FF0000"/>
-          <w:sz w:val="28"/>
-          <w:szCs w:val="28"/>
-        </w:rPr>
-        <w:t xml:space="preserve">                      </w:t>
-      </w:r>
-      <w:r>
-        <w:rPr>
-          <w:rFonts w:ascii="Arial" w:hAnsi="Arial" w:cs="Arial"/>
-          <w:color w:val="000000" w:themeColor="text1"/>
-          <w:sz w:val="28"/>
-          <w:szCs w:val="28"/>
-          <w:u w:val="single"/>
-          <w14:textFill>
-            <w14:solidFill>
-              <w14:schemeClr w14:val="tx1"/>
-            </w14:solidFill>
-          </w14:textFill>
-        </w:rPr>
-        <w:t>____________</w:t>
+        <w:t>FSCSFCL NO.</w:t>
       </w:r>
       <w:r>
         <w:rPr>
@@ -443,7 +785,7 @@
           <w:szCs w:val="32"/>
           <w:u w:val="single"/>
         </w:rPr>
-        <w:t xml:space="preserve">                     </w:t>
+        <w:t xml:space="preserve">                   </w:t>
       </w:r>
       <w:r>
         <w:rPr>
@@ -556,8 +898,6 @@
           <w:b/>
         </w:rPr>
       </w:pPr>
-      <w:bookmarkStart w:id="0" w:name="_GoBack"/>
-      <w:bookmarkEnd w:id="0"/>
     </w:p>
     <w:p>
       <w:pPr>
@@ -1395,7 +1735,7 @@
         <w:tc>
           <w:tcPr>
             <w:tcW w:w="4622" w:type="dxa"/>
-            <w:shd w:val="clear"/>
+            <w:shd w:val="clear" w:color="auto" w:fill="auto"/>
             <w:vAlign w:val="top"/>
           </w:tcPr>
           <w:p>
@@ -1442,7 +1782,7 @@
         <w:tc>
           <w:tcPr>
             <w:tcW w:w="4513" w:type="dxa"/>
-            <w:shd w:val="clear"/>
+            <w:shd w:val="clear" w:color="auto" w:fill="auto"/>
             <w:vAlign w:val="top"/>
           </w:tcPr>
           <w:p>
@@ -1518,7 +1858,7 @@
         <w:tc>
           <w:tcPr>
             <w:tcW w:w="4513" w:type="dxa"/>
-            <w:shd w:val="clear"/>
+            <w:shd w:val="clear" w:color="auto" w:fill="auto"/>
             <w:vAlign w:val="top"/>
           </w:tcPr>
           <w:p>
@@ -1594,7 +1934,7 @@
         <w:tc>
           <w:tcPr>
             <w:tcW w:w="4513" w:type="dxa"/>
-            <w:shd w:val="clear"/>
+            <w:shd w:val="clear" w:color="auto" w:fill="auto"/>
             <w:vAlign w:val="top"/>
           </w:tcPr>
           <w:p>
@@ -1687,6 +2027,8 @@
           <w:rFonts w:ascii="Arial Narrow" w:hAnsi="Arial Narrow" w:cs="Arial"/>
         </w:rPr>
       </w:pPr>
+      <w:bookmarkStart w:id="0" w:name="_GoBack"/>
+      <w:bookmarkEnd w:id="0"/>
     </w:p>
     <w:p>
       <w:pPr>
@@ -1926,13 +2268,6 @@
       <w:r>
         <w:rPr>
           <w:rFonts w:ascii="Arial" w:hAnsi="Arial" w:cs="Arial"/>
-          <w:u w:val="single"/>
-        </w:rPr>
-        <w:tab/>
-      </w:r>
-      <w:r>
-        <w:rPr>
-          <w:rFonts w:ascii="Arial" w:hAnsi="Arial" w:cs="Arial"/>
         </w:rPr>
         <w:tab/>
       </w:r>
@@ -1989,13 +2324,6 @@
           <w:lang w:val="en-US"/>
         </w:rPr>
         <w:t xml:space="preserve"> {OR_NUMBER}</w:t>
-      </w:r>
-      <w:r>
-        <w:rPr>
-          <w:rFonts w:ascii="Arial" w:hAnsi="Arial" w:cs="Arial"/>
-          <w:u w:val="single"/>
-        </w:rPr>
-        <w:tab/>
       </w:r>
     </w:p>
     <w:p>
@@ -2097,33 +2425,6 @@
       </w:r>
       <w:r>
         <w:rPr>
-          <w:rFonts w:ascii="Arial" w:hAnsi="Arial" w:cs="Arial"/>
-          <w:u w:val="single"/>
-        </w:rPr>
-        <w:tab/>
-      </w:r>
-      <w:r>
-        <w:rPr>
-          <w:rFonts w:ascii="Arial" w:hAnsi="Arial" w:cs="Arial"/>
-          <w:u w:val="single"/>
-        </w:rPr>
-        <w:tab/>
-      </w:r>
-      <w:r>
-        <w:rPr>
-          <w:rFonts w:ascii="Arial" w:hAnsi="Arial" w:cs="Arial"/>
-          <w:u w:val="single"/>
-        </w:rPr>
-        <w:tab/>
-      </w:r>
-      <w:r>
-        <w:rPr>
-          <w:rFonts w:ascii="Arial Narrow" w:hAnsi="Arial Narrow" w:cs="Arial"/>
-        </w:rPr>
-        <w:tab/>
-      </w:r>
-      <w:r>
-        <w:rPr>
           <w:rFonts w:ascii="Arial Narrow" w:hAnsi="Arial Narrow" w:cs="Arial"/>
         </w:rPr>
         <w:tab/>
@@ -2145,6 +2446,38 @@
           <w:rFonts w:hint="default" w:ascii="Arial Narrow" w:hAnsi="Arial Narrow" w:cs="Arial"/>
           <w:lang w:val="en-US"/>
         </w:rPr>
+        <w:t xml:space="preserve">    </w:t>
+      </w:r>
+      <w:r>
+        <w:rPr>
+          <w:rFonts w:hint="default" w:ascii="Arial Narrow" w:hAnsi="Arial Narrow" w:cs="Arial"/>
+          <w:lang w:val="en-US"/>
+        </w:rPr>
+        <w:tab/>
+        <w:t/>
+      </w:r>
+      <w:r>
+        <w:rPr>
+          <w:rFonts w:hint="default" w:ascii="Arial Narrow" w:hAnsi="Arial Narrow" w:cs="Arial"/>
+          <w:lang w:val="en-US"/>
+        </w:rPr>
+        <w:tab/>
+        <w:t/>
+      </w:r>
+      <w:r>
+        <w:rPr>
+          <w:rFonts w:hint="default" w:ascii="Arial Narrow" w:hAnsi="Arial Narrow" w:cs="Arial"/>
+          <w:lang w:val="en-US"/>
+        </w:rPr>
+        <w:tab/>
+        <w:t/>
+      </w:r>
+      <w:r>
+        <w:rPr>
+          <w:rFonts w:hint="default" w:ascii="Arial Narrow" w:hAnsi="Arial Narrow" w:cs="Arial"/>
+          <w:lang w:val="en-US"/>
+        </w:rPr>
+        <w:tab/>
         <w:t xml:space="preserve">    {CHIEF_FSES}</w:t>
       </w:r>
     </w:p>

--- a/backend/templates/FSED-37F-Storage.docx
+++ b/backend/templates/FSED-37F-Storage.docx
@@ -344,250 +344,39 @@
       <w:r>
         <w:rPr>
           <w:rFonts w:ascii="Arial" w:hAnsi="Arial" w:cs="Arial"/>
+          <w:sz w:val="24"/>
+          <w:szCs w:val="24"/>
+        </w:rPr>
+        <w:t>(Telephone No./Email Address)</w:t>
+      </w:r>
+      <w:bookmarkStart w:id="0" w:name="_GoBack"/>
+      <w:bookmarkEnd w:id="0"/>
+    </w:p>
+    <w:p>
+      <w:pPr>
+        <w:spacing w:after="0" w:line="240" w:lineRule="auto"/>
+        <w:jc w:val="center"/>
+        <w:rPr>
+          <w:rFonts w:ascii="Arial" w:hAnsi="Arial" w:cs="Arial"/>
+        </w:rPr>
+      </w:pPr>
+      <w:r>
+        <w:rPr>
+          <w:rFonts w:ascii="Arial" w:hAnsi="Arial" w:cs="Arial"/>
+          <w:sz w:val="24"/>
+          <w:szCs w:val="24"/>
           <w:lang w:val="en-US" w:eastAsia="en-US"/>
         </w:rPr>
         <mc:AlternateContent>
           <mc:Choice Requires="wps">
             <w:drawing>
-              <wp:anchor distT="0" distB="0" distL="114300" distR="114300" simplePos="0" relativeHeight="251670528" behindDoc="0" locked="0" layoutInCell="1" allowOverlap="1">
-                <wp:simplePos x="0" y="0"/>
-                <wp:positionH relativeFrom="column">
-                  <wp:posOffset>4043045</wp:posOffset>
-                </wp:positionH>
-                <wp:positionV relativeFrom="paragraph">
-                  <wp:posOffset>567055</wp:posOffset>
-                </wp:positionV>
-                <wp:extent cx="1836420" cy="3810"/>
-                <wp:effectExtent l="0" t="0" r="0" b="0"/>
-                <wp:wrapNone/>
-                <wp:docPr id="7" name="Straight Connector 7"/>
-                <wp:cNvGraphicFramePr/>
-                <a:graphic xmlns:a="http://schemas.openxmlformats.org/drawingml/2006/main">
-                  <a:graphicData uri="http://schemas.microsoft.com/office/word/2010/wordprocessingShape">
-                    <wps:wsp>
-                      <wps:cNvCnPr/>
-                      <wps:spPr>
-                        <a:xfrm>
-                          <a:off x="0" y="0"/>
-                          <a:ext cx="1836420" cy="3810"/>
-                        </a:xfrm>
-                        <a:prstGeom prst="line">
-                          <a:avLst/>
-                        </a:prstGeom>
-                      </wps:spPr>
-                      <wps:style>
-                        <a:lnRef idx="1">
-                          <a:schemeClr val="dk1"/>
-                        </a:lnRef>
-                        <a:fillRef idx="0">
-                          <a:schemeClr val="dk1"/>
-                        </a:fillRef>
-                        <a:effectRef idx="0">
-                          <a:schemeClr val="dk1"/>
-                        </a:effectRef>
-                        <a:fontRef idx="minor">
-                          <a:schemeClr val="tx1"/>
-                        </a:fontRef>
-                      </wps:style>
-                      <wps:bodyPr/>
-                    </wps:wsp>
-                  </a:graphicData>
-                </a:graphic>
-              </wp:anchor>
-            </w:drawing>
-          </mc:Choice>
-          <mc:Fallback>
-            <w:pict>
-              <v:line id="_x0000_s1026" o:spid="_x0000_s1026" o:spt="20" style="position:absolute;left:0pt;margin-left:318.35pt;margin-top:44.65pt;height:0.3pt;width:144.6pt;z-index:251670528;mso-width-relative:page;mso-height-relative:page;" filled="f" stroked="t" coordsize="21600,21600" o:gfxdata="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">
-                <v:fill on="f" focussize="0,0"/>
-                <v:stroke color="#000000 [3200]" joinstyle="round"/>
-                <v:imagedata o:title=""/>
-                <o:lock v:ext="edit" aspectratio="f"/>
-              </v:line>
-            </w:pict>
-          </mc:Fallback>
-        </mc:AlternateContent>
-      </w:r>
-      <w:r>
-        <w:rPr>
-          <w:rFonts w:ascii="Arial" w:hAnsi="Arial" w:cs="Arial"/>
-          <w:sz w:val="24"/>
-          <w:szCs w:val="24"/>
-        </w:rPr>
-        <w:t>(Telephone No./Email Address)</w:t>
-      </w:r>
-    </w:p>
-    <w:p>
-      <w:pPr>
-        <w:spacing w:after="0" w:line="240" w:lineRule="auto"/>
-        <w:jc w:val="center"/>
-        <w:rPr>
-          <w:rFonts w:ascii="Arial" w:hAnsi="Arial" w:cs="Arial"/>
-        </w:rPr>
-      </w:pPr>
-      <w:r>
-        <w:rPr>
-          <w:rFonts w:ascii="Arial" w:hAnsi="Arial" w:cs="Arial"/>
-          <w:sz w:val="24"/>
-          <w:szCs w:val="24"/>
-          <w:lang w:val="en-US" w:eastAsia="en-US"/>
-        </w:rPr>
-        <mc:AlternateContent>
-          <mc:Choice Requires="wps">
-            <w:drawing>
-              <wp:anchor distT="0" distB="0" distL="114300" distR="114300" simplePos="0" relativeHeight="251672576" behindDoc="0" locked="0" layoutInCell="1" allowOverlap="1">
-                <wp:simplePos x="0" y="0"/>
-                <wp:positionH relativeFrom="column">
-                  <wp:posOffset>1080135</wp:posOffset>
-                </wp:positionH>
-                <wp:positionV relativeFrom="paragraph">
-                  <wp:posOffset>92075</wp:posOffset>
-                </wp:positionV>
-                <wp:extent cx="2732405" cy="342900"/>
-                <wp:effectExtent l="0" t="0" r="0" b="0"/>
-                <wp:wrapNone/>
-                <wp:docPr id="49" name="Text Box 49"/>
-                <wp:cNvGraphicFramePr/>
-                <a:graphic xmlns:a="http://schemas.openxmlformats.org/drawingml/2006/main">
-                  <a:graphicData uri="http://schemas.microsoft.com/office/word/2010/wordprocessingShape">
-                    <wps:wsp>
-                      <wps:cNvSpPr txBox="1"/>
-                      <wps:spPr>
-                        <a:xfrm>
-                          <a:off x="0" y="0"/>
-                          <a:ext cx="2732405" cy="342900"/>
-                        </a:xfrm>
-                        <a:prstGeom prst="rect">
-                          <a:avLst/>
-                        </a:prstGeom>
-                        <a:noFill/>
-                        <a:ln w="6350">
-                          <a:noFill/>
-                        </a:ln>
-                        <a:effectLst/>
-                      </wps:spPr>
-                      <wps:style>
-                        <a:lnRef idx="0">
-                          <a:schemeClr val="accent1"/>
-                        </a:lnRef>
-                        <a:fillRef idx="0">
-                          <a:schemeClr val="accent1"/>
-                        </a:fillRef>
-                        <a:effectRef idx="0">
-                          <a:schemeClr val="accent1"/>
-                        </a:effectRef>
-                        <a:fontRef idx="minor">
-                          <a:schemeClr val="dk1"/>
-                        </a:fontRef>
-                      </wps:style>
-                      <wps:txbx>
-                        <w:txbxContent>
-                          <w:p>
-                            <w:pPr>
-                              <w:spacing w:after="0" w:line="240" w:lineRule="auto"/>
-                              <w:jc w:val="center"/>
-                              <w:rPr>
-                                <w:rFonts w:hint="default" w:ascii="Arial Narrow" w:hAnsi="Arial Narrow" w:eastAsia="Times New Roman" w:cs="Arial Narrow"/>
-                                <w:b/>
-                                <w:bCs/>
-                                <w:color w:val="000000"/>
-                                <w:sz w:val="28"/>
-                                <w:szCs w:val="28"/>
-                                <w:lang w:val="en-US"/>
-                              </w:rPr>
-                            </w:pPr>
-                            <w:r>
-                              <w:rPr>
-                                <w:rFonts w:hint="default" w:ascii="Arial Narrow" w:hAnsi="Arial Narrow" w:eastAsia="Times New Roman" w:cs="Arial Narrow"/>
-                                <w:b/>
-                                <w:bCs/>
-                                <w:color w:val="000000"/>
-                                <w:sz w:val="28"/>
-                                <w:szCs w:val="28"/>
-                                <w:lang w:val="en-US"/>
-                              </w:rPr>
-                              <w:t>R10-STN5-{CONTROL_NUMBER}</w:t>
-                            </w:r>
-                          </w:p>
-                        </w:txbxContent>
-                      </wps:txbx>
-                      <wps:bodyPr rot="0" spcFirstLastPara="0" vertOverflow="overflow" horzOverflow="overflow" vert="horz" wrap="square" lIns="91440" tIns="45720" rIns="91440" bIns="45720" numCol="1" spcCol="0" rtlCol="0" fromWordArt="0" anchor="t" anchorCtr="0" forceAA="0" compatLnSpc="1">
-                        <a:noAutofit/>
-                      </wps:bodyPr>
-                    </wps:wsp>
-                  </a:graphicData>
-                </a:graphic>
-              </wp:anchor>
-            </w:drawing>
-          </mc:Choice>
-          <mc:Fallback>
-            <w:pict>
-              <v:shape id="_x0000_s1026" o:spid="_x0000_s1026" o:spt="202" type="#_x0000_t202" style="position:absolute;left:0pt;margin-left:85.05pt;margin-top:7.25pt;height:27pt;width:215.15pt;z-index:251672576;mso-width-relative:page;mso-height-relative:page;" filled="f" stroked="f" coordsize="21600,21600" o:gfxdata="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">
-                <v:fill on="f" focussize="0,0"/>
-                <v:stroke on="f" weight="0.5pt"/>
-                <v:imagedata o:title=""/>
-                <o:lock v:ext="edit" aspectratio="f"/>
-                <v:textbox>
-                  <w:txbxContent>
-                    <w:p>
-                      <w:pPr>
-                        <w:spacing w:after="0" w:line="240" w:lineRule="auto"/>
-                        <w:jc w:val="center"/>
-                        <w:rPr>
-                          <w:rFonts w:hint="default" w:ascii="Arial Narrow" w:hAnsi="Arial Narrow" w:eastAsia="Times New Roman" w:cs="Arial Narrow"/>
-                          <w:b/>
-                          <w:bCs/>
-                          <w:color w:val="000000"/>
-                          <w:sz w:val="28"/>
-                          <w:szCs w:val="28"/>
-                          <w:lang w:val="en-US"/>
-                        </w:rPr>
-                      </w:pPr>
-                      <w:r>
-                        <w:rPr>
-                          <w:rFonts w:hint="default" w:ascii="Arial Narrow" w:hAnsi="Arial Narrow" w:eastAsia="Times New Roman" w:cs="Arial Narrow"/>
-                          <w:b/>
-                          <w:bCs/>
-                          <w:color w:val="000000"/>
-                          <w:sz w:val="28"/>
-                          <w:szCs w:val="28"/>
-                          <w:lang w:val="en-US"/>
-                        </w:rPr>
-                        <w:t>R10-STN5-{CONTROL_NUMBER}</w:t>
-                      </w:r>
-                    </w:p>
-                  </w:txbxContent>
-                </v:textbox>
-              </v:shape>
-            </w:pict>
-          </mc:Fallback>
-        </mc:AlternateContent>
-      </w:r>
-    </w:p>
-    <w:p>
-      <w:pPr>
-        <w:spacing w:after="0"/>
-        <w:rPr>
-          <w:rFonts w:ascii="Arial Narrow" w:hAnsi="Arial Narrow" w:cs="Arial"/>
-        </w:rPr>
-      </w:pPr>
-      <w:r>
-        <w:rPr>
-          <w:rFonts w:ascii="Arial" w:hAnsi="Arial" w:cs="Arial"/>
-          <w:sz w:val="24"/>
-          <w:szCs w:val="24"/>
-          <w:lang w:val="en-US" w:eastAsia="en-US"/>
-        </w:rPr>
-        <mc:AlternateContent>
-          <mc:Choice Requires="wps">
-            <w:drawing>
-              <wp:anchor distT="0" distB="0" distL="114300" distR="114300" simplePos="0" relativeHeight="251669504" behindDoc="0" locked="0" layoutInCell="1" allowOverlap="1">
+              <wp:anchor distT="0" distB="0" distL="114300" distR="114300" simplePos="0" relativeHeight="251667456" behindDoc="0" locked="0" layoutInCell="1" allowOverlap="1">
                 <wp:simplePos x="0" y="0"/>
                 <wp:positionH relativeFrom="column">
                   <wp:posOffset>3959860</wp:posOffset>
                 </wp:positionH>
                 <wp:positionV relativeFrom="paragraph">
-                  <wp:posOffset>1905</wp:posOffset>
+                  <wp:posOffset>109220</wp:posOffset>
                 </wp:positionV>
                 <wp:extent cx="2050415" cy="342900"/>
                 <wp:effectExtent l="0" t="0" r="0" b="0"/>
@@ -664,7 +453,7 @@
           </mc:Choice>
           <mc:Fallback>
             <w:pict>
-              <v:shape id="_x0000_s1026" o:spid="_x0000_s1026" o:spt="202" type="#_x0000_t202" style="position:absolute;left:0pt;margin-left:311.8pt;margin-top:0.15pt;height:27pt;width:161.45pt;z-index:251669504;mso-width-relative:page;mso-height-relative:page;" filled="f" stroked="f" coordsize="21600,21600" o:gfxdata="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">
+              <v:shape id="_x0000_s1026" o:spid="_x0000_s1026" o:spt="202" type="#_x0000_t202" style="position:absolute;left:0pt;margin-left:311.8pt;margin-top:8.6pt;height:27pt;width:161.45pt;z-index:251667456;mso-width-relative:page;mso-height-relative:page;" filled="f" stroked="f" coordsize="21600,21600" o:gfxdata="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">
                 <v:fill on="f" focussize="0,0"/>
                 <v:stroke on="f" weight="0.5pt"/>
                 <v:imagedata o:title=""/>
@@ -704,12 +493,263 @@
       <w:r>
         <w:rPr>
           <w:rFonts w:ascii="Arial" w:hAnsi="Arial" w:cs="Arial"/>
+          <w:sz w:val="24"/>
+          <w:szCs w:val="24"/>
           <w:lang w:val="en-US" w:eastAsia="en-US"/>
         </w:rPr>
         <mc:AlternateContent>
           <mc:Choice Requires="wps">
             <w:drawing>
-              <wp:anchor distT="0" distB="0" distL="114300" distR="114300" simplePos="0" relativeHeight="251671552" behindDoc="0" locked="0" layoutInCell="1" allowOverlap="1">
+              <wp:anchor distT="0" distB="0" distL="114300" distR="114300" simplePos="0" relativeHeight="251670528" behindDoc="0" locked="0" layoutInCell="1" allowOverlap="1">
+                <wp:simplePos x="0" y="0"/>
+                <wp:positionH relativeFrom="column">
+                  <wp:posOffset>-629285</wp:posOffset>
+                </wp:positionH>
+                <wp:positionV relativeFrom="paragraph">
+                  <wp:posOffset>107315</wp:posOffset>
+                </wp:positionV>
+                <wp:extent cx="4828540" cy="342900"/>
+                <wp:effectExtent l="0" t="0" r="0" b="0"/>
+                <wp:wrapNone/>
+                <wp:docPr id="49" name="Text Box 49"/>
+                <wp:cNvGraphicFramePr/>
+                <a:graphic xmlns:a="http://schemas.openxmlformats.org/drawingml/2006/main">
+                  <a:graphicData uri="http://schemas.microsoft.com/office/word/2010/wordprocessingShape">
+                    <wps:wsp>
+                      <wps:cNvSpPr txBox="1"/>
+                      <wps:spPr>
+                        <a:xfrm>
+                          <a:off x="0" y="0"/>
+                          <a:ext cx="4828540" cy="342900"/>
+                        </a:xfrm>
+                        <a:prstGeom prst="rect">
+                          <a:avLst/>
+                        </a:prstGeom>
+                        <a:noFill/>
+                        <a:ln w="6350">
+                          <a:noFill/>
+                        </a:ln>
+                        <a:effectLst/>
+                      </wps:spPr>
+                      <wps:style>
+                        <a:lnRef idx="0">
+                          <a:schemeClr val="accent1"/>
+                        </a:lnRef>
+                        <a:fillRef idx="0">
+                          <a:schemeClr val="accent1"/>
+                        </a:fillRef>
+                        <a:effectRef idx="0">
+                          <a:schemeClr val="accent1"/>
+                        </a:effectRef>
+                        <a:fontRef idx="minor">
+                          <a:schemeClr val="dk1"/>
+                        </a:fontRef>
+                      </wps:style>
+                      <wps:txbx>
+                        <w:txbxContent>
+                          <w:p>
+                            <w:pPr>
+                              <w:spacing w:after="0" w:line="240" w:lineRule="auto"/>
+                              <w:jc w:val="center"/>
+                              <w:rPr>
+                                <w:rFonts w:hint="default" w:ascii="Arial Narrow" w:hAnsi="Arial Narrow" w:eastAsia="Times New Roman" w:cs="Arial Narrow"/>
+                                <w:b/>
+                                <w:bCs/>
+                                <w:color w:val="000000"/>
+                                <w:sz w:val="28"/>
+                                <w:szCs w:val="28"/>
+                                <w:lang w:val="en-US"/>
+                              </w:rPr>
+                            </w:pPr>
+                            <w:r>
+                              <w:rPr>
+                                <w:rFonts w:ascii="Arial" w:hAnsi="Arial" w:cs="Arial"/>
+                                <w:b/>
+                                <w:sz w:val="28"/>
+                                <w:szCs w:val="28"/>
+                              </w:rPr>
+                              <w:t>FSCSFCL NO.</w:t>
+                            </w:r>
+                            <w:r>
+                              <w:rPr>
+                                <w:rFonts w:hint="default" w:ascii="Arial" w:hAnsi="Arial" w:cs="Arial"/>
+                                <w:b/>
+                                <w:sz w:val="28"/>
+                                <w:szCs w:val="28"/>
+                                <w:lang w:val="en-US"/>
+                              </w:rPr>
+                              <w:t xml:space="preserve"> </w:t>
+                            </w:r>
+                            <w:r>
+                              <w:rPr>
+                                <w:rFonts w:hint="default" w:ascii="Arial Narrow" w:hAnsi="Arial Narrow" w:eastAsia="Times New Roman" w:cs="Arial Narrow"/>
+                                <w:b/>
+                                <w:bCs/>
+                                <w:color w:val="000000"/>
+                                <w:sz w:val="28"/>
+                                <w:szCs w:val="28"/>
+                                <w:lang w:val="en-US"/>
+                              </w:rPr>
+                              <w:t>R10-STN5-{CONTROL_NUMBER}</w:t>
+                            </w:r>
+                          </w:p>
+                        </w:txbxContent>
+                      </wps:txbx>
+                      <wps:bodyPr rot="0" spcFirstLastPara="0" vertOverflow="overflow" horzOverflow="overflow" vert="horz" wrap="square" lIns="91440" tIns="45720" rIns="91440" bIns="45720" numCol="1" spcCol="0" rtlCol="0" fromWordArt="0" anchor="t" anchorCtr="0" forceAA="0" compatLnSpc="1">
+                        <a:noAutofit/>
+                      </wps:bodyPr>
+                    </wps:wsp>
+                  </a:graphicData>
+                </a:graphic>
+              </wp:anchor>
+            </w:drawing>
+          </mc:Choice>
+          <mc:Fallback>
+            <w:pict>
+              <v:shape id="_x0000_s1026" o:spid="_x0000_s1026" o:spt="202" type="#_x0000_t202" style="position:absolute;left:0pt;margin-left:-49.55pt;margin-top:8.45pt;height:27pt;width:380.2pt;z-index:251670528;mso-width-relative:page;mso-height-relative:page;" filled="f" stroked="f" coordsize="21600,21600" o:gfxdata="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">
+                <v:fill on="f" focussize="0,0"/>
+                <v:stroke on="f" weight="0.5pt"/>
+                <v:imagedata o:title=""/>
+                <o:lock v:ext="edit" aspectratio="f"/>
+                <v:textbox>
+                  <w:txbxContent>
+                    <w:p>
+                      <w:pPr>
+                        <w:spacing w:after="0" w:line="240" w:lineRule="auto"/>
+                        <w:jc w:val="center"/>
+                        <w:rPr>
+                          <w:rFonts w:hint="default" w:ascii="Arial Narrow" w:hAnsi="Arial Narrow" w:eastAsia="Times New Roman" w:cs="Arial Narrow"/>
+                          <w:b/>
+                          <w:bCs/>
+                          <w:color w:val="000000"/>
+                          <w:sz w:val="28"/>
+                          <w:szCs w:val="28"/>
+                          <w:lang w:val="en-US"/>
+                        </w:rPr>
+                      </w:pPr>
+                      <w:r>
+                        <w:rPr>
+                          <w:rFonts w:ascii="Arial" w:hAnsi="Arial" w:cs="Arial"/>
+                          <w:b/>
+                          <w:sz w:val="28"/>
+                          <w:szCs w:val="28"/>
+                        </w:rPr>
+                        <w:t>FSCSFCL NO.</w:t>
+                      </w:r>
+                      <w:r>
+                        <w:rPr>
+                          <w:rFonts w:hint="default" w:ascii="Arial" w:hAnsi="Arial" w:cs="Arial"/>
+                          <w:b/>
+                          <w:sz w:val="28"/>
+                          <w:szCs w:val="28"/>
+                          <w:lang w:val="en-US"/>
+                        </w:rPr>
+                        <w:t xml:space="preserve"> </w:t>
+                      </w:r>
+                      <w:r>
+                        <w:rPr>
+                          <w:rFonts w:hint="default" w:ascii="Arial Narrow" w:hAnsi="Arial Narrow" w:eastAsia="Times New Roman" w:cs="Arial Narrow"/>
+                          <w:b/>
+                          <w:bCs/>
+                          <w:color w:val="000000"/>
+                          <w:sz w:val="28"/>
+                          <w:szCs w:val="28"/>
+                          <w:lang w:val="en-US"/>
+                        </w:rPr>
+                        <w:t>R10-STN5-{CONTROL_NUMBER}</w:t>
+                      </w:r>
+                    </w:p>
+                  </w:txbxContent>
+                </v:textbox>
+              </v:shape>
+            </w:pict>
+          </mc:Fallback>
+        </mc:AlternateContent>
+      </w:r>
+    </w:p>
+    <w:p>
+      <w:pPr>
+        <w:spacing w:after="0"/>
+        <w:rPr>
+          <w:rFonts w:ascii="Arial Narrow" w:hAnsi="Arial Narrow" w:cs="Arial"/>
+        </w:rPr>
+      </w:pPr>
+      <w:r>
+        <w:rPr>
+          <w:rFonts w:ascii="Arial" w:hAnsi="Arial" w:cs="Arial"/>
+          <w:lang w:val="en-US" w:eastAsia="en-US"/>
+        </w:rPr>
+        <mc:AlternateContent>
+          <mc:Choice Requires="wps">
+            <w:drawing>
+              <wp:anchor distT="0" distB="0" distL="114300" distR="114300" simplePos="0" relativeHeight="251668480" behindDoc="0" locked="0" layoutInCell="1" allowOverlap="1">
+                <wp:simplePos x="0" y="0"/>
+                <wp:positionH relativeFrom="column">
+                  <wp:posOffset>4043045</wp:posOffset>
+                </wp:positionH>
+                <wp:positionV relativeFrom="paragraph">
+                  <wp:posOffset>162560</wp:posOffset>
+                </wp:positionV>
+                <wp:extent cx="1836420" cy="3810"/>
+                <wp:effectExtent l="0" t="0" r="0" b="0"/>
+                <wp:wrapNone/>
+                <wp:docPr id="7" name="Straight Connector 7"/>
+                <wp:cNvGraphicFramePr/>
+                <a:graphic xmlns:a="http://schemas.openxmlformats.org/drawingml/2006/main">
+                  <a:graphicData uri="http://schemas.microsoft.com/office/word/2010/wordprocessingShape">
+                    <wps:wsp>
+                      <wps:cNvCnPr/>
+                      <wps:spPr>
+                        <a:xfrm>
+                          <a:off x="0" y="0"/>
+                          <a:ext cx="1836420" cy="3810"/>
+                        </a:xfrm>
+                        <a:prstGeom prst="line">
+                          <a:avLst/>
+                        </a:prstGeom>
+                      </wps:spPr>
+                      <wps:style>
+                        <a:lnRef idx="1">
+                          <a:schemeClr val="dk1"/>
+                        </a:lnRef>
+                        <a:fillRef idx="0">
+                          <a:schemeClr val="dk1"/>
+                        </a:fillRef>
+                        <a:effectRef idx="0">
+                          <a:schemeClr val="dk1"/>
+                        </a:effectRef>
+                        <a:fontRef idx="minor">
+                          <a:schemeClr val="tx1"/>
+                        </a:fontRef>
+                      </wps:style>
+                      <wps:bodyPr/>
+                    </wps:wsp>
+                  </a:graphicData>
+                </a:graphic>
+              </wp:anchor>
+            </w:drawing>
+          </mc:Choice>
+          <mc:Fallback>
+            <w:pict>
+              <v:line id="_x0000_s1026" o:spid="_x0000_s1026" o:spt="20" style="position:absolute;left:0pt;margin-left:318.35pt;margin-top:12.8pt;height:0.3pt;width:144.6pt;z-index:251668480;mso-width-relative:page;mso-height-relative:page;" filled="f" stroked="t" coordsize="21600,21600" o:gfxdata="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">
+                <v:fill on="f" focussize="0,0"/>
+                <v:stroke color="#000000 [3200]" joinstyle="round"/>
+                <v:imagedata o:title=""/>
+                <o:lock v:ext="edit" aspectratio="f"/>
+              </v:line>
+            </w:pict>
+          </mc:Fallback>
+        </mc:AlternateContent>
+      </w:r>
+      <w:r>
+        <w:rPr>
+          <w:rFonts w:ascii="Arial" w:hAnsi="Arial" w:cs="Arial"/>
+          <w:lang w:val="en-US" w:eastAsia="en-US"/>
+        </w:rPr>
+        <mc:AlternateContent>
+          <mc:Choice Requires="wps">
+            <w:drawing>
+              <wp:anchor distT="0" distB="0" distL="114300" distR="114300" simplePos="0" relativeHeight="251669504" behindDoc="0" locked="0" layoutInCell="1" allowOverlap="1">
                 <wp:simplePos x="0" y="0"/>
                 <wp:positionH relativeFrom="column">
                   <wp:posOffset>1216025</wp:posOffset>
@@ -758,7 +798,7 @@
           </mc:Choice>
           <mc:Fallback>
             <w:pict>
-              <v:line id="_x0000_s1026" o:spid="_x0000_s1026" o:spt="20" style="position:absolute;left:0pt;margin-left:95.75pt;margin-top:13.7pt;height:0.3pt;width:144.6pt;z-index:251671552;mso-width-relative:page;mso-height-relative:page;" filled="f" stroked="t" coordsize="21600,21600" o:gfxdata="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">
+              <v:line id="_x0000_s1026" o:spid="_x0000_s1026" o:spt="20" style="position:absolute;left:0pt;margin-left:95.75pt;margin-top:13.7pt;height:0.3pt;width:144.6pt;z-index:251669504;mso-width-relative:page;mso-height-relative:page;" filled="f" stroked="t" coordsize="21600,21600" o:gfxdata="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">
                 <v:fill on="f" focussize="0,0"/>
                 <v:stroke color="#000000 [3200]" joinstyle="round"/>
                 <v:imagedata o:title=""/>
@@ -771,15 +811,6 @@
       <w:r>
         <w:rPr>
           <w:rFonts w:ascii="Arial" w:hAnsi="Arial" w:cs="Arial"/>
-          <w:b/>
-          <w:sz w:val="28"/>
-          <w:szCs w:val="28"/>
-        </w:rPr>
-        <w:t>FSCSFCL NO.</w:t>
-      </w:r>
-      <w:r>
-        <w:rPr>
-          <w:rFonts w:ascii="Arial" w:hAnsi="Arial" w:cs="Arial"/>
           <w:color w:val="FF0000"/>
           <w:sz w:val="32"/>
           <w:szCs w:val="32"/>
@@ -941,7 +972,7 @@
         <mc:AlternateContent>
           <mc:Choice Requires="wps">
             <w:drawing>
-              <wp:anchor distT="0" distB="0" distL="114300" distR="114300" simplePos="0" relativeHeight="251665408" behindDoc="0" locked="0" layoutInCell="1" allowOverlap="1">
+              <wp:anchor distT="0" distB="0" distL="114300" distR="114300" simplePos="0" relativeHeight="251663360" behindDoc="0" locked="0" layoutInCell="1" allowOverlap="1">
                 <wp:simplePos x="0" y="0"/>
                 <wp:positionH relativeFrom="column">
                   <wp:posOffset>767715</wp:posOffset>
@@ -1024,7 +1055,7 @@
           </mc:Choice>
           <mc:Fallback>
             <w:pict>
-              <v:shape id="_x0000_s1026" o:spid="_x0000_s1026" o:spt="202" type="#_x0000_t202" style="position:absolute;left:0pt;margin-left:60.45pt;margin-top:23.25pt;height:27pt;width:481.45pt;z-index:251665408;mso-width-relative:page;mso-height-relative:page;" filled="f" stroked="f" coordsize="21600,21600" o:gfxdata="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">
+              <v:shape id="_x0000_s1026" o:spid="_x0000_s1026" o:spt="202" type="#_x0000_t202" style="position:absolute;left:0pt;margin-left:60.45pt;margin-top:23.25pt;height:27pt;width:481.45pt;z-index:251663360;mso-width-relative:page;mso-height-relative:page;" filled="f" stroked="f" coordsize="21600,21600" o:gfxdata="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">
                 <v:fill on="f" focussize="0,0"/>
                 <v:stroke on="f" weight="0.5pt"/>
                 <v:imagedata o:title=""/>
@@ -1109,7 +1140,7 @@
         <mc:AlternateContent>
           <mc:Choice Requires="wps">
             <w:drawing>
-              <wp:anchor distT="0" distB="0" distL="114300" distR="114300" simplePos="0" relativeHeight="251666432" behindDoc="0" locked="0" layoutInCell="1" allowOverlap="1">
+              <wp:anchor distT="0" distB="0" distL="114300" distR="114300" simplePos="0" relativeHeight="251664384" behindDoc="0" locked="0" layoutInCell="1" allowOverlap="1">
                 <wp:simplePos x="0" y="0"/>
                 <wp:positionH relativeFrom="column">
                   <wp:posOffset>354330</wp:posOffset>
@@ -1192,7 +1223,7 @@
           </mc:Choice>
           <mc:Fallback>
             <w:pict>
-              <v:shape id="_x0000_s1026" o:spid="_x0000_s1026" o:spt="202" type="#_x0000_t202" style="position:absolute;left:0pt;margin-left:27.9pt;margin-top:7.7pt;height:27pt;width:481.45pt;z-index:251666432;mso-width-relative:page;mso-height-relative:page;" filled="f" stroked="f" coordsize="21600,21600" o:gfxdata="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">
+              <v:shape id="_x0000_s1026" o:spid="_x0000_s1026" o:spt="202" type="#_x0000_t202" style="position:absolute;left:0pt;margin-left:27.9pt;margin-top:7.7pt;height:27pt;width:481.45pt;z-index:251664384;mso-width-relative:page;mso-height-relative:page;" filled="f" stroked="f" coordsize="21600,21600" o:gfxdata="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">
                 <v:fill on="f" focussize="0,0"/>
                 <v:stroke on="f" weight="0.5pt"/>
                 <v:imagedata o:title=""/>
@@ -1282,7 +1313,7 @@
         <mc:AlternateContent>
           <mc:Choice Requires="wps">
             <w:drawing>
-              <wp:anchor distT="0" distB="0" distL="114300" distR="114300" simplePos="0" relativeHeight="251667456" behindDoc="0" locked="0" layoutInCell="1" allowOverlap="1">
+              <wp:anchor distT="0" distB="0" distL="114300" distR="114300" simplePos="0" relativeHeight="251665408" behindDoc="0" locked="0" layoutInCell="1" allowOverlap="1">
                 <wp:simplePos x="0" y="0"/>
                 <wp:positionH relativeFrom="column">
                   <wp:posOffset>-1109345</wp:posOffset>
@@ -1365,7 +1396,7 @@
           </mc:Choice>
           <mc:Fallback>
             <w:pict>
-              <v:shape id="_x0000_s1026" o:spid="_x0000_s1026" o:spt="202" type="#_x0000_t202" style="position:absolute;left:0pt;margin-left:-87.35pt;margin-top:8pt;height:27pt;width:481.45pt;z-index:251667456;mso-width-relative:page;mso-height-relative:page;" filled="f" stroked="f" coordsize="21600,21600" o:gfxdata="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">
+              <v:shape id="_x0000_s1026" o:spid="_x0000_s1026" o:spt="202" type="#_x0000_t202" style="position:absolute;left:0pt;margin-left:-87.35pt;margin-top:8pt;height:27pt;width:481.45pt;z-index:251665408;mso-width-relative:page;mso-height-relative:page;" filled="f" stroked="f" coordsize="21600,21600" o:gfxdata="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">
                 <v:fill on="f" focussize="0,0"/>
                 <v:stroke on="f" weight="0.5pt"/>
                 <v:imagedata o:title=""/>
@@ -1447,7 +1478,7 @@
         <mc:AlternateContent>
           <mc:Choice Requires="wps">
             <w:drawing>
-              <wp:anchor distT="0" distB="0" distL="114300" distR="114300" simplePos="0" relativeHeight="251668480" behindDoc="0" locked="0" layoutInCell="1" allowOverlap="1">
+              <wp:anchor distT="0" distB="0" distL="114300" distR="114300" simplePos="0" relativeHeight="251666432" behindDoc="0" locked="0" layoutInCell="1" allowOverlap="1">
                 <wp:simplePos x="0" y="0"/>
                 <wp:positionH relativeFrom="column">
                   <wp:posOffset>1527810</wp:posOffset>
@@ -1530,7 +1561,7 @@
           </mc:Choice>
           <mc:Fallback>
             <w:pict>
-              <v:shape id="_x0000_s1026" o:spid="_x0000_s1026" o:spt="202" type="#_x0000_t202" style="position:absolute;left:0pt;margin-left:120.3pt;margin-top:6.95pt;height:27pt;width:481.45pt;z-index:251668480;mso-width-relative:page;mso-height-relative:page;" filled="f" stroked="f" coordsize="21600,21600" o:gfxdata="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">
+              <v:shape id="_x0000_s1026" o:spid="_x0000_s1026" o:spt="202" type="#_x0000_t202" style="position:absolute;left:0pt;margin-left:120.3pt;margin-top:6.95pt;height:27pt;width:481.45pt;z-index:251666432;mso-width-relative:page;mso-height-relative:page;" filled="f" stroked="f" coordsize="21600,21600" o:gfxdata="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">
                 <v:fill on="f" focussize="0,0"/>
                 <v:stroke on="f" weight="0.5pt"/>
                 <v:imagedata o:title=""/>
@@ -2027,8 +2058,6 @@
           <w:rFonts w:ascii="Arial Narrow" w:hAnsi="Arial Narrow" w:cs="Arial"/>
         </w:rPr>
       </w:pPr>
-      <w:bookmarkStart w:id="0" w:name="_GoBack"/>
-      <w:bookmarkEnd w:id="0"/>
     </w:p>
     <w:p>
       <w:pPr>
@@ -2177,12 +2206,16 @@
         <w:rPr>
           <w:rFonts w:ascii="Arial" w:hAnsi="Arial" w:cs="Arial"/>
           <w:b/>
+          <w:sz w:val="20"/>
+          <w:szCs w:val="20"/>
         </w:rPr>
       </w:pPr>
       <w:r>
         <w:rPr>
           <w:rFonts w:ascii="Arial" w:hAnsi="Arial" w:cs="Arial"/>
           <w:b/>
+          <w:sz w:val="20"/>
+          <w:szCs w:val="20"/>
         </w:rPr>
         <w:t>Fire Code Fees:</w:t>
       </w:r>
@@ -2190,6 +2223,8 @@
         <w:rPr>
           <w:rFonts w:ascii="Arial" w:hAnsi="Arial" w:cs="Arial"/>
           <w:b/>
+          <w:sz w:val="20"/>
+          <w:szCs w:val="20"/>
         </w:rPr>
         <w:tab/>
       </w:r>
@@ -2197,6 +2232,8 @@
         <w:rPr>
           <w:rFonts w:ascii="Arial" w:hAnsi="Arial" w:cs="Arial"/>
           <w:b/>
+          <w:sz w:val="20"/>
+          <w:szCs w:val="20"/>
         </w:rPr>
         <w:tab/>
       </w:r>
@@ -2204,6 +2241,8 @@
         <w:rPr>
           <w:rFonts w:ascii="Arial" w:hAnsi="Arial" w:cs="Arial"/>
           <w:b/>
+          <w:sz w:val="20"/>
+          <w:szCs w:val="20"/>
         </w:rPr>
         <w:tab/>
       </w:r>
@@ -2211,6 +2250,8 @@
         <w:rPr>
           <w:rFonts w:ascii="Arial" w:hAnsi="Arial" w:cs="Arial"/>
           <w:b/>
+          <w:sz w:val="20"/>
+          <w:szCs w:val="20"/>
         </w:rPr>
         <w:tab/>
       </w:r>
@@ -2218,6 +2259,8 @@
         <w:rPr>
           <w:rFonts w:ascii="Arial" w:hAnsi="Arial" w:cs="Arial"/>
           <w:b/>
+          <w:sz w:val="20"/>
+          <w:szCs w:val="20"/>
         </w:rPr>
         <w:tab/>
       </w:r>
@@ -2225,145 +2268,251 @@
         <w:rPr>
           <w:rFonts w:ascii="Arial" w:hAnsi="Arial" w:cs="Arial"/>
           <w:b/>
-        </w:rPr>
-        <w:tab/>
-      </w:r>
-      <w:r>
+          <w:sz w:val="20"/>
+          <w:szCs w:val="20"/>
+        </w:rPr>
+        <w:t xml:space="preserve">     RECOMMEND APPROVAL:</w:t>
+      </w:r>
+    </w:p>
+    <w:p>
+      <w:pPr>
+        <w:spacing w:after="0" w:line="240" w:lineRule="auto"/>
         <w:rPr>
           <w:rFonts w:ascii="Arial" w:hAnsi="Arial" w:cs="Arial"/>
           <w:b/>
-        </w:rPr>
-        <w:t>RECOMMEND APPROVAL:</w:t>
-      </w:r>
-    </w:p>
-    <w:p>
-      <w:pPr>
-        <w:spacing w:after="0" w:line="240" w:lineRule="auto"/>
-        <w:rPr>
-          <w:rFonts w:ascii="Arial" w:hAnsi="Arial" w:cs="Arial"/>
-          <w:b/>
-        </w:rPr>
-      </w:pPr>
-      <w:r>
-        <w:rPr>
-          <w:rFonts w:ascii="Arial" w:hAnsi="Arial" w:cs="Arial"/>
-        </w:rPr>
-        <w:t xml:space="preserve">Amount Paid: </w:t>
-      </w:r>
-      <w:r>
-        <w:rPr>
-          <w:rFonts w:ascii="Arial" w:hAnsi="Arial" w:cs="Arial"/>
-          <w:u w:val="single"/>
-        </w:rPr>
-        <w:tab/>
-      </w:r>
-      <w:r>
-        <w:rPr>
-          <w:rFonts w:hint="default" w:ascii="Arial" w:hAnsi="Arial" w:cs="Arial"/>
-          <w:u w:val="single"/>
-          <w:lang w:val="en-US"/>
-        </w:rPr>
-        <w:t>{AMOUNT_PAID}</w:t>
-      </w:r>
-      <w:r>
-        <w:rPr>
-          <w:rFonts w:ascii="Arial" w:hAnsi="Arial" w:cs="Arial"/>
-        </w:rPr>
-        <w:tab/>
-      </w:r>
-      <w:r>
-        <w:rPr>
-          <w:rFonts w:ascii="Arial" w:hAnsi="Arial" w:cs="Arial"/>
-        </w:rPr>
-        <w:tab/>
-      </w:r>
-      <w:r>
-        <w:rPr>
-          <w:rFonts w:ascii="Arial" w:hAnsi="Arial" w:cs="Arial"/>
-        </w:rPr>
-        <w:tab/>
-      </w:r>
-      <w:r>
-        <w:rPr>
-          <w:rFonts w:ascii="Arial" w:hAnsi="Arial" w:cs="Arial"/>
-        </w:rPr>
-        <w:tab/>
-      </w:r>
-      <w:r>
-        <w:rPr>
-          <w:rFonts w:ascii="Arial" w:hAnsi="Arial" w:cs="Arial"/>
-        </w:rPr>
-        <w:t xml:space="preserve"> </w:t>
-      </w:r>
-    </w:p>
-    <w:p>
-      <w:pPr>
-        <w:spacing w:after="0" w:line="240" w:lineRule="auto"/>
-        <w:rPr>
-          <w:rFonts w:ascii="Arial" w:hAnsi="Arial" w:cs="Arial"/>
-          <w:u w:val="single"/>
-        </w:rPr>
-      </w:pPr>
-      <w:r>
-        <w:rPr>
-          <w:rFonts w:ascii="Arial" w:hAnsi="Arial" w:cs="Arial"/>
-        </w:rPr>
-        <w:t xml:space="preserve">O.R. Number: </w:t>
-      </w:r>
-      <w:r>
-        <w:rPr>
-          <w:rFonts w:ascii="Arial" w:hAnsi="Arial" w:cs="Arial"/>
-          <w:u w:val="single"/>
-        </w:rPr>
-        <w:tab/>
-      </w:r>
-      <w:r>
-        <w:rPr>
-          <w:rFonts w:hint="default" w:ascii="Arial" w:hAnsi="Arial" w:cs="Arial"/>
-          <w:u w:val="single"/>
-          <w:lang w:val="en-US"/>
-        </w:rPr>
-        <w:t xml:space="preserve"> {OR_NUMBER}</w:t>
-      </w:r>
-    </w:p>
-    <w:p>
-      <w:pPr>
-        <w:spacing w:after="0" w:line="240" w:lineRule="auto"/>
-        <w:rPr>
-          <w:rFonts w:hint="default" w:ascii="Arial Narrow" w:hAnsi="Arial Narrow" w:cs="Arial"/>
-          <w:u w:val="single"/>
-          <w:lang w:val="en-US"/>
-        </w:rPr>
-      </w:pPr>
-      <w:r>
-        <w:rPr>
-          <w:rFonts w:ascii="Arial" w:hAnsi="Arial" w:cs="Arial"/>
+          <w:sz w:val="20"/>
+          <w:szCs w:val="20"/>
+        </w:rPr>
+      </w:pPr>
+      <w:r>
+        <w:rPr>
+          <w:rFonts w:ascii="Arial" w:hAnsi="Arial" w:cs="Arial"/>
+          <w:sz w:val="24"/>
+          <w:szCs w:val="24"/>
           <w:lang w:val="en-US" w:eastAsia="en-US"/>
         </w:rPr>
         <mc:AlternateContent>
           <mc:Choice Requires="wps">
             <w:drawing>
-              <wp:anchor distT="0" distB="0" distL="114300" distR="114300" simplePos="0" relativeHeight="251663360" behindDoc="0" locked="0" layoutInCell="1" allowOverlap="1">
+              <wp:anchor distT="0" distB="0" distL="114300" distR="114300" simplePos="0" relativeHeight="251673600" behindDoc="1" locked="0" layoutInCell="1" allowOverlap="1">
                 <wp:simplePos x="0" y="0"/>
                 <wp:positionH relativeFrom="column">
-                  <wp:posOffset>3657600</wp:posOffset>
+                  <wp:posOffset>3057525</wp:posOffset>
                 </wp:positionH>
                 <wp:positionV relativeFrom="paragraph">
-                  <wp:posOffset>151765</wp:posOffset>
+                  <wp:posOffset>52705</wp:posOffset>
                 </wp:positionV>
-                <wp:extent cx="2047240" cy="0"/>
-                <wp:effectExtent l="0" t="4445" r="0" b="0"/>
+                <wp:extent cx="3061970" cy="486410"/>
+                <wp:effectExtent l="0" t="0" r="0" b="0"/>
                 <wp:wrapNone/>
-                <wp:docPr id="1" name="Straight Connector 1"/>
+                <wp:docPr id="20" name="Text Box 20"/>
+                <wp:cNvGraphicFramePr/>
+                <a:graphic xmlns:a="http://schemas.openxmlformats.org/drawingml/2006/main">
+                  <a:graphicData uri="http://schemas.microsoft.com/office/word/2010/wordprocessingShape">
+                    <wps:wsp>
+                      <wps:cNvSpPr txBox="1"/>
+                      <wps:spPr>
+                        <a:xfrm>
+                          <a:off x="0" y="0"/>
+                          <a:ext cx="3061970" cy="486410"/>
+                        </a:xfrm>
+                        <a:prstGeom prst="rect">
+                          <a:avLst/>
+                        </a:prstGeom>
+                        <a:noFill/>
+                        <a:ln w="6350">
+                          <a:noFill/>
+                        </a:ln>
+                        <a:effectLst/>
+                      </wps:spPr>
+                      <wps:style>
+                        <a:lnRef idx="0">
+                          <a:schemeClr val="accent1"/>
+                        </a:lnRef>
+                        <a:fillRef idx="0">
+                          <a:schemeClr val="accent1"/>
+                        </a:fillRef>
+                        <a:effectRef idx="0">
+                          <a:schemeClr val="accent1"/>
+                        </a:effectRef>
+                        <a:fontRef idx="minor">
+                          <a:schemeClr val="dk1"/>
+                        </a:fontRef>
+                      </wps:style>
+                      <wps:txbx>
+                        <w:txbxContent>
+                          <w:p>
+                            <w:pPr>
+                              <w:spacing w:after="0" w:afterLines="31" w:afterAutospacing="0" w:line="240" w:lineRule="auto"/>
+                              <w:jc w:val="center"/>
+                              <w:rPr>
+                                <w:rFonts w:hint="default" w:ascii="Arial" w:hAnsi="Arial" w:cs="Arial"/>
+                                <w:b/>
+                                <w:bCs/>
+                                <w:sz w:val="20"/>
+                                <w:szCs w:val="20"/>
+                                <w:u w:val="none"/>
+                                <w:lang w:val="en-US"/>
+                              </w:rPr>
+                            </w:pPr>
+                            <w:r>
+                              <w:rPr>
+                                <w:rFonts w:hint="default" w:ascii="Arial" w:hAnsi="Arial" w:cs="Arial"/>
+                                <w:b/>
+                                <w:bCs/>
+                                <w:sz w:val="20"/>
+                                <w:szCs w:val="20"/>
+                                <w:u w:val="none"/>
+                                <w:lang w:val="en-US"/>
+                              </w:rPr>
+                              <w:t>{CHIEF}</w:t>
+                            </w:r>
+                          </w:p>
+                          <w:p>
+                            <w:pPr>
+                              <w:jc w:val="center"/>
+                              <w:rPr>
+                                <w:rFonts w:hint="default" w:ascii="Arial" w:hAnsi="Arial" w:cs="Arial"/>
+                                <w:b/>
+                                <w:sz w:val="20"/>
+                                <w:szCs w:val="20"/>
+                              </w:rPr>
+                            </w:pPr>
+                            <w:r>
+                              <w:rPr>
+                                <w:rFonts w:hint="default" w:ascii="Arial" w:hAnsi="Arial" w:eastAsia="SimSun" w:cs="Arial"/>
+                                <w:sz w:val="20"/>
+                                <w:szCs w:val="20"/>
+                              </w:rPr>
+                              <w:t>{CHIEF_POSITION}</w:t>
+                            </w:r>
+                          </w:p>
+                          <w:p>
+                            <w:pPr>
+                              <w:spacing w:beforeAutospacing="0" w:after="0" w:afterAutospacing="0" w:line="240" w:lineRule="auto"/>
+                              <w:jc w:val="center"/>
+                              <w:rPr>
+                                <w:rFonts w:cstheme="minorHAnsi"/>
+                                <w:b/>
+                                <w:u w:val="single"/>
+                              </w:rPr>
+                            </w:pPr>
+                          </w:p>
+                        </w:txbxContent>
+                      </wps:txbx>
+                      <wps:bodyPr rot="0" spcFirstLastPara="0" vertOverflow="overflow" horzOverflow="overflow" vert="horz" wrap="square" lIns="91440" tIns="45720" rIns="91440" bIns="45720" numCol="1" spcCol="0" rtlCol="0" fromWordArt="0" anchor="t" anchorCtr="0" forceAA="0" compatLnSpc="1">
+                        <a:noAutofit/>
+                      </wps:bodyPr>
+                    </wps:wsp>
+                  </a:graphicData>
+                </a:graphic>
+              </wp:anchor>
+            </w:drawing>
+          </mc:Choice>
+          <mc:Fallback>
+            <w:pict>
+              <v:shape id="_x0000_s1026" o:spid="_x0000_s1026" o:spt="202" type="#_x0000_t202" style="position:absolute;left:0pt;margin-left:240.75pt;margin-top:4.15pt;height:38.3pt;width:241.1pt;z-index:-251642880;mso-width-relative:page;mso-height-relative:page;" filled="f" stroked="f" coordsize="21600,21600" o:gfxdata="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">
+                <v:fill on="f" focussize="0,0"/>
+                <v:stroke on="f" weight="0.5pt"/>
+                <v:imagedata o:title=""/>
+                <o:lock v:ext="edit" aspectratio="f"/>
+                <v:textbox>
+                  <w:txbxContent>
+                    <w:p>
+                      <w:pPr>
+                        <w:spacing w:after="0" w:afterLines="31" w:afterAutospacing="0" w:line="240" w:lineRule="auto"/>
+                        <w:jc w:val="center"/>
+                        <w:rPr>
+                          <w:rFonts w:hint="default" w:ascii="Arial" w:hAnsi="Arial" w:cs="Arial"/>
+                          <w:b/>
+                          <w:bCs/>
+                          <w:sz w:val="20"/>
+                          <w:szCs w:val="20"/>
+                          <w:u w:val="none"/>
+                          <w:lang w:val="en-US"/>
+                        </w:rPr>
+                      </w:pPr>
+                      <w:r>
+                        <w:rPr>
+                          <w:rFonts w:hint="default" w:ascii="Arial" w:hAnsi="Arial" w:cs="Arial"/>
+                          <w:b/>
+                          <w:bCs/>
+                          <w:sz w:val="20"/>
+                          <w:szCs w:val="20"/>
+                          <w:u w:val="none"/>
+                          <w:lang w:val="en-US"/>
+                        </w:rPr>
+                        <w:t>{CHIEF}</w:t>
+                      </w:r>
+                    </w:p>
+                    <w:p>
+                      <w:pPr>
+                        <w:jc w:val="center"/>
+                        <w:rPr>
+                          <w:rFonts w:hint="default" w:ascii="Arial" w:hAnsi="Arial" w:cs="Arial"/>
+                          <w:b/>
+                          <w:sz w:val="20"/>
+                          <w:szCs w:val="20"/>
+                        </w:rPr>
+                      </w:pPr>
+                      <w:r>
+                        <w:rPr>
+                          <w:rFonts w:hint="default" w:ascii="Arial" w:hAnsi="Arial" w:eastAsia="SimSun" w:cs="Arial"/>
+                          <w:sz w:val="20"/>
+                          <w:szCs w:val="20"/>
+                        </w:rPr>
+                        <w:t>{CHIEF_POSITION}</w:t>
+                      </w:r>
+                    </w:p>
+                    <w:p>
+                      <w:pPr>
+                        <w:spacing w:beforeAutospacing="0" w:after="0" w:afterAutospacing="0" w:line="240" w:lineRule="auto"/>
+                        <w:jc w:val="center"/>
+                        <w:rPr>
+                          <w:rFonts w:cstheme="minorHAnsi"/>
+                          <w:b/>
+                          <w:u w:val="single"/>
+                        </w:rPr>
+                      </w:pPr>
+                    </w:p>
+                  </w:txbxContent>
+                </v:textbox>
+              </v:shape>
+            </w:pict>
+          </mc:Fallback>
+        </mc:AlternateContent>
+      </w:r>
+      <w:r>
+        <w:rPr>
+          <w:rFonts w:ascii="Arial" w:hAnsi="Arial" w:cs="Arial"/>
+          <w:sz w:val="24"/>
+          <w:szCs w:val="24"/>
+          <w:lang w:val="en-US" w:eastAsia="en-US"/>
+        </w:rPr>
+        <mc:AlternateContent>
+          <mc:Choice Requires="wps">
+            <w:drawing>
+              <wp:anchor distT="0" distB="0" distL="114300" distR="114300" simplePos="0" relativeHeight="251674624" behindDoc="0" locked="0" layoutInCell="1" allowOverlap="1">
+                <wp:simplePos x="0" y="0"/>
+                <wp:positionH relativeFrom="column">
+                  <wp:posOffset>781050</wp:posOffset>
+                </wp:positionH>
+                <wp:positionV relativeFrom="paragraph">
+                  <wp:posOffset>147955</wp:posOffset>
+                </wp:positionV>
+                <wp:extent cx="1314450" cy="0"/>
+                <wp:effectExtent l="0" t="4445" r="0" b="5080"/>
+                <wp:wrapNone/>
+                <wp:docPr id="1694765211" name="Straight Connector 22"/>
                 <wp:cNvGraphicFramePr/>
                 <a:graphic xmlns:a="http://schemas.openxmlformats.org/drawingml/2006/main">
                   <a:graphicData uri="http://schemas.microsoft.com/office/word/2010/wordprocessingShape">
                     <wps:wsp>
                       <wps:cNvCnPr/>
                       <wps:spPr>
-                        <a:xfrm flipV="1">
+                        <a:xfrm>
                           <a:off x="0" y="0"/>
-                          <a:ext cx="2047461" cy="1"/>
+                          <a:ext cx="1314450" cy="0"/>
                         </a:xfrm>
                         <a:prstGeom prst="line">
                           <a:avLst/>
@@ -2392,7 +2541,7 @@
           </mc:Choice>
           <mc:Fallback>
             <w:pict>
-              <v:line id="_x0000_s1026" o:spid="_x0000_s1026" o:spt="20" style="position:absolute;left:0pt;flip:y;margin-left:288pt;margin-top:11.95pt;height:0pt;width:161.2pt;z-index:251663360;mso-width-relative:page;mso-height-relative:page;" filled="f" stroked="t" coordsize="21600,21600" o:gfxdata="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">
+              <v:line id="Straight Connector 22" o:spid="_x0000_s1026" o:spt="20" style="position:absolute;left:0pt;margin-left:61.5pt;margin-top:11.65pt;height:0pt;width:103.5pt;z-index:251674624;mso-width-relative:page;mso-height-relative:page;" filled="f" stroked="t" coordsize="21600,21600" o:gfxdata="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">
                 <v:fill on="f" focussize="0,0"/>
                 <v:stroke color="#000000 [3200]" joinstyle="round"/>
                 <v:imagedata o:title=""/>
@@ -2405,351 +2554,118 @@
       <w:r>
         <w:rPr>
           <w:rFonts w:ascii="Arial" w:hAnsi="Arial" w:cs="Arial"/>
-        </w:rPr>
-        <w:t xml:space="preserve">Date: </w:t>
-      </w:r>
-      <w:r>
-        <w:rPr>
-          <w:rFonts w:ascii="Arial" w:hAnsi="Arial" w:cs="Arial"/>
-          <w:u w:val="single"/>
-        </w:rPr>
-        <w:tab/>
-      </w:r>
-      <w:r>
-        <w:rPr>
-          <w:rFonts w:hint="default" w:ascii="Arial" w:hAnsi="Arial" w:cs="Arial"/>
-          <w:u w:val="single"/>
-          <w:lang w:val="en-US"/>
-        </w:rPr>
-        <w:t>{OR_DATE}</w:t>
-      </w:r>
-      <w:r>
-        <w:rPr>
-          <w:rFonts w:ascii="Arial Narrow" w:hAnsi="Arial Narrow" w:cs="Arial"/>
-        </w:rPr>
-        <w:tab/>
-      </w:r>
-      <w:r>
-        <w:rPr>
-          <w:rFonts w:ascii="Arial Narrow" w:hAnsi="Arial Narrow" w:cs="Arial"/>
-        </w:rPr>
-        <w:tab/>
-      </w:r>
-      <w:r>
-        <w:rPr>
-          <w:rFonts w:ascii="Arial Narrow" w:hAnsi="Arial Narrow" w:cs="Arial"/>
-        </w:rPr>
-        <w:tab/>
-      </w:r>
-      <w:r>
-        <w:rPr>
-          <w:rFonts w:hint="default" w:ascii="Arial Narrow" w:hAnsi="Arial Narrow" w:cs="Arial"/>
-          <w:lang w:val="en-US"/>
-        </w:rPr>
-        <w:t xml:space="preserve">    </w:t>
-      </w:r>
-      <w:r>
-        <w:rPr>
-          <w:rFonts w:hint="default" w:ascii="Arial Narrow" w:hAnsi="Arial Narrow" w:cs="Arial"/>
-          <w:lang w:val="en-US"/>
-        </w:rPr>
-        <w:tab/>
-        <w:t/>
-      </w:r>
-      <w:r>
-        <w:rPr>
-          <w:rFonts w:hint="default" w:ascii="Arial Narrow" w:hAnsi="Arial Narrow" w:cs="Arial"/>
-          <w:lang w:val="en-US"/>
-        </w:rPr>
-        <w:tab/>
-        <w:t/>
-      </w:r>
-      <w:r>
-        <w:rPr>
-          <w:rFonts w:hint="default" w:ascii="Arial Narrow" w:hAnsi="Arial Narrow" w:cs="Arial"/>
-          <w:lang w:val="en-US"/>
-        </w:rPr>
-        <w:tab/>
-        <w:t/>
-      </w:r>
-      <w:r>
-        <w:rPr>
-          <w:rFonts w:hint="default" w:ascii="Arial Narrow" w:hAnsi="Arial Narrow" w:cs="Arial"/>
-          <w:lang w:val="en-US"/>
-        </w:rPr>
-        <w:tab/>
-        <w:t xml:space="preserve">    {CHIEF_FSES}</w:t>
-      </w:r>
-    </w:p>
-    <w:p>
-      <w:pPr>
-        <w:spacing w:after="0" w:line="240" w:lineRule="auto"/>
-        <w:rPr>
-          <w:rFonts w:ascii="Arial" w:hAnsi="Arial" w:cs="Arial"/>
-        </w:rPr>
-      </w:pPr>
-      <w:r>
-        <w:rPr>
-          <w:rFonts w:ascii="Arial Narrow" w:hAnsi="Arial Narrow" w:cs="Arial"/>
-        </w:rPr>
-        <w:tab/>
-      </w:r>
-      <w:r>
-        <w:rPr>
-          <w:rFonts w:ascii="Arial Narrow" w:hAnsi="Arial Narrow" w:cs="Arial"/>
-        </w:rPr>
-        <w:tab/>
-      </w:r>
-      <w:r>
-        <w:rPr>
-          <w:rFonts w:ascii="Arial Narrow" w:hAnsi="Arial Narrow" w:cs="Arial"/>
-        </w:rPr>
-        <w:tab/>
-      </w:r>
-      <w:r>
-        <w:rPr>
-          <w:rFonts w:ascii="Arial Narrow" w:hAnsi="Arial Narrow" w:cs="Arial"/>
-        </w:rPr>
-        <w:tab/>
-      </w:r>
-      <w:r>
-        <w:rPr>
-          <w:rFonts w:ascii="Arial Narrow" w:hAnsi="Arial Narrow" w:cs="Arial"/>
-        </w:rPr>
-        <w:tab/>
-      </w:r>
-      <w:r>
-        <w:rPr>
-          <w:rFonts w:ascii="Arial Narrow" w:hAnsi="Arial Narrow" w:cs="Arial"/>
-        </w:rPr>
-        <w:tab/>
-      </w:r>
-      <w:r>
-        <w:rPr>
-          <w:rFonts w:ascii="Arial Narrow" w:hAnsi="Arial Narrow" w:cs="Arial"/>
-        </w:rPr>
-        <w:tab/>
-      </w:r>
-      <w:r>
-        <w:rPr>
-          <w:rFonts w:ascii="Arial Narrow" w:hAnsi="Arial Narrow" w:cs="Arial"/>
-        </w:rPr>
-        <w:tab/>
-      </w:r>
-      <w:r>
-        <w:rPr>
-          <w:rFonts w:ascii="Arial Narrow" w:hAnsi="Arial Narrow" w:cs="Arial"/>
-        </w:rPr>
-        <w:tab/>
-      </w:r>
-      <w:r>
-        <w:rPr>
-          <w:rFonts w:ascii="Arial Narrow" w:hAnsi="Arial Narrow" w:cs="Arial"/>
-        </w:rPr>
-        <w:t xml:space="preserve">   </w:t>
-      </w:r>
-      <w:r>
-        <w:rPr>
-          <w:rFonts w:ascii="Arial" w:hAnsi="Arial" w:cs="Arial"/>
-        </w:rPr>
-        <w:t>CHIEF, FSES</w:t>
-      </w:r>
-    </w:p>
-    <w:p>
-      <w:pPr>
-        <w:spacing w:after="0" w:line="240" w:lineRule="auto"/>
-        <w:rPr>
-          <w:rFonts w:ascii="Arial Narrow" w:hAnsi="Arial Narrow" w:cs="Arial"/>
-        </w:rPr>
-      </w:pPr>
-    </w:p>
-    <w:p>
-      <w:pPr>
-        <w:spacing w:after="0" w:line="240" w:lineRule="auto"/>
-        <w:rPr>
-          <w:rFonts w:ascii="Arial Narrow" w:hAnsi="Arial Narrow" w:cs="Arial"/>
-        </w:rPr>
-      </w:pPr>
-    </w:p>
-    <w:p>
-      <w:pPr>
-        <w:spacing w:after="0" w:line="240" w:lineRule="auto"/>
-        <w:rPr>
-          <w:rFonts w:ascii="Arial" w:hAnsi="Arial" w:cs="Arial"/>
-          <w:b/>
-        </w:rPr>
-      </w:pPr>
-      <w:r>
-        <w:rPr>
-          <w:rFonts w:ascii="Arial Narrow" w:hAnsi="Arial Narrow" w:cs="Arial"/>
-        </w:rPr>
-        <w:tab/>
-      </w:r>
-      <w:r>
-        <w:rPr>
-          <w:rFonts w:ascii="Arial Narrow" w:hAnsi="Arial Narrow" w:cs="Arial"/>
-        </w:rPr>
-        <w:tab/>
-      </w:r>
-      <w:r>
-        <w:rPr>
-          <w:rFonts w:ascii="Arial Narrow" w:hAnsi="Arial Narrow" w:cs="Arial"/>
-        </w:rPr>
-        <w:tab/>
-      </w:r>
-      <w:r>
-        <w:rPr>
-          <w:rFonts w:ascii="Arial Narrow" w:hAnsi="Arial Narrow" w:cs="Arial"/>
-        </w:rPr>
-        <w:tab/>
-      </w:r>
-      <w:r>
-        <w:rPr>
-          <w:rFonts w:ascii="Arial Narrow" w:hAnsi="Arial Narrow" w:cs="Arial"/>
-        </w:rPr>
-        <w:tab/>
-      </w:r>
-      <w:r>
-        <w:rPr>
-          <w:rFonts w:ascii="Arial Narrow" w:hAnsi="Arial Narrow" w:cs="Arial"/>
-        </w:rPr>
-        <w:tab/>
-      </w:r>
-      <w:r>
-        <w:rPr>
-          <w:rFonts w:ascii="Arial Narrow" w:hAnsi="Arial Narrow" w:cs="Arial"/>
-        </w:rPr>
-        <w:tab/>
-      </w:r>
-      <w:r>
-        <w:rPr>
-          <w:rFonts w:ascii="Arial Narrow" w:hAnsi="Arial Narrow" w:cs="Arial"/>
-        </w:rPr>
-        <w:tab/>
-      </w:r>
-      <w:r>
-        <w:rPr>
-          <w:rFonts w:ascii="Arial" w:hAnsi="Arial" w:cs="Arial"/>
-          <w:b/>
-        </w:rPr>
-        <w:t>APPROVED:</w:t>
-      </w:r>
-      <w:r>
-        <w:rPr>
-          <w:rFonts w:ascii="Arial" w:hAnsi="Arial" w:cs="Arial"/>
-        </w:rPr>
-        <w:t xml:space="preserve"> </w:t>
-      </w:r>
-    </w:p>
-    <w:p>
-      <w:pPr>
-        <w:spacing w:after="0" w:line="240" w:lineRule="auto"/>
-        <w:rPr>
-          <w:rFonts w:ascii="Arial Narrow" w:hAnsi="Arial Narrow" w:cs="Arial"/>
-        </w:rPr>
-      </w:pPr>
-    </w:p>
-    <w:p>
-      <w:pPr>
-        <w:spacing w:after="0" w:line="240" w:lineRule="auto"/>
-        <w:rPr>
-          <w:rFonts w:hint="default" w:ascii="Arial Narrow" w:hAnsi="Arial Narrow" w:cs="Arial"/>
-          <w:u w:val="single"/>
-          <w:lang w:val="en-US"/>
-        </w:rPr>
-      </w:pPr>
-      <w:r>
-        <w:rPr>
-          <w:rFonts w:ascii="Arial Narrow" w:hAnsi="Arial Narrow" w:cs="Arial"/>
-        </w:rPr>
-        <w:tab/>
-      </w:r>
-      <w:r>
-        <w:rPr>
-          <w:rFonts w:ascii="Arial Narrow" w:hAnsi="Arial Narrow" w:cs="Arial"/>
-        </w:rPr>
-        <w:tab/>
-      </w:r>
-      <w:r>
-        <w:rPr>
-          <w:rFonts w:ascii="Arial Narrow" w:hAnsi="Arial Narrow" w:cs="Arial"/>
-        </w:rPr>
-        <w:tab/>
-      </w:r>
-      <w:r>
-        <w:rPr>
-          <w:rFonts w:ascii="Arial Narrow" w:hAnsi="Arial Narrow" w:cs="Arial"/>
-        </w:rPr>
-        <w:tab/>
-      </w:r>
-      <w:r>
-        <w:rPr>
-          <w:rFonts w:ascii="Arial Narrow" w:hAnsi="Arial Narrow" w:cs="Arial"/>
-        </w:rPr>
-        <w:tab/>
-      </w:r>
-      <w:r>
-        <w:rPr>
-          <w:rFonts w:ascii="Arial Narrow" w:hAnsi="Arial Narrow" w:cs="Arial"/>
-        </w:rPr>
-        <w:tab/>
-      </w:r>
-      <w:r>
-        <w:rPr>
-          <w:rFonts w:ascii="Arial Narrow" w:hAnsi="Arial Narrow" w:cs="Arial"/>
-        </w:rPr>
-        <w:tab/>
-      </w:r>
-      <w:r>
-        <w:rPr>
-          <w:rFonts w:ascii="Arial Narrow" w:hAnsi="Arial Narrow" w:cs="Arial"/>
-        </w:rPr>
-        <w:tab/>
-      </w:r>
-      <w:r>
-        <w:rPr>
-          <w:rFonts w:hint="default" w:ascii="Arial Narrow" w:hAnsi="Arial Narrow" w:cs="Arial"/>
-          <w:lang w:val="en-US"/>
-        </w:rPr>
-        <w:tab/>
-      </w:r>
-      <w:r>
-        <w:rPr>
-          <w:rFonts w:hint="default" w:ascii="Arial Narrow" w:hAnsi="Arial Narrow" w:cs="Arial"/>
-          <w:lang w:val="en-US"/>
-        </w:rPr>
-        <w:t xml:space="preserve">    {FIRE_MARSHAL}</w:t>
-      </w:r>
-    </w:p>
-    <w:p>
-      <w:pPr>
-        <w:spacing w:after="0" w:line="240" w:lineRule="auto"/>
-        <w:rPr>
-          <w:rFonts w:ascii="Arial" w:hAnsi="Arial" w:cs="Arial"/>
           <w:sz w:val="20"/>
           <w:szCs w:val="20"/>
         </w:rPr>
-      </w:pPr>
-      <w:r>
-        <w:rPr>
-          <w:rFonts w:ascii="Arial" w:hAnsi="Arial" w:cs="Arial"/>
+        <w:t xml:space="preserve">Amount Paid: </w:t>
+      </w:r>
+      <w:r>
+        <w:rPr>
+          <w:rFonts w:ascii="Helvetica" w:hAnsi="Helvetica" w:eastAsia="Helvetica" w:cs="Helvetica"/>
+          <w:b w:val="0"/>
+          <w:bCs w:val="0"/>
+          <w:i w:val="0"/>
+          <w:iCs w:val="0"/>
+          <w:caps w:val="0"/>
+          <w:color w:val="000000" w:themeColor="text1"/>
+          <w:spacing w:val="0"/>
+          <w:sz w:val="22"/>
+          <w:szCs w:val="22"/>
+          <w:shd w:val="clear" w:fill="FFFFFF"/>
+          <w14:textFill>
+            <w14:solidFill>
+              <w14:schemeClr w14:val="tx1"/>
+            </w14:solidFill>
+          </w14:textFill>
+        </w:rPr>
+        <w:t>₱</w:t>
+      </w:r>
+      <w:r>
+        <w:rPr>
+          <w:rFonts w:hint="default" w:ascii="Helvetica" w:hAnsi="Helvetica" w:eastAsia="Helvetica" w:cs="Helvetica"/>
+          <w:b w:val="0"/>
+          <w:bCs w:val="0"/>
+          <w:i w:val="0"/>
+          <w:iCs w:val="0"/>
+          <w:caps w:val="0"/>
+          <w:color w:val="000000" w:themeColor="text1"/>
+          <w:spacing w:val="0"/>
+          <w:sz w:val="22"/>
+          <w:szCs w:val="22"/>
+          <w:shd w:val="clear" w:fill="FFFFFF"/>
+          <w:lang w:val="en-US"/>
+          <w14:textFill>
+            <w14:solidFill>
+              <w14:schemeClr w14:val="tx1"/>
+            </w14:solidFill>
+          </w14:textFill>
+        </w:rPr>
+        <w:t xml:space="preserve"> {OR_AMOUNT}</w:t>
+      </w:r>
+      <w:r>
+        <w:rPr>
+          <w:rFonts w:ascii="Arial" w:hAnsi="Arial" w:cs="Arial"/>
+          <w:sz w:val="20"/>
+          <w:szCs w:val="20"/>
+        </w:rPr>
+        <w:tab/>
+      </w:r>
+      <w:r>
+        <w:rPr>
+          <w:rFonts w:ascii="Arial" w:hAnsi="Arial" w:cs="Arial"/>
+          <w:sz w:val="20"/>
+          <w:szCs w:val="20"/>
+        </w:rPr>
+        <w:tab/>
+      </w:r>
+      <w:r>
+        <w:rPr>
+          <w:rFonts w:ascii="Arial" w:hAnsi="Arial" w:cs="Arial"/>
+          <w:sz w:val="20"/>
+          <w:szCs w:val="20"/>
+        </w:rPr>
+        <w:tab/>
+      </w:r>
+      <w:r>
+        <w:rPr>
+          <w:rFonts w:ascii="Arial" w:hAnsi="Arial" w:cs="Arial"/>
+          <w:sz w:val="20"/>
+          <w:szCs w:val="20"/>
+        </w:rPr>
+        <w:t xml:space="preserve"> </w:t>
+      </w:r>
+    </w:p>
+    <w:p>
+      <w:pPr>
+        <w:spacing w:after="0" w:line="240" w:lineRule="auto"/>
+        <w:rPr>
+          <w:rFonts w:ascii="Arial" w:hAnsi="Arial" w:cs="Arial"/>
+          <w:sz w:val="20"/>
+          <w:szCs w:val="20"/>
+        </w:rPr>
+      </w:pPr>
+      <w:r>
+        <w:rPr>
+          <w:rFonts w:ascii="Arial" w:hAnsi="Arial" w:cs="Arial"/>
+          <w:sz w:val="24"/>
+          <w:szCs w:val="24"/>
           <w:lang w:val="en-US" w:eastAsia="en-US"/>
         </w:rPr>
         <mc:AlternateContent>
           <mc:Choice Requires="wps">
             <w:drawing>
-              <wp:anchor distT="0" distB="0" distL="114300" distR="114300" simplePos="0" relativeHeight="251664384" behindDoc="0" locked="0" layoutInCell="1" allowOverlap="1">
+              <wp:anchor distT="0" distB="0" distL="114300" distR="114300" simplePos="0" relativeHeight="251677696" behindDoc="0" locked="0" layoutInCell="1" allowOverlap="1">
                 <wp:simplePos x="0" y="0"/>
                 <wp:positionH relativeFrom="column">
-                  <wp:posOffset>3658870</wp:posOffset>
+                  <wp:posOffset>3418840</wp:posOffset>
                 </wp:positionH>
                 <wp:positionV relativeFrom="paragraph">
-                  <wp:posOffset>1905</wp:posOffset>
+                  <wp:posOffset>78740</wp:posOffset>
                 </wp:positionV>
-                <wp:extent cx="2047240" cy="0"/>
-                <wp:effectExtent l="0" t="4445" r="0" b="0"/>
+                <wp:extent cx="2308225" cy="10795"/>
+                <wp:effectExtent l="0" t="4445" r="15875" b="13335"/>
                 <wp:wrapNone/>
-                <wp:docPr id="3" name="Straight Connector 3"/>
+                <wp:docPr id="19" name="Straight Connector 22"/>
                 <wp:cNvGraphicFramePr/>
                 <a:graphic xmlns:a="http://schemas.openxmlformats.org/drawingml/2006/main">
                   <a:graphicData uri="http://schemas.microsoft.com/office/word/2010/wordprocessingShape">
@@ -2758,7 +2674,7 @@
                       <wps:spPr>
                         <a:xfrm flipV="1">
                           <a:off x="0" y="0"/>
-                          <a:ext cx="2047240" cy="0"/>
+                          <a:ext cx="2308225" cy="10795"/>
                         </a:xfrm>
                         <a:prstGeom prst="line">
                           <a:avLst/>
@@ -2787,7 +2703,7 @@
           </mc:Choice>
           <mc:Fallback>
             <w:pict>
-              <v:line id="_x0000_s1026" o:spid="_x0000_s1026" o:spt="20" style="position:absolute;left:0pt;flip:y;margin-left:288.1pt;margin-top:0.15pt;height:0pt;width:161.2pt;z-index:251664384;mso-width-relative:page;mso-height-relative:page;" filled="f" stroked="t" coordsize="21600,21600" o:gfxdata="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">
+              <v:line id="Straight Connector 22" o:spid="_x0000_s1026" o:spt="20" style="position:absolute;left:0pt;flip:y;margin-left:269.2pt;margin-top:6.2pt;height:0.85pt;width:181.75pt;z-index:251677696;mso-width-relative:page;mso-height-relative:page;" filled="f" stroked="t" coordsize="21600,21600" o:gfxdata="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">
                 <v:fill on="f" focussize="0,0"/>
                 <v:stroke color="#000000 [3200]" joinstyle="round"/>
                 <v:imagedata o:title=""/>
@@ -2799,9 +2715,72 @@
       </w:r>
       <w:r>
         <w:rPr>
-          <w:rFonts w:ascii="Arial Narrow" w:hAnsi="Arial Narrow" w:cs="Arial"/>
-        </w:rPr>
-        <w:t xml:space="preserve">                                                                                                                      </w:t>
+          <w:rFonts w:ascii="Arial" w:hAnsi="Arial" w:cs="Arial"/>
+          <w:sz w:val="24"/>
+          <w:szCs w:val="24"/>
+          <w:lang w:val="en-US" w:eastAsia="en-US"/>
+        </w:rPr>
+        <mc:AlternateContent>
+          <mc:Choice Requires="wps">
+            <w:drawing>
+              <wp:anchor distT="0" distB="0" distL="114300" distR="114300" simplePos="0" relativeHeight="251675648" behindDoc="0" locked="0" layoutInCell="1" allowOverlap="1">
+                <wp:simplePos x="0" y="0"/>
+                <wp:positionH relativeFrom="column">
+                  <wp:posOffset>781050</wp:posOffset>
+                </wp:positionH>
+                <wp:positionV relativeFrom="paragraph">
+                  <wp:posOffset>146050</wp:posOffset>
+                </wp:positionV>
+                <wp:extent cx="1314450" cy="0"/>
+                <wp:effectExtent l="0" t="4445" r="0" b="5080"/>
+                <wp:wrapNone/>
+                <wp:docPr id="1094408323" name="Straight Connector 22"/>
+                <wp:cNvGraphicFramePr/>
+                <a:graphic xmlns:a="http://schemas.openxmlformats.org/drawingml/2006/main">
+                  <a:graphicData uri="http://schemas.microsoft.com/office/word/2010/wordprocessingShape">
+                    <wps:wsp>
+                      <wps:cNvCnPr/>
+                      <wps:spPr>
+                        <a:xfrm>
+                          <a:off x="0" y="0"/>
+                          <a:ext cx="1314450" cy="0"/>
+                        </a:xfrm>
+                        <a:prstGeom prst="line">
+                          <a:avLst/>
+                        </a:prstGeom>
+                      </wps:spPr>
+                      <wps:style>
+                        <a:lnRef idx="1">
+                          <a:schemeClr val="dk1"/>
+                        </a:lnRef>
+                        <a:fillRef idx="0">
+                          <a:schemeClr val="dk1"/>
+                        </a:fillRef>
+                        <a:effectRef idx="0">
+                          <a:schemeClr val="dk1"/>
+                        </a:effectRef>
+                        <a:fontRef idx="minor">
+                          <a:schemeClr val="tx1"/>
+                        </a:fontRef>
+                      </wps:style>
+                      <wps:bodyPr/>
+                    </wps:wsp>
+                  </a:graphicData>
+                </a:graphic>
+              </wp:anchor>
+            </w:drawing>
+          </mc:Choice>
+          <mc:Fallback>
+            <w:pict>
+              <v:line id="Straight Connector 22" o:spid="_x0000_s1026" o:spt="20" style="position:absolute;left:0pt;margin-left:61.5pt;margin-top:11.5pt;height:0pt;width:103.5pt;z-index:251675648;mso-width-relative:page;mso-height-relative:page;" filled="f" stroked="t" coordsize="21600,21600" o:gfxdata="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">
+                <v:fill on="f" focussize="0,0"/>
+                <v:stroke color="#000000 [3200]" joinstyle="round"/>
+                <v:imagedata o:title=""/>
+                <o:lock v:ext="edit" aspectratio="f"/>
+              </v:line>
+            </w:pict>
+          </mc:Fallback>
+        </mc:AlternateContent>
       </w:r>
       <w:r>
         <w:rPr>
@@ -2809,6 +2788,718 @@
           <w:sz w:val="20"/>
           <w:szCs w:val="20"/>
         </w:rPr>
+        <w:t xml:space="preserve">O.R. Number:   </w:t>
+      </w:r>
+      <w:r>
+        <w:rPr>
+          <w:rFonts w:ascii="Arial" w:hAnsi="Arial" w:cs="Arial"/>
+          <w:sz w:val="20"/>
+          <w:szCs w:val="20"/>
+        </w:rPr>
+        <w:fldChar w:fldCharType="begin"/>
+      </w:r>
+      <w:r>
+        <w:rPr>
+          <w:rFonts w:ascii="Arial" w:hAnsi="Arial" w:cs="Arial"/>
+          <w:sz w:val="20"/>
+          <w:szCs w:val="20"/>
+        </w:rPr>
+        <w:instrText xml:space="preserve"> MERGEFIELD OR_NUMBER </w:instrText>
+      </w:r>
+      <w:r>
+        <w:rPr>
+          <w:rFonts w:ascii="Arial" w:hAnsi="Arial" w:cs="Arial"/>
+          <w:sz w:val="20"/>
+          <w:szCs w:val="20"/>
+        </w:rPr>
+        <w:fldChar w:fldCharType="separate"/>
+      </w:r>
+      <w:r>
+        <w:rPr>
+          <w:rFonts w:hint="default" w:ascii="Arial" w:hAnsi="Arial" w:cs="Arial"/>
+          <w:sz w:val="20"/>
+          <w:szCs w:val="20"/>
+          <w:lang w:val="en-US"/>
+        </w:rPr>
+        <w:t>{</w:t>
+      </w:r>
+      <w:r>
+        <w:rPr>
+          <w:rFonts w:ascii="Arial" w:hAnsi="Arial" w:cs="Arial"/>
+          <w:sz w:val="20"/>
+          <w:szCs w:val="20"/>
+        </w:rPr>
+        <w:t>OR_NUMBER</w:t>
+      </w:r>
+      <w:r>
+        <w:rPr>
+          <w:rFonts w:hint="default" w:ascii="Arial" w:hAnsi="Arial" w:cs="Arial"/>
+          <w:sz w:val="20"/>
+          <w:szCs w:val="20"/>
+          <w:lang w:val="en-US"/>
+        </w:rPr>
+        <w:t>}</w:t>
+      </w:r>
+      <w:r>
+        <w:rPr>
+          <w:rFonts w:ascii="Arial" w:hAnsi="Arial" w:cs="Arial"/>
+          <w:sz w:val="20"/>
+          <w:szCs w:val="20"/>
+        </w:rPr>
+        <w:fldChar w:fldCharType="end"/>
+      </w:r>
+      <w:r>
+        <w:rPr>
+          <w:rFonts w:ascii="Arial" w:hAnsi="Arial" w:cs="Arial"/>
+          <w:sz w:val="20"/>
+          <w:szCs w:val="20"/>
+        </w:rPr>
+        <w:tab/>
+      </w:r>
+      <w:r>
+        <w:rPr>
+          <w:rFonts w:ascii="Arial" w:hAnsi="Arial" w:cs="Arial"/>
+          <w:sz w:val="20"/>
+          <w:szCs w:val="20"/>
+        </w:rPr>
+        <w:tab/>
+      </w:r>
+    </w:p>
+    <w:p>
+      <w:pPr>
+        <w:spacing w:after="0" w:line="240" w:lineRule="auto"/>
+        <w:rPr>
+          <w:rFonts w:ascii="Arial" w:hAnsi="Arial" w:cs="Arial"/>
+          <w:sz w:val="20"/>
+          <w:szCs w:val="20"/>
+        </w:rPr>
+      </w:pPr>
+      <w:r>
+        <w:rPr>
+          <w:rFonts w:ascii="Arial" w:hAnsi="Arial" w:cs="Arial"/>
+          <w:sz w:val="20"/>
+          <w:szCs w:val="20"/>
+        </w:rPr>
+        <w:t xml:space="preserve">Date: </w:t>
+      </w:r>
+      <w:r>
+        <w:rPr>
+          <w:rFonts w:ascii="Arial" w:hAnsi="Arial" w:cs="Arial"/>
+          <w:sz w:val="20"/>
+          <w:szCs w:val="20"/>
+        </w:rPr>
+        <w:fldChar w:fldCharType="begin"/>
+      </w:r>
+      <w:r>
+        <w:rPr>
+          <w:rFonts w:ascii="Arial" w:hAnsi="Arial" w:cs="Arial"/>
+          <w:sz w:val="20"/>
+          <w:szCs w:val="20"/>
+        </w:rPr>
+        <w:instrText xml:space="preserve"> MERGEFIELD OR_DATE </w:instrText>
+      </w:r>
+      <w:r>
+        <w:rPr>
+          <w:rFonts w:ascii="Arial" w:hAnsi="Arial" w:cs="Arial"/>
+          <w:sz w:val="20"/>
+          <w:szCs w:val="20"/>
+        </w:rPr>
+        <w:fldChar w:fldCharType="separate"/>
+      </w:r>
+      <w:r>
+        <w:rPr>
+          <w:rFonts w:hint="default" w:ascii="Arial" w:hAnsi="Arial" w:cs="Arial"/>
+          <w:sz w:val="20"/>
+          <w:szCs w:val="20"/>
+          <w:lang w:val="en-US"/>
+        </w:rPr>
+        <w:t>{</w:t>
+      </w:r>
+      <w:r>
+        <w:rPr>
+          <w:rFonts w:ascii="Arial" w:hAnsi="Arial" w:cs="Arial"/>
+          <w:sz w:val="20"/>
+          <w:szCs w:val="20"/>
+        </w:rPr>
+        <w:t>OR_DATE</w:t>
+      </w:r>
+      <w:r>
+        <w:rPr>
+          <w:rFonts w:hint="default" w:ascii="Arial" w:hAnsi="Arial" w:cs="Arial"/>
+          <w:sz w:val="20"/>
+          <w:szCs w:val="20"/>
+          <w:lang w:val="en-US"/>
+        </w:rPr>
+        <w:t>}</w:t>
+      </w:r>
+      <w:r>
+        <w:rPr>
+          <w:rFonts w:ascii="Arial" w:hAnsi="Arial" w:cs="Arial"/>
+          <w:sz w:val="20"/>
+          <w:szCs w:val="20"/>
+        </w:rPr>
+        <w:fldChar w:fldCharType="end"/>
+      </w:r>
+      <w:r>
+        <w:rPr>
+          <w:rFonts w:ascii="Arial" w:hAnsi="Arial" w:cs="Arial"/>
+          <w:sz w:val="20"/>
+          <w:szCs w:val="20"/>
+        </w:rPr>
+        <w:tab/>
+      </w:r>
+      <w:r>
+        <w:rPr>
+          <w:rFonts w:ascii="Arial" w:hAnsi="Arial" w:cs="Arial"/>
+          <w:sz w:val="20"/>
+          <w:szCs w:val="20"/>
+        </w:rPr>
+        <w:tab/>
+      </w:r>
+      <w:r>
+        <w:rPr>
+          <w:rFonts w:ascii="Arial" w:hAnsi="Arial" w:cs="Arial"/>
+          <w:sz w:val="20"/>
+          <w:szCs w:val="20"/>
+        </w:rPr>
+        <w:tab/>
+      </w:r>
+      <w:r>
+        <w:rPr>
+          <w:rFonts w:ascii="Arial" w:hAnsi="Arial" w:cs="Arial"/>
+          <w:sz w:val="20"/>
+          <w:szCs w:val="20"/>
+        </w:rPr>
+        <w:t xml:space="preserve">   </w:t>
+      </w:r>
+    </w:p>
+    <w:p>
+      <w:pPr>
+        <w:spacing w:after="0" w:line="240" w:lineRule="auto"/>
+        <w:rPr>
+          <w:rFonts w:ascii="Arial Narrow" w:hAnsi="Arial Narrow" w:cs="Arial"/>
+        </w:rPr>
+      </w:pPr>
+      <w:r>
+        <w:rPr>
+          <w:rFonts w:ascii="Arial" w:hAnsi="Arial" w:cs="Arial"/>
+          <w:sz w:val="24"/>
+          <w:szCs w:val="24"/>
+          <w:lang w:val="en-US" w:eastAsia="en-US"/>
+        </w:rPr>
+        <mc:AlternateContent>
+          <mc:Choice Requires="wps">
+            <w:drawing>
+              <wp:anchor distT="0" distB="0" distL="114300" distR="114300" simplePos="0" relativeHeight="251676672" behindDoc="0" locked="0" layoutInCell="1" allowOverlap="1">
+                <wp:simplePos x="0" y="0"/>
+                <wp:positionH relativeFrom="column">
+                  <wp:posOffset>352425</wp:posOffset>
+                </wp:positionH>
+                <wp:positionV relativeFrom="paragraph">
+                  <wp:posOffset>1270</wp:posOffset>
+                </wp:positionV>
+                <wp:extent cx="1314450" cy="0"/>
+                <wp:effectExtent l="0" t="4445" r="0" b="5080"/>
+                <wp:wrapNone/>
+                <wp:docPr id="299919102" name="Straight Connector 22"/>
+                <wp:cNvGraphicFramePr/>
+                <a:graphic xmlns:a="http://schemas.openxmlformats.org/drawingml/2006/main">
+                  <a:graphicData uri="http://schemas.microsoft.com/office/word/2010/wordprocessingShape">
+                    <wps:wsp>
+                      <wps:cNvCnPr/>
+                      <wps:spPr>
+                        <a:xfrm>
+                          <a:off x="0" y="0"/>
+                          <a:ext cx="1314450" cy="0"/>
+                        </a:xfrm>
+                        <a:prstGeom prst="line">
+                          <a:avLst/>
+                        </a:prstGeom>
+                      </wps:spPr>
+                      <wps:style>
+                        <a:lnRef idx="1">
+                          <a:schemeClr val="dk1"/>
+                        </a:lnRef>
+                        <a:fillRef idx="0">
+                          <a:schemeClr val="dk1"/>
+                        </a:fillRef>
+                        <a:effectRef idx="0">
+                          <a:schemeClr val="dk1"/>
+                        </a:effectRef>
+                        <a:fontRef idx="minor">
+                          <a:schemeClr val="tx1"/>
+                        </a:fontRef>
+                      </wps:style>
+                      <wps:bodyPr/>
+                    </wps:wsp>
+                  </a:graphicData>
+                </a:graphic>
+              </wp:anchor>
+            </w:drawing>
+          </mc:Choice>
+          <mc:Fallback>
+            <w:pict>
+              <v:line id="Straight Connector 22" o:spid="_x0000_s1026" o:spt="20" style="position:absolute;left:0pt;margin-left:27.75pt;margin-top:0.1pt;height:0pt;width:103.5pt;z-index:251676672;mso-width-relative:page;mso-height-relative:page;" filled="f" stroked="t" coordsize="21600,21600" o:gfxdata="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">
+                <v:fill on="f" focussize="0,0"/>
+                <v:stroke color="#000000 [3200]" joinstyle="round"/>
+                <v:imagedata o:title=""/>
+                <o:lock v:ext="edit" aspectratio="f"/>
+              </v:line>
+            </w:pict>
+          </mc:Fallback>
+        </mc:AlternateContent>
+      </w:r>
+      <w:r>
+        <w:rPr>
+          <w:rFonts w:ascii="Arial" w:hAnsi="Arial" w:cs="Arial"/>
+          <w:sz w:val="20"/>
+          <w:szCs w:val="20"/>
+        </w:rPr>
+        <w:tab/>
+      </w:r>
+      <w:r>
+        <w:rPr>
+          <w:rFonts w:ascii="Arial" w:hAnsi="Arial" w:cs="Arial"/>
+          <w:sz w:val="20"/>
+          <w:szCs w:val="20"/>
+        </w:rPr>
+        <w:tab/>
+      </w:r>
+      <w:r>
+        <w:rPr>
+          <w:rFonts w:ascii="Arial" w:hAnsi="Arial" w:cs="Arial"/>
+          <w:sz w:val="20"/>
+          <w:szCs w:val="20"/>
+        </w:rPr>
+        <w:tab/>
+      </w:r>
+      <w:r>
+        <w:rPr>
+          <w:rFonts w:ascii="Arial" w:hAnsi="Arial" w:cs="Arial"/>
+          <w:sz w:val="20"/>
+          <w:szCs w:val="20"/>
+        </w:rPr>
+        <w:tab/>
+      </w:r>
+      <w:r>
+        <w:rPr>
+          <w:rFonts w:ascii="Arial Narrow" w:hAnsi="Arial Narrow" w:cs="Arial"/>
+        </w:rPr>
+        <w:tab/>
+      </w:r>
+      <w:r>
+        <w:rPr>
+          <w:rFonts w:ascii="Arial Narrow" w:hAnsi="Arial Narrow" w:cs="Arial"/>
+        </w:rPr>
+        <w:tab/>
+      </w:r>
+      <w:r>
+        <w:rPr>
+          <w:rFonts w:ascii="Arial Narrow" w:hAnsi="Arial Narrow" w:cs="Arial"/>
+        </w:rPr>
+        <w:tab/>
+      </w:r>
+      <w:r>
+        <w:rPr>
+          <w:rFonts w:hint="default" w:ascii="Arial Narrow" w:hAnsi="Arial Narrow" w:cs="Arial"/>
+          <w:lang w:val="en-US"/>
+        </w:rPr>
+        <w:t xml:space="preserve">    </w:t>
+      </w:r>
+      <w:r>
+        <w:rPr>
+          <w:rFonts w:ascii="Arial Narrow" w:hAnsi="Arial Narrow" w:cs="Arial"/>
+        </w:rPr>
+        <w:tab/>
+      </w:r>
+      <w:r>
+        <w:rPr>
+          <w:rFonts w:ascii="Arial Narrow" w:hAnsi="Arial Narrow" w:cs="Arial"/>
+        </w:rPr>
+        <w:tab/>
+      </w:r>
+      <w:r>
+        <w:rPr>
+          <w:rFonts w:ascii="Arial Narrow" w:hAnsi="Arial Narrow" w:cs="Arial"/>
+        </w:rPr>
+        <w:tab/>
+      </w:r>
+      <w:r>
+        <w:rPr>
+          <w:rFonts w:ascii="Arial Narrow" w:hAnsi="Arial Narrow" w:cs="Arial"/>
+        </w:rPr>
+        <w:tab/>
+      </w:r>
+      <w:r>
+        <w:rPr>
+          <w:rFonts w:ascii="Arial Narrow" w:hAnsi="Arial Narrow" w:cs="Arial"/>
+        </w:rPr>
+        <w:tab/>
+      </w:r>
+      <w:r>
+        <w:rPr>
+          <w:rFonts w:ascii="Arial Narrow" w:hAnsi="Arial Narrow" w:cs="Arial"/>
+        </w:rPr>
+        <w:tab/>
+      </w:r>
+      <w:r>
+        <w:rPr>
+          <w:rFonts w:ascii="Arial Narrow" w:hAnsi="Arial Narrow" w:cs="Arial"/>
+        </w:rPr>
+        <w:tab/>
+      </w:r>
+      <w:r>
+        <w:rPr>
+          <w:rFonts w:ascii="Arial Narrow" w:hAnsi="Arial Narrow" w:cs="Arial"/>
+        </w:rPr>
+        <w:tab/>
+      </w:r>
+      <w:r>
+        <w:rPr>
+          <w:rFonts w:ascii="Arial Narrow" w:hAnsi="Arial Narrow" w:cs="Arial"/>
+        </w:rPr>
+        <w:tab/>
+      </w:r>
+      <w:r>
+        <w:rPr>
+          <w:rFonts w:ascii="Arial Narrow" w:hAnsi="Arial Narrow" w:cs="Arial"/>
+        </w:rPr>
+        <w:t xml:space="preserve">   </w:t>
+      </w:r>
+      <w:r>
+        <w:rPr>
+          <w:rFonts w:hint="default" w:ascii="Arial Narrow" w:hAnsi="Arial Narrow" w:cs="Arial"/>
+          <w:lang w:val="en-US"/>
+        </w:rPr>
+        <w:tab/>
+      </w:r>
+      <w:r>
+        <w:rPr>
+          <w:rFonts w:hint="default" w:ascii="Arial Narrow" w:hAnsi="Arial Narrow" w:cs="Arial"/>
+          <w:lang w:val="en-US"/>
+        </w:rPr>
+        <w:tab/>
+      </w:r>
+      <w:r>
+        <w:rPr>
+          <w:rFonts w:hint="default" w:ascii="Arial Narrow" w:hAnsi="Arial Narrow" w:cs="Arial"/>
+          <w:lang w:val="en-US"/>
+        </w:rPr>
+        <w:tab/>
+      </w:r>
+    </w:p>
+    <w:p>
+      <w:pPr>
+        <w:spacing w:after="0" w:line="240" w:lineRule="auto"/>
+        <w:rPr>
+          <w:rFonts w:ascii="Arial Narrow" w:hAnsi="Arial Narrow" w:cs="Arial"/>
+        </w:rPr>
+      </w:pPr>
+    </w:p>
+    <w:p>
+      <w:pPr>
+        <w:spacing w:after="0" w:line="240" w:lineRule="auto"/>
+        <w:rPr>
+          <w:rFonts w:ascii="Arial" w:hAnsi="Arial" w:cs="Arial"/>
+          <w:b/>
+        </w:rPr>
+      </w:pPr>
+      <w:r>
+        <w:rPr>
+          <w:rFonts w:ascii="Arial Narrow" w:hAnsi="Arial Narrow" w:cs="Arial"/>
+        </w:rPr>
+        <w:tab/>
+      </w:r>
+      <w:r>
+        <w:rPr>
+          <w:rFonts w:ascii="Arial Narrow" w:hAnsi="Arial Narrow" w:cs="Arial"/>
+        </w:rPr>
+        <w:tab/>
+      </w:r>
+      <w:r>
+        <w:rPr>
+          <w:rFonts w:ascii="Arial Narrow" w:hAnsi="Arial Narrow" w:cs="Arial"/>
+        </w:rPr>
+        <w:tab/>
+      </w:r>
+      <w:r>
+        <w:rPr>
+          <w:rFonts w:ascii="Arial Narrow" w:hAnsi="Arial Narrow" w:cs="Arial"/>
+        </w:rPr>
+        <w:tab/>
+      </w:r>
+      <w:r>
+        <w:rPr>
+          <w:rFonts w:ascii="Arial Narrow" w:hAnsi="Arial Narrow" w:cs="Arial"/>
+        </w:rPr>
+        <w:tab/>
+      </w:r>
+      <w:r>
+        <w:rPr>
+          <w:rFonts w:ascii="Arial Narrow" w:hAnsi="Arial Narrow" w:cs="Arial"/>
+        </w:rPr>
+        <w:tab/>
+      </w:r>
+      <w:r>
+        <w:rPr>
+          <w:rFonts w:ascii="Arial Narrow" w:hAnsi="Arial Narrow" w:cs="Arial"/>
+        </w:rPr>
+        <w:tab/>
+      </w:r>
+      <w:r>
+        <w:rPr>
+          <w:rFonts w:ascii="Arial Narrow" w:hAnsi="Arial Narrow" w:cs="Arial"/>
+        </w:rPr>
+        <w:tab/>
+      </w:r>
+      <w:r>
+        <w:rPr>
+          <w:rFonts w:ascii="Arial" w:hAnsi="Arial" w:cs="Arial"/>
+          <w:b/>
+        </w:rPr>
+        <w:t>APPROVED:</w:t>
+      </w:r>
+      <w:r>
+        <w:rPr>
+          <w:rFonts w:ascii="Arial" w:hAnsi="Arial" w:cs="Arial"/>
+        </w:rPr>
+        <w:t xml:space="preserve"> </w:t>
+      </w:r>
+    </w:p>
+    <w:p>
+      <w:pPr>
+        <w:spacing w:after="0" w:line="240" w:lineRule="auto"/>
+        <w:rPr>
+          <w:rFonts w:ascii="Arial Narrow" w:hAnsi="Arial Narrow" w:cs="Arial"/>
+        </w:rPr>
+      </w:pPr>
+      <w:r>
+        <w:rPr>
+          <w:rFonts w:ascii="Arial" w:hAnsi="Arial" w:cs="Arial"/>
+          <w:sz w:val="24"/>
+          <w:szCs w:val="24"/>
+          <w:lang w:val="en-US" w:eastAsia="en-US"/>
+        </w:rPr>
+        <mc:AlternateContent>
+          <mc:Choice Requires="wps">
+            <w:drawing>
+              <wp:anchor distT="0" distB="0" distL="114300" distR="114300" simplePos="0" relativeHeight="251672576" behindDoc="0" locked="0" layoutInCell="1" allowOverlap="1">
+                <wp:simplePos x="0" y="0"/>
+                <wp:positionH relativeFrom="column">
+                  <wp:posOffset>3467735</wp:posOffset>
+                </wp:positionH>
+                <wp:positionV relativeFrom="paragraph">
+                  <wp:posOffset>78105</wp:posOffset>
+                </wp:positionV>
+                <wp:extent cx="2513965" cy="342900"/>
+                <wp:effectExtent l="0" t="0" r="0" b="0"/>
+                <wp:wrapNone/>
+                <wp:docPr id="13" name="Text Box 13"/>
+                <wp:cNvGraphicFramePr/>
+                <a:graphic xmlns:a="http://schemas.openxmlformats.org/drawingml/2006/main">
+                  <a:graphicData uri="http://schemas.microsoft.com/office/word/2010/wordprocessingShape">
+                    <wps:wsp>
+                      <wps:cNvSpPr txBox="1"/>
+                      <wps:spPr>
+                        <a:xfrm>
+                          <a:off x="0" y="0"/>
+                          <a:ext cx="2513965" cy="342900"/>
+                        </a:xfrm>
+                        <a:prstGeom prst="rect">
+                          <a:avLst/>
+                        </a:prstGeom>
+                        <a:noFill/>
+                        <a:ln w="6350">
+                          <a:noFill/>
+                        </a:ln>
+                        <a:effectLst/>
+                      </wps:spPr>
+                      <wps:style>
+                        <a:lnRef idx="0">
+                          <a:schemeClr val="accent1"/>
+                        </a:lnRef>
+                        <a:fillRef idx="0">
+                          <a:schemeClr val="accent1"/>
+                        </a:fillRef>
+                        <a:effectRef idx="0">
+                          <a:schemeClr val="accent1"/>
+                        </a:effectRef>
+                        <a:fontRef idx="minor">
+                          <a:schemeClr val="dk1"/>
+                        </a:fontRef>
+                      </wps:style>
+                      <wps:txbx>
+                        <w:txbxContent>
+                          <w:p>
+                            <w:pPr>
+                              <w:spacing w:after="0" w:line="240" w:lineRule="auto"/>
+                              <w:jc w:val="center"/>
+                              <w:rPr>
+                                <w:rFonts w:hint="default" w:ascii="Arial" w:hAnsi="Arial" w:eastAsia="Times New Roman" w:cs="Arial"/>
+                                <w:color w:val="000000"/>
+                                <w:sz w:val="22"/>
+                                <w:szCs w:val="22"/>
+                                <w:lang w:val="en-US"/>
+                              </w:rPr>
+                            </w:pPr>
+                            <w:r>
+                              <w:rPr>
+                                <w:rFonts w:hint="default" w:ascii="Arial" w:hAnsi="Arial" w:eastAsia="Times New Roman" w:cs="Arial"/>
+                                <w:color w:val="000000"/>
+                                <w:sz w:val="22"/>
+                                <w:szCs w:val="22"/>
+                                <w:lang w:val="en-US"/>
+                              </w:rPr>
+                              <w:t>{FIRE_MARSHAL}</w:t>
+                            </w:r>
+                          </w:p>
+                        </w:txbxContent>
+                      </wps:txbx>
+                      <wps:bodyPr rot="0" spcFirstLastPara="0" vertOverflow="overflow" horzOverflow="overflow" vert="horz" wrap="square" lIns="91440" tIns="45720" rIns="91440" bIns="45720" numCol="1" spcCol="0" rtlCol="0" fromWordArt="0" anchor="t" anchorCtr="0" forceAA="0" compatLnSpc="1">
+                        <a:noAutofit/>
+                      </wps:bodyPr>
+                    </wps:wsp>
+                  </a:graphicData>
+                </a:graphic>
+              </wp:anchor>
+            </w:drawing>
+          </mc:Choice>
+          <mc:Fallback>
+            <w:pict>
+              <v:shape id="_x0000_s1026" o:spid="_x0000_s1026" o:spt="202" type="#_x0000_t202" style="position:absolute;left:0pt;margin-left:273.05pt;margin-top:6.15pt;height:27pt;width:197.95pt;z-index:251672576;mso-width-relative:page;mso-height-relative:page;" filled="f" stroked="f" coordsize="21600,21600" o:gfxdata="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">
+                <v:fill on="f" focussize="0,0"/>
+                <v:stroke on="f" weight="0.5pt"/>
+                <v:imagedata o:title=""/>
+                <o:lock v:ext="edit" aspectratio="f"/>
+                <v:textbox>
+                  <w:txbxContent>
+                    <w:p>
+                      <w:pPr>
+                        <w:spacing w:after="0" w:line="240" w:lineRule="auto"/>
+                        <w:jc w:val="center"/>
+                        <w:rPr>
+                          <w:rFonts w:hint="default" w:ascii="Arial" w:hAnsi="Arial" w:eastAsia="Times New Roman" w:cs="Arial"/>
+                          <w:color w:val="000000"/>
+                          <w:sz w:val="22"/>
+                          <w:szCs w:val="22"/>
+                          <w:lang w:val="en-US"/>
+                        </w:rPr>
+                      </w:pPr>
+                      <w:r>
+                        <w:rPr>
+                          <w:rFonts w:hint="default" w:ascii="Arial" w:hAnsi="Arial" w:eastAsia="Times New Roman" w:cs="Arial"/>
+                          <w:color w:val="000000"/>
+                          <w:sz w:val="22"/>
+                          <w:szCs w:val="22"/>
+                          <w:lang w:val="en-US"/>
+                        </w:rPr>
+                        <w:t>{FIRE_MARSHAL}</w:t>
+                      </w:r>
+                    </w:p>
+                  </w:txbxContent>
+                </v:textbox>
+              </v:shape>
+            </w:pict>
+          </mc:Fallback>
+        </mc:AlternateContent>
+      </w:r>
+    </w:p>
+    <w:p>
+      <w:pPr>
+        <w:spacing w:after="0" w:line="240" w:lineRule="auto"/>
+        <w:rPr>
+          <w:rFonts w:ascii="Arial Narrow" w:hAnsi="Arial Narrow" w:cs="Arial"/>
+        </w:rPr>
+      </w:pPr>
+    </w:p>
+    <w:p>
+      <w:pPr>
+        <w:spacing w:after="0" w:line="240" w:lineRule="auto"/>
+        <w:rPr>
+          <w:rFonts w:ascii="Arial" w:hAnsi="Arial" w:cs="Arial"/>
+          <w:sz w:val="20"/>
+          <w:szCs w:val="20"/>
+        </w:rPr>
+      </w:pPr>
+      <w:r>
+        <w:rPr>
+          <w:rFonts w:ascii="Arial" w:hAnsi="Arial" w:cs="Arial"/>
+          <w:lang w:val="en-US" w:eastAsia="en-US"/>
+        </w:rPr>
+        <mc:AlternateContent>
+          <mc:Choice Requires="wps">
+            <w:drawing>
+              <wp:anchor distT="0" distB="0" distL="114300" distR="114300" simplePos="0" relativeHeight="251671552" behindDoc="0" locked="0" layoutInCell="1" allowOverlap="1">
+                <wp:simplePos x="0" y="0"/>
+                <wp:positionH relativeFrom="column">
+                  <wp:posOffset>3488690</wp:posOffset>
+                </wp:positionH>
+                <wp:positionV relativeFrom="paragraph">
+                  <wp:posOffset>1905</wp:posOffset>
+                </wp:positionV>
+                <wp:extent cx="2461260" cy="635"/>
+                <wp:effectExtent l="0" t="0" r="0" b="0"/>
+                <wp:wrapNone/>
+                <wp:docPr id="9" name="Straight Connector 9"/>
+                <wp:cNvGraphicFramePr/>
+                <a:graphic xmlns:a="http://schemas.openxmlformats.org/drawingml/2006/main">
+                  <a:graphicData uri="http://schemas.microsoft.com/office/word/2010/wordprocessingShape">
+                    <wps:wsp>
+                      <wps:cNvCnPr/>
+                      <wps:spPr>
+                        <a:xfrm>
+                          <a:off x="0" y="0"/>
+                          <a:ext cx="2461260" cy="635"/>
+                        </a:xfrm>
+                        <a:prstGeom prst="line">
+                          <a:avLst/>
+                        </a:prstGeom>
+                      </wps:spPr>
+                      <wps:style>
+                        <a:lnRef idx="1">
+                          <a:schemeClr val="dk1"/>
+                        </a:lnRef>
+                        <a:fillRef idx="0">
+                          <a:schemeClr val="dk1"/>
+                        </a:fillRef>
+                        <a:effectRef idx="0">
+                          <a:schemeClr val="dk1"/>
+                        </a:effectRef>
+                        <a:fontRef idx="minor">
+                          <a:schemeClr val="tx1"/>
+                        </a:fontRef>
+                      </wps:style>
+                      <wps:bodyPr/>
+                    </wps:wsp>
+                  </a:graphicData>
+                </a:graphic>
+              </wp:anchor>
+            </w:drawing>
+          </mc:Choice>
+          <mc:Fallback>
+            <w:pict>
+              <v:line id="_x0000_s1026" o:spid="_x0000_s1026" o:spt="20" style="position:absolute;left:0pt;margin-left:274.7pt;margin-top:0.15pt;height:0.05pt;width:193.8pt;z-index:251671552;mso-width-relative:page;mso-height-relative:page;" filled="f" stroked="t" coordsize="21600,21600" o:gfxdata="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">
+                <v:fill on="f" focussize="0,0"/>
+                <v:stroke color="#000000 [3200]" joinstyle="round"/>
+                <v:imagedata o:title=""/>
+                <o:lock v:ext="edit" aspectratio="f"/>
+              </v:line>
+            </w:pict>
+          </mc:Fallback>
+        </mc:AlternateContent>
+      </w:r>
+      <w:r>
+        <w:rPr>
+          <w:rFonts w:ascii="Arial Narrow" w:hAnsi="Arial Narrow" w:cs="Arial"/>
+        </w:rPr>
+        <w:t xml:space="preserve">                                                                                                                    </w:t>
+      </w:r>
+      <w:r>
+        <w:rPr>
+          <w:rFonts w:ascii="Arial" w:hAnsi="Arial" w:cs="Arial"/>
+          <w:sz w:val="20"/>
+          <w:szCs w:val="20"/>
+        </w:rPr>
         <w:t>CITY/MUNICIPAL FIRE MARSHAL</w:t>
       </w:r>
     </w:p>
@@ -2817,10 +3508,6 @@
         <w:spacing w:after="0"/>
         <w:rPr>
           <w:rFonts w:ascii="Arial Narrow" w:hAnsi="Arial Narrow" w:cs="Arial"/>
-          <w:b/>
-          <w:i/>
-          <w:sz w:val="10"/>
-          <w:szCs w:val="10"/>
         </w:rPr>
       </w:pPr>
     </w:p>

--- a/backend/templates/FSED-37F-Storage.docx
+++ b/backend/templates/FSED-37F-Storage.docx
@@ -349,8 +349,6 @@
         </w:rPr>
         <w:t>(Telephone No./Email Address)</w:t>
       </w:r>
-      <w:bookmarkStart w:id="0" w:name="_GoBack"/>
-      <w:bookmarkEnd w:id="0"/>
     </w:p>
     <w:p>
       <w:pPr>
@@ -360,6 +358,164 @@
           <w:rFonts w:ascii="Arial" w:hAnsi="Arial" w:cs="Arial"/>
         </w:rPr>
       </w:pPr>
+      <w:r>
+        <w:rPr>
+          <w:rFonts w:ascii="Arial" w:hAnsi="Arial" w:cs="Arial"/>
+          <w:sz w:val="24"/>
+          <w:szCs w:val="24"/>
+          <w:lang w:val="en-US" w:eastAsia="en-US"/>
+        </w:rPr>
+        <mc:AlternateContent>
+          <mc:Choice Requires="wps">
+            <w:drawing>
+              <wp:anchor distT="0" distB="0" distL="114300" distR="114300" simplePos="0" relativeHeight="251670528" behindDoc="0" locked="0" layoutInCell="1" allowOverlap="1">
+                <wp:simplePos x="0" y="0"/>
+                <wp:positionH relativeFrom="column">
+                  <wp:posOffset>941070</wp:posOffset>
+                </wp:positionH>
+                <wp:positionV relativeFrom="paragraph">
+                  <wp:posOffset>106045</wp:posOffset>
+                </wp:positionV>
+                <wp:extent cx="2820035" cy="342900"/>
+                <wp:effectExtent l="0" t="0" r="0" b="0"/>
+                <wp:wrapNone/>
+                <wp:docPr id="49" name="Text Box 49"/>
+                <wp:cNvGraphicFramePr/>
+                <a:graphic xmlns:a="http://schemas.openxmlformats.org/drawingml/2006/main">
+                  <a:graphicData uri="http://schemas.microsoft.com/office/word/2010/wordprocessingShape">
+                    <wps:wsp>
+                      <wps:cNvSpPr txBox="1"/>
+                      <wps:spPr>
+                        <a:xfrm>
+                          <a:off x="0" y="0"/>
+                          <a:ext cx="2820035" cy="342900"/>
+                        </a:xfrm>
+                        <a:prstGeom prst="rect">
+                          <a:avLst/>
+                        </a:prstGeom>
+                        <a:noFill/>
+                        <a:ln w="6350">
+                          <a:noFill/>
+                        </a:ln>
+                        <a:effectLst/>
+                      </wps:spPr>
+                      <wps:style>
+                        <a:lnRef idx="0">
+                          <a:schemeClr val="accent1"/>
+                        </a:lnRef>
+                        <a:fillRef idx="0">
+                          <a:schemeClr val="accent1"/>
+                        </a:fillRef>
+                        <a:effectRef idx="0">
+                          <a:schemeClr val="accent1"/>
+                        </a:effectRef>
+                        <a:fontRef idx="minor">
+                          <a:schemeClr val="dk1"/>
+                        </a:fontRef>
+                      </wps:style>
+                      <wps:txbx>
+                        <w:txbxContent>
+                          <w:p>
+                            <w:pPr>
+                              <w:spacing w:after="0" w:line="240" w:lineRule="auto"/>
+                              <w:jc w:val="center"/>
+                              <w:rPr>
+                                <w:rFonts w:hint="default" w:ascii="Arial Narrow" w:hAnsi="Arial Narrow" w:eastAsia="Times New Roman" w:cs="Arial Narrow"/>
+                                <w:b/>
+                                <w:bCs/>
+                                <w:color w:val="000000"/>
+                                <w:sz w:val="28"/>
+                                <w:szCs w:val="28"/>
+                                <w:lang w:val="en-US"/>
+                              </w:rPr>
+                            </w:pPr>
+                            <w:r>
+                              <w:rPr>
+                                <w:rFonts w:hint="default" w:ascii="Arial" w:hAnsi="Arial" w:cs="Arial"/>
+                                <w:b/>
+                                <w:sz w:val="28"/>
+                                <w:szCs w:val="28"/>
+                                <w:lang w:val="en-US"/>
+                              </w:rPr>
+                              <w:t xml:space="preserve"> </w:t>
+                            </w:r>
+                            <w:r>
+                              <w:rPr>
+                                <w:rFonts w:hint="default" w:ascii="Arial Narrow" w:hAnsi="Arial Narrow" w:eastAsia="Times New Roman" w:cs="Arial Narrow"/>
+                                <w:b/>
+                                <w:bCs/>
+                                <w:color w:val="000000"/>
+                                <w:sz w:val="28"/>
+                                <w:szCs w:val="28"/>
+                                <w:lang w:val="en-US"/>
+                              </w:rPr>
+                              <w:t>R10-STN5-{CONTROL_NUMBER}</w:t>
+                            </w:r>
+                          </w:p>
+                        </w:txbxContent>
+                      </wps:txbx>
+                      <wps:bodyPr rot="0" spcFirstLastPara="0" vertOverflow="overflow" horzOverflow="overflow" vert="horz" wrap="square" lIns="91440" tIns="45720" rIns="91440" bIns="45720" numCol="1" spcCol="0" rtlCol="0" fromWordArt="0" anchor="t" anchorCtr="0" forceAA="0" compatLnSpc="1">
+                        <a:noAutofit/>
+                      </wps:bodyPr>
+                    </wps:wsp>
+                  </a:graphicData>
+                </a:graphic>
+              </wp:anchor>
+            </w:drawing>
+          </mc:Choice>
+          <mc:Fallback>
+            <w:pict>
+              <v:shape id="_x0000_s1026" o:spid="_x0000_s1026" o:spt="202" type="#_x0000_t202" style="position:absolute;left:0pt;margin-left:74.1pt;margin-top:8.35pt;height:27pt;width:222.05pt;z-index:251670528;mso-width-relative:page;mso-height-relative:page;" filled="f" stroked="f" coordsize="21600,21600" o:gfxdata="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">
+                <v:fill on="f" focussize="0,0"/>
+                <v:stroke on="f" weight="0.5pt"/>
+                <v:imagedata o:title=""/>
+                <o:lock v:ext="edit" aspectratio="f"/>
+                <v:textbox>
+                  <w:txbxContent>
+                    <w:p>
+                      <w:pPr>
+                        <w:spacing w:after="0" w:line="240" w:lineRule="auto"/>
+                        <w:jc w:val="center"/>
+                        <w:rPr>
+                          <w:rFonts w:hint="default" w:ascii="Arial Narrow" w:hAnsi="Arial Narrow" w:eastAsia="Times New Roman" w:cs="Arial Narrow"/>
+                          <w:b/>
+                          <w:bCs/>
+                          <w:color w:val="000000"/>
+                          <w:sz w:val="28"/>
+                          <w:szCs w:val="28"/>
+                          <w:lang w:val="en-US"/>
+                        </w:rPr>
+                      </w:pPr>
+                      <w:r>
+                        <w:rPr>
+                          <w:rFonts w:hint="default" w:ascii="Arial" w:hAnsi="Arial" w:cs="Arial"/>
+                          <w:b/>
+                          <w:sz w:val="28"/>
+                          <w:szCs w:val="28"/>
+                          <w:lang w:val="en-US"/>
+                        </w:rPr>
+                        <w:t xml:space="preserve"> </w:t>
+                      </w:r>
+                      <w:r>
+                        <w:rPr>
+                          <w:rFonts w:hint="default" w:ascii="Arial Narrow" w:hAnsi="Arial Narrow" w:eastAsia="Times New Roman" w:cs="Arial Narrow"/>
+                          <w:b/>
+                          <w:bCs/>
+                          <w:color w:val="000000"/>
+                          <w:sz w:val="28"/>
+                          <w:szCs w:val="28"/>
+                          <w:lang w:val="en-US"/>
+                        </w:rPr>
+                        <w:t>R10-STN5-{CONTROL_NUMBER}</w:t>
+                      </w:r>
+                    </w:p>
+                  </w:txbxContent>
+                </v:textbox>
+              </v:shape>
+            </w:pict>
+          </mc:Fallback>
+        </mc:AlternateContent>
+      </w:r>
       <w:r>
         <w:rPr>
           <w:rFonts w:ascii="Arial" w:hAnsi="Arial" w:cs="Arial"/>
@@ -453,7 +609,7 @@
           </mc:Choice>
           <mc:Fallback>
             <w:pict>
-              <v:shape id="_x0000_s1026" o:spid="_x0000_s1026" o:spt="202" type="#_x0000_t202" style="position:absolute;left:0pt;margin-left:311.8pt;margin-top:8.6pt;height:27pt;width:161.45pt;z-index:251667456;mso-width-relative:page;mso-height-relative:page;" filled="f" stroked="f" coordsize="21600,21600" o:gfxdata="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">
+              <v:shape id="_x0000_s1026" o:spid="_x0000_s1026" o:spt="202" type="#_x0000_t202" style="position:absolute;left:0pt;margin-left:311.8pt;margin-top:8.6pt;height:27pt;width:161.45pt;z-index:251667456;mso-width-relative:page;mso-height-relative:page;" filled="f" stroked="f" coordsize="21600,21600" o:gfxdata="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">
                 <v:fill on="f" focussize="0,0"/>
                 <v:stroke on="f" weight="0.5pt"/>
                 <v:imagedata o:title=""/>
@@ -481,182 +637,6 @@
                           <w:lang w:val="en-US"/>
                         </w:rPr>
                         <w:t>{CLEARANCE_DATE}</w:t>
-                      </w:r>
-                    </w:p>
-                  </w:txbxContent>
-                </v:textbox>
-              </v:shape>
-            </w:pict>
-          </mc:Fallback>
-        </mc:AlternateContent>
-      </w:r>
-      <w:r>
-        <w:rPr>
-          <w:rFonts w:ascii="Arial" w:hAnsi="Arial" w:cs="Arial"/>
-          <w:sz w:val="24"/>
-          <w:szCs w:val="24"/>
-          <w:lang w:val="en-US" w:eastAsia="en-US"/>
-        </w:rPr>
-        <mc:AlternateContent>
-          <mc:Choice Requires="wps">
-            <w:drawing>
-              <wp:anchor distT="0" distB="0" distL="114300" distR="114300" simplePos="0" relativeHeight="251670528" behindDoc="0" locked="0" layoutInCell="1" allowOverlap="1">
-                <wp:simplePos x="0" y="0"/>
-                <wp:positionH relativeFrom="column">
-                  <wp:posOffset>-629285</wp:posOffset>
-                </wp:positionH>
-                <wp:positionV relativeFrom="paragraph">
-                  <wp:posOffset>107315</wp:posOffset>
-                </wp:positionV>
-                <wp:extent cx="4828540" cy="342900"/>
-                <wp:effectExtent l="0" t="0" r="0" b="0"/>
-                <wp:wrapNone/>
-                <wp:docPr id="49" name="Text Box 49"/>
-                <wp:cNvGraphicFramePr/>
-                <a:graphic xmlns:a="http://schemas.openxmlformats.org/drawingml/2006/main">
-                  <a:graphicData uri="http://schemas.microsoft.com/office/word/2010/wordprocessingShape">
-                    <wps:wsp>
-                      <wps:cNvSpPr txBox="1"/>
-                      <wps:spPr>
-                        <a:xfrm>
-                          <a:off x="0" y="0"/>
-                          <a:ext cx="4828540" cy="342900"/>
-                        </a:xfrm>
-                        <a:prstGeom prst="rect">
-                          <a:avLst/>
-                        </a:prstGeom>
-                        <a:noFill/>
-                        <a:ln w="6350">
-                          <a:noFill/>
-                        </a:ln>
-                        <a:effectLst/>
-                      </wps:spPr>
-                      <wps:style>
-                        <a:lnRef idx="0">
-                          <a:schemeClr val="accent1"/>
-                        </a:lnRef>
-                        <a:fillRef idx="0">
-                          <a:schemeClr val="accent1"/>
-                        </a:fillRef>
-                        <a:effectRef idx="0">
-                          <a:schemeClr val="accent1"/>
-                        </a:effectRef>
-                        <a:fontRef idx="minor">
-                          <a:schemeClr val="dk1"/>
-                        </a:fontRef>
-                      </wps:style>
-                      <wps:txbx>
-                        <w:txbxContent>
-                          <w:p>
-                            <w:pPr>
-                              <w:spacing w:after="0" w:line="240" w:lineRule="auto"/>
-                              <w:jc w:val="center"/>
-                              <w:rPr>
-                                <w:rFonts w:hint="default" w:ascii="Arial Narrow" w:hAnsi="Arial Narrow" w:eastAsia="Times New Roman" w:cs="Arial Narrow"/>
-                                <w:b/>
-                                <w:bCs/>
-                                <w:color w:val="000000"/>
-                                <w:sz w:val="28"/>
-                                <w:szCs w:val="28"/>
-                                <w:lang w:val="en-US"/>
-                              </w:rPr>
-                            </w:pPr>
-                            <w:r>
-                              <w:rPr>
-                                <w:rFonts w:ascii="Arial" w:hAnsi="Arial" w:cs="Arial"/>
-                                <w:b/>
-                                <w:sz w:val="28"/>
-                                <w:szCs w:val="28"/>
-                              </w:rPr>
-                              <w:t>FSCSFCL NO.</w:t>
-                            </w:r>
-                            <w:r>
-                              <w:rPr>
-                                <w:rFonts w:hint="default" w:ascii="Arial" w:hAnsi="Arial" w:cs="Arial"/>
-                                <w:b/>
-                                <w:sz w:val="28"/>
-                                <w:szCs w:val="28"/>
-                                <w:lang w:val="en-US"/>
-                              </w:rPr>
-                              <w:t xml:space="preserve"> </w:t>
-                            </w:r>
-                            <w:r>
-                              <w:rPr>
-                                <w:rFonts w:hint="default" w:ascii="Arial Narrow" w:hAnsi="Arial Narrow" w:eastAsia="Times New Roman" w:cs="Arial Narrow"/>
-                                <w:b/>
-                                <w:bCs/>
-                                <w:color w:val="000000"/>
-                                <w:sz w:val="28"/>
-                                <w:szCs w:val="28"/>
-                                <w:lang w:val="en-US"/>
-                              </w:rPr>
-                              <w:t>R10-STN5-{CONTROL_NUMBER}</w:t>
-                            </w:r>
-                          </w:p>
-                        </w:txbxContent>
-                      </wps:txbx>
-                      <wps:bodyPr rot="0" spcFirstLastPara="0" vertOverflow="overflow" horzOverflow="overflow" vert="horz" wrap="square" lIns="91440" tIns="45720" rIns="91440" bIns="45720" numCol="1" spcCol="0" rtlCol="0" fromWordArt="0" anchor="t" anchorCtr="0" forceAA="0" compatLnSpc="1">
-                        <a:noAutofit/>
-                      </wps:bodyPr>
-                    </wps:wsp>
-                  </a:graphicData>
-                </a:graphic>
-              </wp:anchor>
-            </w:drawing>
-          </mc:Choice>
-          <mc:Fallback>
-            <w:pict>
-              <v:shape id="_x0000_s1026" o:spid="_x0000_s1026" o:spt="202" type="#_x0000_t202" style="position:absolute;left:0pt;margin-left:-49.55pt;margin-top:8.45pt;height:27pt;width:380.2pt;z-index:251670528;mso-width-relative:page;mso-height-relative:page;" filled="f" stroked="f" coordsize="21600,21600" o:gfxdata="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">
-                <v:fill on="f" focussize="0,0"/>
-                <v:stroke on="f" weight="0.5pt"/>
-                <v:imagedata o:title=""/>
-                <o:lock v:ext="edit" aspectratio="f"/>
-                <v:textbox>
-                  <w:txbxContent>
-                    <w:p>
-                      <w:pPr>
-                        <w:spacing w:after="0" w:line="240" w:lineRule="auto"/>
-                        <w:jc w:val="center"/>
-                        <w:rPr>
-                          <w:rFonts w:hint="default" w:ascii="Arial Narrow" w:hAnsi="Arial Narrow" w:eastAsia="Times New Roman" w:cs="Arial Narrow"/>
-                          <w:b/>
-                          <w:bCs/>
-                          <w:color w:val="000000"/>
-                          <w:sz w:val="28"/>
-                          <w:szCs w:val="28"/>
-                          <w:lang w:val="en-US"/>
-                        </w:rPr>
-                      </w:pPr>
-                      <w:r>
-                        <w:rPr>
-                          <w:rFonts w:ascii="Arial" w:hAnsi="Arial" w:cs="Arial"/>
-                          <w:b/>
-                          <w:sz w:val="28"/>
-                          <w:szCs w:val="28"/>
-                        </w:rPr>
-                        <w:t>FSCSFCL NO.</w:t>
-                      </w:r>
-                      <w:r>
-                        <w:rPr>
-                          <w:rFonts w:hint="default" w:ascii="Arial" w:hAnsi="Arial" w:cs="Arial"/>
-                          <w:b/>
-                          <w:sz w:val="28"/>
-                          <w:szCs w:val="28"/>
-                          <w:lang w:val="en-US"/>
-                        </w:rPr>
-                        <w:t xml:space="preserve"> </w:t>
-                      </w:r>
-                      <w:r>
-                        <w:rPr>
-                          <w:rFonts w:hint="default" w:ascii="Arial Narrow" w:hAnsi="Arial Narrow" w:eastAsia="Times New Roman" w:cs="Arial Narrow"/>
-                          <w:b/>
-                          <w:bCs/>
-                          <w:color w:val="000000"/>
-                          <w:sz w:val="28"/>
-                          <w:szCs w:val="28"/>
-                          <w:lang w:val="en-US"/>
-                        </w:rPr>
-                        <w:t>R10-STN5-{CONTROL_NUMBER}</w:t>
                       </w:r>
                     </w:p>
                   </w:txbxContent>
@@ -731,7 +711,7 @@
           </mc:Choice>
           <mc:Fallback>
             <w:pict>
-              <v:line id="_x0000_s1026" o:spid="_x0000_s1026" o:spt="20" style="position:absolute;left:0pt;margin-left:318.35pt;margin-top:12.8pt;height:0.3pt;width:144.6pt;z-index:251668480;mso-width-relative:page;mso-height-relative:page;" filled="f" stroked="t" coordsize="21600,21600" o:gfxdata="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">
+              <v:line id="_x0000_s1026" o:spid="_x0000_s1026" o:spt="20" style="position:absolute;left:0pt;margin-left:318.35pt;margin-top:12.8pt;height:0.3pt;width:144.6pt;z-index:251668480;mso-width-relative:page;mso-height-relative:page;" filled="f" stroked="t" coordsize="21600,21600" o:gfxdata="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">
                 <v:fill on="f" focussize="0,0"/>
                 <v:stroke color="#000000 [3200]" joinstyle="round"/>
                 <v:imagedata o:title=""/>
@@ -811,12 +791,21 @@
       <w:r>
         <w:rPr>
           <w:rFonts w:ascii="Arial" w:hAnsi="Arial" w:cs="Arial"/>
+          <w:b/>
+          <w:sz w:val="28"/>
+          <w:szCs w:val="28"/>
+        </w:rPr>
+        <w:t>FSCSFCL NO.</w:t>
+      </w:r>
+      <w:r>
+        <w:rPr>
+          <w:rFonts w:ascii="Arial" w:hAnsi="Arial" w:cs="Arial"/>
           <w:color w:val="FF0000"/>
           <w:sz w:val="32"/>
           <w:szCs w:val="32"/>
           <w:u w:val="single"/>
         </w:rPr>
-        <w:t xml:space="preserve">                   </w:t>
+        <w:t xml:space="preserve">       </w:t>
       </w:r>
       <w:r>
         <w:rPr>
@@ -873,6 +862,8 @@
           <w:szCs w:val="32"/>
         </w:rPr>
       </w:pPr>
+      <w:bookmarkStart w:id="0" w:name="_GoBack"/>
+      <w:bookmarkEnd w:id="0"/>
     </w:p>
     <w:p>
       <w:pPr>

--- a/backend/templates/FSED-37F-Storage.docx
+++ b/backend/templates/FSED-37F-Storage.docx
@@ -371,12 +371,12 @@
               <wp:anchor distT="0" distB="0" distL="114300" distR="114300" simplePos="0" relativeHeight="251670528" behindDoc="0" locked="0" layoutInCell="1" allowOverlap="1">
                 <wp:simplePos x="0" y="0"/>
                 <wp:positionH relativeFrom="column">
-                  <wp:posOffset>941070</wp:posOffset>
+                  <wp:posOffset>1678305</wp:posOffset>
                 </wp:positionH>
                 <wp:positionV relativeFrom="paragraph">
                   <wp:posOffset>106045</wp:posOffset>
                 </wp:positionV>
-                <wp:extent cx="2820035" cy="342900"/>
+                <wp:extent cx="2128520" cy="342900"/>
                 <wp:effectExtent l="0" t="0" r="0" b="0"/>
                 <wp:wrapNone/>
                 <wp:docPr id="49" name="Text Box 49"/>
@@ -388,7 +388,7 @@
                       <wps:spPr>
                         <a:xfrm>
                           <a:off x="0" y="0"/>
-                          <a:ext cx="2820035" cy="342900"/>
+                          <a:ext cx="2128520" cy="342900"/>
                         </a:xfrm>
                         <a:prstGeom prst="rect">
                           <a:avLst/>
@@ -431,16 +431,6 @@
                             </w:pPr>
                             <w:r>
                               <w:rPr>
-                                <w:rFonts w:hint="default" w:ascii="Arial" w:hAnsi="Arial" w:cs="Arial"/>
-                                <w:b/>
-                                <w:sz w:val="28"/>
-                                <w:szCs w:val="28"/>
-                                <w:lang w:val="en-US"/>
-                              </w:rPr>
-                              <w:t xml:space="preserve"> </w:t>
-                            </w:r>
-                            <w:r>
-                              <w:rPr>
                                 <w:rFonts w:hint="default" w:ascii="Arial Narrow" w:hAnsi="Arial Narrow" w:eastAsia="Times New Roman" w:cs="Arial Narrow"/>
                                 <w:b/>
                                 <w:bCs/>
@@ -449,7 +439,7 @@
                                 <w:szCs w:val="28"/>
                                 <w:lang w:val="en-US"/>
                               </w:rPr>
-                              <w:t>R10-STN5-{CONTROL_NUMBER}</w:t>
+                              <w:t>{CONTROL_NUMBER}</w:t>
                             </w:r>
                           </w:p>
                         </w:txbxContent>
@@ -465,7 +455,7 @@
           </mc:Choice>
           <mc:Fallback>
             <w:pict>
-              <v:shape id="_x0000_s1026" o:spid="_x0000_s1026" o:spt="202" type="#_x0000_t202" style="position:absolute;left:0pt;margin-left:74.1pt;margin-top:8.35pt;height:27pt;width:222.05pt;z-index:251670528;mso-width-relative:page;mso-height-relative:page;" filled="f" stroked="f" coordsize="21600,21600" o:gfxdata="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">
+              <v:shape id="_x0000_s1026" o:spid="_x0000_s1026" o:spt="202" type="#_x0000_t202" style="position:absolute;left:0pt;margin-left:132.15pt;margin-top:8.35pt;height:27pt;width:167.6pt;z-index:251670528;mso-width-relative:page;mso-height-relative:page;" filled="f" stroked="f" coordsize="21600,21600" o:gfxdata="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">
                 <v:fill on="f" focussize="0,0"/>
                 <v:stroke on="f" weight="0.5pt"/>
                 <v:imagedata o:title=""/>
@@ -488,16 +478,6 @@
                       </w:pPr>
                       <w:r>
                         <w:rPr>
-                          <w:rFonts w:hint="default" w:ascii="Arial" w:hAnsi="Arial" w:cs="Arial"/>
-                          <w:b/>
-                          <w:sz w:val="28"/>
-                          <w:szCs w:val="28"/>
-                          <w:lang w:val="en-US"/>
-                        </w:rPr>
-                        <w:t xml:space="preserve"> </w:t>
-                      </w:r>
-                      <w:r>
-                        <w:rPr>
                           <w:rFonts w:hint="default" w:ascii="Arial Narrow" w:hAnsi="Arial Narrow" w:eastAsia="Times New Roman" w:cs="Arial Narrow"/>
                           <w:b/>
                           <w:bCs/>
@@ -506,7 +486,7 @@
                           <w:szCs w:val="28"/>
                           <w:lang w:val="en-US"/>
                         </w:rPr>
-                        <w:t>R10-STN5-{CONTROL_NUMBER}</w:t>
+                        <w:t>{CONTROL_NUMBER}</w:t>
                       </w:r>
                     </w:p>
                   </w:txbxContent>
@@ -799,13 +779,37 @@
       </w:r>
       <w:r>
         <w:rPr>
+          <w:rFonts w:hint="default" w:ascii="Arial" w:hAnsi="Arial" w:cs="Arial"/>
+          <w:b/>
+          <w:sz w:val="28"/>
+          <w:szCs w:val="28"/>
+          <w:lang w:val="en-US"/>
+        </w:rPr>
+        <w:t xml:space="preserve"> </w:t>
+      </w:r>
+      <w:bookmarkStart w:id="0" w:name="_GoBack"/>
+      <w:bookmarkEnd w:id="0"/>
+      <w:r>
+        <w:rPr>
+          <w:rFonts w:hint="default" w:ascii="Arial Narrow" w:hAnsi="Arial Narrow" w:eastAsia="Times New Roman" w:cs="Arial Narrow"/>
+          <w:b/>
+          <w:bCs/>
+          <w:color w:val="000000"/>
+          <w:sz w:val="28"/>
+          <w:szCs w:val="28"/>
+          <w:lang w:val="en-US"/>
+        </w:rPr>
+        <w:t>R10-STN5-</w:t>
+      </w:r>
+      <w:r>
+        <w:rPr>
           <w:rFonts w:ascii="Arial" w:hAnsi="Arial" w:cs="Arial"/>
           <w:color w:val="FF0000"/>
           <w:sz w:val="32"/>
           <w:szCs w:val="32"/>
           <w:u w:val="single"/>
         </w:rPr>
-        <w:t xml:space="preserve">       </w:t>
+        <w:t xml:space="preserve">    </w:t>
       </w:r>
       <w:r>
         <w:rPr>
@@ -862,8 +866,6 @@
           <w:szCs w:val="32"/>
         </w:rPr>
       </w:pPr>
-      <w:bookmarkStart w:id="0" w:name="_GoBack"/>
-      <w:bookmarkEnd w:id="0"/>
     </w:p>
     <w:p>
       <w:pPr>
@@ -2111,6 +2113,136 @@
           <w:rFonts w:ascii="Arial Narrow" w:hAnsi="Arial Narrow" w:cs="Arial"/>
         </w:rPr>
       </w:pPr>
+      <w:r>
+        <w:rPr>
+          <w:rFonts w:ascii="Arial" w:hAnsi="Arial" w:cs="Arial"/>
+          <w:sz w:val="24"/>
+          <w:szCs w:val="24"/>
+          <w:lang w:val="en-US" w:eastAsia="en-US"/>
+        </w:rPr>
+        <mc:AlternateContent>
+          <mc:Choice Requires="wps">
+            <w:drawing>
+              <wp:anchor distT="0" distB="0" distL="114300" distR="114300" simplePos="0" relativeHeight="251678720" behindDoc="0" locked="0" layoutInCell="1" allowOverlap="1">
+                <wp:simplePos x="0" y="0"/>
+                <wp:positionH relativeFrom="column">
+                  <wp:posOffset>1743710</wp:posOffset>
+                </wp:positionH>
+                <wp:positionV relativeFrom="paragraph">
+                  <wp:posOffset>95885</wp:posOffset>
+                </wp:positionV>
+                <wp:extent cx="2513965" cy="342900"/>
+                <wp:effectExtent l="0" t="0" r="0" b="0"/>
+                <wp:wrapNone/>
+                <wp:docPr id="55" name="Text Box 55"/>
+                <wp:cNvGraphicFramePr/>
+                <a:graphic xmlns:a="http://schemas.openxmlformats.org/drawingml/2006/main">
+                  <a:graphicData uri="http://schemas.microsoft.com/office/word/2010/wordprocessingShape">
+                    <wps:wsp>
+                      <wps:cNvSpPr txBox="1"/>
+                      <wps:spPr>
+                        <a:xfrm>
+                          <a:off x="0" y="0"/>
+                          <a:ext cx="2513965" cy="342900"/>
+                        </a:xfrm>
+                        <a:prstGeom prst="rect">
+                          <a:avLst/>
+                        </a:prstGeom>
+                        <a:noFill/>
+                        <a:ln w="6350">
+                          <a:noFill/>
+                        </a:ln>
+                        <a:effectLst/>
+                      </wps:spPr>
+                      <wps:style>
+                        <a:lnRef idx="0">
+                          <a:schemeClr val="accent1"/>
+                        </a:lnRef>
+                        <a:fillRef idx="0">
+                          <a:schemeClr val="accent1"/>
+                        </a:fillRef>
+                        <a:effectRef idx="0">
+                          <a:schemeClr val="accent1"/>
+                        </a:effectRef>
+                        <a:fontRef idx="minor">
+                          <a:schemeClr val="dk1"/>
+                        </a:fontRef>
+                      </wps:style>
+                      <wps:txbx>
+                        <w:txbxContent>
+                          <w:p>
+                            <w:pPr>
+                              <w:spacing w:after="0" w:line="240" w:lineRule="auto"/>
+                              <w:jc w:val="center"/>
+                              <w:rPr>
+                                <w:rFonts w:hint="default" w:ascii="Arial" w:hAnsi="Arial" w:eastAsia="Times New Roman" w:cs="Arial"/>
+                                <w:color w:val="000000"/>
+                                <w:sz w:val="22"/>
+                                <w:szCs w:val="22"/>
+                                <w:lang w:val="en-US"/>
+                              </w:rPr>
+                            </w:pPr>
+                            <w:r>
+                              <w:rPr>
+                                <w:rFonts w:hint="default" w:ascii="Arial" w:hAnsi="Arial" w:eastAsia="Times New Roman" w:cs="Arial"/>
+                                <w:color w:val="000000"/>
+                                <w:sz w:val="22"/>
+                                <w:szCs w:val="22"/>
+                                <w:lang w:val="en-US"/>
+                              </w:rPr>
+                              <w:t>{CLEARANCE_VALIDITY}.</w:t>
+                            </w:r>
+                          </w:p>
+                        </w:txbxContent>
+                      </wps:txbx>
+                      <wps:bodyPr rot="0" spcFirstLastPara="0" vertOverflow="overflow" horzOverflow="overflow" vert="horz" wrap="square" lIns="91440" tIns="45720" rIns="91440" bIns="45720" numCol="1" spcCol="0" rtlCol="0" fromWordArt="0" anchor="t" anchorCtr="0" forceAA="0" compatLnSpc="1">
+                        <a:noAutofit/>
+                      </wps:bodyPr>
+                    </wps:wsp>
+                  </a:graphicData>
+                </a:graphic>
+              </wp:anchor>
+            </w:drawing>
+          </mc:Choice>
+          <mc:Fallback>
+            <w:pict>
+              <v:shape id="_x0000_s1026" o:spid="_x0000_s1026" o:spt="202" type="#_x0000_t202" style="position:absolute;left:0pt;margin-left:137.3pt;margin-top:7.55pt;height:27pt;width:197.95pt;z-index:251678720;mso-width-relative:page;mso-height-relative:page;" filled="f" stroked="f" coordsize="21600,21600" o:gfxdata="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">
+                <v:fill on="f" focussize="0,0"/>
+                <v:stroke on="f" weight="0.5pt"/>
+                <v:imagedata o:title=""/>
+                <o:lock v:ext="edit" aspectratio="f"/>
+                <v:textbox>
+                  <w:txbxContent>
+                    <w:p>
+                      <w:pPr>
+                        <w:spacing w:after="0" w:line="240" w:lineRule="auto"/>
+                        <w:jc w:val="center"/>
+                        <w:rPr>
+                          <w:rFonts w:hint="default" w:ascii="Arial" w:hAnsi="Arial" w:eastAsia="Times New Roman" w:cs="Arial"/>
+                          <w:color w:val="000000"/>
+                          <w:sz w:val="22"/>
+                          <w:szCs w:val="22"/>
+                          <w:lang w:val="en-US"/>
+                        </w:rPr>
+                      </w:pPr>
+                      <w:r>
+                        <w:rPr>
+                          <w:rFonts w:hint="default" w:ascii="Arial" w:hAnsi="Arial" w:eastAsia="Times New Roman" w:cs="Arial"/>
+                          <w:color w:val="000000"/>
+                          <w:sz w:val="22"/>
+                          <w:szCs w:val="22"/>
+                          <w:lang w:val="en-US"/>
+                        </w:rPr>
+                        <w:t>{CLEARANCE_VALIDITY}.</w:t>
+                      </w:r>
+                    </w:p>
+                  </w:txbxContent>
+                </v:textbox>
+              </v:shape>
+            </w:pict>
+          </mc:Fallback>
+        </mc:AlternateContent>
+      </w:r>
     </w:p>
     <w:p>
       <w:pPr>
@@ -2123,6 +2255,75 @@
       <w:r>
         <w:rPr>
           <w:rFonts w:ascii="Arial" w:hAnsi="Arial" w:cs="Arial"/>
+          <w:sz w:val="24"/>
+          <w:szCs w:val="24"/>
+          <w:lang w:val="en-US" w:eastAsia="en-US"/>
+        </w:rPr>
+        <mc:AlternateContent>
+          <mc:Choice Requires="wps">
+            <w:drawing>
+              <wp:anchor distT="0" distB="0" distL="114300" distR="114300" simplePos="0" relativeHeight="251679744" behindDoc="0" locked="0" layoutInCell="1" allowOverlap="1">
+                <wp:simplePos x="0" y="0"/>
+                <wp:positionH relativeFrom="column">
+                  <wp:posOffset>2152650</wp:posOffset>
+                </wp:positionH>
+                <wp:positionV relativeFrom="paragraph">
+                  <wp:posOffset>136525</wp:posOffset>
+                </wp:positionV>
+                <wp:extent cx="1678940" cy="3810"/>
+                <wp:effectExtent l="0" t="0" r="0" b="0"/>
+                <wp:wrapNone/>
+                <wp:docPr id="58" name="Straight Connector 22"/>
+                <wp:cNvGraphicFramePr/>
+                <a:graphic xmlns:a="http://schemas.openxmlformats.org/drawingml/2006/main">
+                  <a:graphicData uri="http://schemas.microsoft.com/office/word/2010/wordprocessingShape">
+                    <wps:wsp>
+                      <wps:cNvCnPr/>
+                      <wps:spPr>
+                        <a:xfrm>
+                          <a:off x="0" y="0"/>
+                          <a:ext cx="1678940" cy="3810"/>
+                        </a:xfrm>
+                        <a:prstGeom prst="line">
+                          <a:avLst/>
+                        </a:prstGeom>
+                      </wps:spPr>
+                      <wps:style>
+                        <a:lnRef idx="1">
+                          <a:schemeClr val="dk1"/>
+                        </a:lnRef>
+                        <a:fillRef idx="0">
+                          <a:schemeClr val="dk1"/>
+                        </a:fillRef>
+                        <a:effectRef idx="0">
+                          <a:schemeClr val="dk1"/>
+                        </a:effectRef>
+                        <a:fontRef idx="minor">
+                          <a:schemeClr val="tx1"/>
+                        </a:fontRef>
+                      </wps:style>
+                      <wps:bodyPr/>
+                    </wps:wsp>
+                  </a:graphicData>
+                </a:graphic>
+              </wp:anchor>
+            </w:drawing>
+          </mc:Choice>
+          <mc:Fallback>
+            <w:pict>
+              <v:line id="Straight Connector 22" o:spid="_x0000_s1026" o:spt="20" style="position:absolute;left:0pt;margin-left:169.5pt;margin-top:10.75pt;height:0.3pt;width:132.2pt;z-index:251679744;mso-width-relative:page;mso-height-relative:page;" filled="f" stroked="t" coordsize="21600,21600" o:gfxdata="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">
+                <v:fill on="f" focussize="0,0"/>
+                <v:stroke color="#000000 [3200]" joinstyle="round"/>
+                <v:imagedata o:title=""/>
+                <o:lock v:ext="edit" aspectratio="f"/>
+              </v:line>
+            </w:pict>
+          </mc:Fallback>
+        </mc:AlternateContent>
+      </w:r>
+      <w:r>
+        <w:rPr>
+          <w:rFonts w:ascii="Arial" w:hAnsi="Arial" w:cs="Arial"/>
         </w:rPr>
         <w:t>This clearance is valid until</w:t>
       </w:r>
@@ -2130,7 +2331,31 @@
         <w:rPr>
           <w:rFonts w:ascii="Arial Narrow" w:hAnsi="Arial Narrow" w:cs="Arial"/>
         </w:rPr>
-        <w:t xml:space="preserve"> _____/______/_____.</w:t>
+        <w:t xml:space="preserve"> </w:t>
+      </w:r>
+      <w:r>
+        <w:rPr>
+          <w:rFonts w:hint="default" w:ascii="Arial Narrow" w:hAnsi="Arial Narrow" w:cs="Arial"/>
+          <w:lang w:val="en-US"/>
+        </w:rPr>
+        <w:tab/>
+        <w:t/>
+      </w:r>
+      <w:r>
+        <w:rPr>
+          <w:rFonts w:hint="default" w:ascii="Arial Narrow" w:hAnsi="Arial Narrow" w:cs="Arial"/>
+          <w:lang w:val="en-US"/>
+        </w:rPr>
+        <w:tab/>
+        <w:t/>
+      </w:r>
+      <w:r>
+        <w:rPr>
+          <w:rFonts w:hint="default" w:ascii="Arial Narrow" w:hAnsi="Arial Narrow" w:cs="Arial"/>
+          <w:lang w:val="en-US"/>
+        </w:rPr>
+        <w:tab/>
+        <w:t xml:space="preserve">  </w:t>
       </w:r>
     </w:p>
     <w:p>
@@ -2338,8 +2563,8 @@
                               <w:jc w:val="center"/>
                               <w:rPr>
                                 <w:rFonts w:hint="default" w:ascii="Arial" w:hAnsi="Arial" w:cs="Arial"/>
-                                <w:b/>
-                                <w:bCs/>
+                                <w:b w:val="0"/>
+                                <w:bCs w:val="0"/>
                                 <w:sz w:val="20"/>
                                 <w:szCs w:val="20"/>
                                 <w:u w:val="none"/>
@@ -2349,8 +2574,8 @@
                             <w:r>
                               <w:rPr>
                                 <w:rFonts w:hint="default" w:ascii="Arial" w:hAnsi="Arial" w:cs="Arial"/>
-                                <w:b/>
-                                <w:bCs/>
+                                <w:b w:val="0"/>
+                                <w:bCs w:val="0"/>
                                 <w:sz w:val="20"/>
                                 <w:szCs w:val="20"/>
                                 <w:u w:val="none"/>
@@ -2365,6 +2590,7 @@
                               <w:rPr>
                                 <w:rFonts w:hint="default" w:ascii="Arial" w:hAnsi="Arial" w:cs="Arial"/>
                                 <w:b/>
+                                <w:bCs/>
                                 <w:sz w:val="20"/>
                                 <w:szCs w:val="20"/>
                               </w:rPr>
@@ -2372,10 +2598,12 @@
                             <w:r>
                               <w:rPr>
                                 <w:rFonts w:hint="default" w:ascii="Arial" w:hAnsi="Arial" w:eastAsia="SimSun" w:cs="Arial"/>
+                                <w:b/>
+                                <w:bCs/>
                                 <w:sz w:val="20"/>
                                 <w:szCs w:val="20"/>
                               </w:rPr>
-                              <w:t>{CHIEF_POSITION}</w:t>
+                              <w:t>CHIEF_POSITION</w:t>
                             </w:r>
                           </w:p>
                           <w:p>
@@ -2415,8 +2643,8 @@
                         <w:jc w:val="center"/>
                         <w:rPr>
                           <w:rFonts w:hint="default" w:ascii="Arial" w:hAnsi="Arial" w:cs="Arial"/>
-                          <w:b/>
-                          <w:bCs/>
+                          <w:b w:val="0"/>
+                          <w:bCs w:val="0"/>
                           <w:sz w:val="20"/>
                           <w:szCs w:val="20"/>
                           <w:u w:val="none"/>
@@ -2426,8 +2654,8 @@
                       <w:r>
                         <w:rPr>
                           <w:rFonts w:hint="default" w:ascii="Arial" w:hAnsi="Arial" w:cs="Arial"/>
-                          <w:b/>
-                          <w:bCs/>
+                          <w:b w:val="0"/>
+                          <w:bCs w:val="0"/>
                           <w:sz w:val="20"/>
                           <w:szCs w:val="20"/>
                           <w:u w:val="none"/>
@@ -2442,6 +2670,7 @@
                         <w:rPr>
                           <w:rFonts w:hint="default" w:ascii="Arial" w:hAnsi="Arial" w:cs="Arial"/>
                           <w:b/>
+                          <w:bCs/>
                           <w:sz w:val="20"/>
                           <w:szCs w:val="20"/>
                         </w:rPr>
@@ -2449,10 +2678,12 @@
                       <w:r>
                         <w:rPr>
                           <w:rFonts w:hint="default" w:ascii="Arial" w:hAnsi="Arial" w:eastAsia="SimSun" w:cs="Arial"/>
+                          <w:b/>
+                          <w:bCs/>
                           <w:sz w:val="20"/>
                           <w:szCs w:val="20"/>
                         </w:rPr>
-                        <w:t>{CHIEF_POSITION}</w:t>
+                        <w:t>CHIEF_POSITION</w:t>
                       </w:r>
                     </w:p>
                     <w:p>
@@ -3277,10 +3508,10 @@
               <wp:anchor distT="0" distB="0" distL="114300" distR="114300" simplePos="0" relativeHeight="251672576" behindDoc="0" locked="0" layoutInCell="1" allowOverlap="1">
                 <wp:simplePos x="0" y="0"/>
                 <wp:positionH relativeFrom="column">
-                  <wp:posOffset>3467735</wp:posOffset>
+                  <wp:posOffset>3483610</wp:posOffset>
                 </wp:positionH>
                 <wp:positionV relativeFrom="paragraph">
-                  <wp:posOffset>78105</wp:posOffset>
+                  <wp:posOffset>51435</wp:posOffset>
                 </wp:positionV>
                 <wp:extent cx="2513965" cy="342900"/>
                 <wp:effectExtent l="0" t="0" r="0" b="0"/>
@@ -3357,7 +3588,7 @@
           </mc:Choice>
           <mc:Fallback>
             <w:pict>
-              <v:shape id="_x0000_s1026" o:spid="_x0000_s1026" o:spt="202" type="#_x0000_t202" style="position:absolute;left:0pt;margin-left:273.05pt;margin-top:6.15pt;height:27pt;width:197.95pt;z-index:251672576;mso-width-relative:page;mso-height-relative:page;" filled="f" stroked="f" coordsize="21600,21600" o:gfxdata="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">
+              <v:shape id="_x0000_s1026" o:spid="_x0000_s1026" o:spt="202" type="#_x0000_t202" style="position:absolute;left:0pt;margin-left:274.3pt;margin-top:4.05pt;height:27pt;width:197.95pt;z-index:251672576;mso-width-relative:page;mso-height-relative:page;" filled="f" stroked="f" coordsize="21600,21600" o:gfxdata="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">
                 <v:fill on="f" focussize="0,0"/>
                 <v:stroke on="f" weight="0.5pt"/>
                 <v:imagedata o:title=""/>
@@ -3402,16 +3633,6 @@
           <w:rFonts w:ascii="Arial Narrow" w:hAnsi="Arial Narrow" w:cs="Arial"/>
         </w:rPr>
       </w:pPr>
-    </w:p>
-    <w:p>
-      <w:pPr>
-        <w:spacing w:after="0" w:line="240" w:lineRule="auto"/>
-        <w:rPr>
-          <w:rFonts w:ascii="Arial" w:hAnsi="Arial" w:cs="Arial"/>
-          <w:sz w:val="20"/>
-          <w:szCs w:val="20"/>
-        </w:rPr>
-      </w:pPr>
       <w:r>
         <w:rPr>
           <w:rFonts w:ascii="Arial" w:hAnsi="Arial" w:cs="Arial"/>
@@ -3423,10 +3644,10 @@
               <wp:anchor distT="0" distB="0" distL="114300" distR="114300" simplePos="0" relativeHeight="251671552" behindDoc="0" locked="0" layoutInCell="1" allowOverlap="1">
                 <wp:simplePos x="0" y="0"/>
                 <wp:positionH relativeFrom="column">
-                  <wp:posOffset>3488690</wp:posOffset>
+                  <wp:posOffset>3477260</wp:posOffset>
                 </wp:positionH>
                 <wp:positionV relativeFrom="paragraph">
-                  <wp:posOffset>1905</wp:posOffset>
+                  <wp:posOffset>121920</wp:posOffset>
                 </wp:positionV>
                 <wp:extent cx="2461260" cy="635"/>
                 <wp:effectExtent l="0" t="0" r="0" b="0"/>
@@ -3469,7 +3690,7 @@
           </mc:Choice>
           <mc:Fallback>
             <w:pict>
-              <v:line id="_x0000_s1026" o:spid="_x0000_s1026" o:spt="20" style="position:absolute;left:0pt;margin-left:274.7pt;margin-top:0.15pt;height:0.05pt;width:193.8pt;z-index:251671552;mso-width-relative:page;mso-height-relative:page;" filled="f" stroked="t" coordsize="21600,21600" o:gfxdata="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">
+              <v:line id="_x0000_s1026" o:spid="_x0000_s1026" o:spt="20" style="position:absolute;left:0pt;margin-left:273.8pt;margin-top:9.6pt;height:0.05pt;width:193.8pt;z-index:251671552;mso-width-relative:page;mso-height-relative:page;" filled="f" stroked="t" coordsize="21600,21600" o:gfxdata="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">
                 <v:fill on="f" focussize="0,0"/>
                 <v:stroke color="#000000 [3200]" joinstyle="round"/>
                 <v:imagedata o:title=""/>
@@ -3479,15 +3700,31 @@
           </mc:Fallback>
         </mc:AlternateContent>
       </w:r>
-      <w:r>
-        <w:rPr>
-          <w:rFonts w:ascii="Arial Narrow" w:hAnsi="Arial Narrow" w:cs="Arial"/>
+    </w:p>
+    <w:p>
+      <w:pPr>
+        <w:spacing w:after="0" w:line="240" w:lineRule="auto"/>
+        <w:rPr>
+          <w:rFonts w:ascii="Arial" w:hAnsi="Arial" w:cs="Arial"/>
+          <w:b/>
+          <w:bCs/>
+          <w:sz w:val="20"/>
+          <w:szCs w:val="20"/>
+        </w:rPr>
+      </w:pPr>
+      <w:r>
+        <w:rPr>
+          <w:rFonts w:ascii="Arial Narrow" w:hAnsi="Arial Narrow" w:cs="Arial"/>
+          <w:b/>
+          <w:bCs/>
         </w:rPr>
         <w:t xml:space="preserve">                                                                                                                    </w:t>
       </w:r>
       <w:r>
         <w:rPr>
           <w:rFonts w:ascii="Arial" w:hAnsi="Arial" w:cs="Arial"/>
+          <w:b/>
+          <w:bCs/>
           <w:sz w:val="20"/>
           <w:szCs w:val="20"/>
         </w:rPr>
@@ -4214,7 +4451,7 @@
     <w:lsdException w:uiPriority="99" w:name="Table Web 2"/>
     <w:lsdException w:uiPriority="99" w:name="Table Web 3"/>
     <w:lsdException w:uiPriority="99" w:name="Balloon Text"/>
-    <w:lsdException w:unhideWhenUsed="0" w:uiPriority="59" w:semiHidden="0" w:name="Table Grid"/>
+    <w:lsdException w:qFormat="1" w:unhideWhenUsed="0" w:uiPriority="59" w:semiHidden="0" w:name="Table Grid"/>
     <w:lsdException w:uiPriority="99" w:name="Table Theme"/>
     <w:lsdException w:unhideWhenUsed="0" w:uiPriority="60" w:semiHidden="0" w:name="Light Shading"/>
     <w:lsdException w:unhideWhenUsed="0" w:uiPriority="61" w:semiHidden="0" w:name="Light List"/>
@@ -4369,6 +4606,7 @@
   <w:style w:type="table" w:styleId="5">
     <w:name w:val="Table Grid"/>
     <w:basedOn w:val="3"/>
+    <w:qFormat/>
     <w:uiPriority w:val="59"/>
     <w:pPr>
       <w:spacing w:after="0" w:line="240" w:lineRule="auto"/>
@@ -4389,6 +4627,7 @@
     <w:basedOn w:val="2"/>
     <w:link w:val="4"/>
     <w:semiHidden/>
+    <w:qFormat/>
     <w:uiPriority w:val="99"/>
     <w:rPr>
       <w:rFonts w:ascii="Tahoma" w:hAnsi="Tahoma" w:cs="Tahoma"/>

--- a/backend/templates/FSED-37F-Storage.docx
+++ b/backend/templates/FSED-37F-Storage.docx
@@ -455,7 +455,7 @@
           </mc:Choice>
           <mc:Fallback>
             <w:pict>
-              <v:shape id="_x0000_s1026" o:spid="_x0000_s1026" o:spt="202" type="#_x0000_t202" style="position:absolute;left:0pt;margin-left:132.15pt;margin-top:8.35pt;height:27pt;width:167.6pt;z-index:251670528;mso-width-relative:page;mso-height-relative:page;" filled="f" stroked="f" coordsize="21600,21600" o:gfxdata="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">
+              <v:shape id="_x0000_s1026" o:spid="_x0000_s1026" o:spt="202" type="#_x0000_t202" style="position:absolute;left:0pt;margin-left:132.15pt;margin-top:8.35pt;height:27pt;width:167.6pt;z-index:251670528;mso-width-relative:page;mso-height-relative:page;" filled="f" stroked="f" coordsize="21600,21600" o:gfxdata="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">
                 <v:fill on="f" focussize="0,0"/>
                 <v:stroke on="f" weight="0.5pt"/>
                 <v:imagedata o:title=""/>
@@ -787,8 +787,6 @@
         </w:rPr>
         <w:t xml:space="preserve"> </w:t>
       </w:r>
-      <w:bookmarkStart w:id="0" w:name="_GoBack"/>
-      <w:bookmarkEnd w:id="0"/>
       <w:r>
         <w:rPr>
           <w:rFonts w:hint="default" w:ascii="Arial Narrow" w:hAnsi="Arial Narrow" w:eastAsia="Times New Roman" w:cs="Arial Narrow"/>
@@ -2339,7 +2337,6 @@
           <w:lang w:val="en-US"/>
         </w:rPr>
         <w:tab/>
-        <w:t/>
       </w:r>
       <w:r>
         <w:rPr>
@@ -2347,7 +2344,6 @@
           <w:lang w:val="en-US"/>
         </w:rPr>
         <w:tab/>
-        <w:t/>
       </w:r>
       <w:r>
         <w:rPr>
@@ -2355,6 +2351,12 @@
           <w:lang w:val="en-US"/>
         </w:rPr>
         <w:tab/>
+      </w:r>
+      <w:r>
+        <w:rPr>
+          <w:rFonts w:hint="default" w:ascii="Arial Narrow" w:hAnsi="Arial Narrow" w:cs="Arial"/>
+          <w:lang w:val="en-US"/>
+        </w:rPr>
         <w:t xml:space="preserve">  </w:t>
       </w:r>
     </w:p>
@@ -2500,6 +2502,8 @@
           <w:szCs w:val="20"/>
         </w:rPr>
       </w:pPr>
+      <w:bookmarkStart w:id="0" w:name="_GoBack"/>
+      <w:bookmarkEnd w:id="0"/>
       <w:r>
         <w:rPr>
           <w:rFonts w:ascii="Arial" w:hAnsi="Arial" w:cs="Arial"/>
@@ -2603,7 +2607,28 @@
                                 <w:sz w:val="20"/>
                                 <w:szCs w:val="20"/>
                               </w:rPr>
-                              <w:t>CHIEF_POSITION</w:t>
+                              <w:t>CHIEF</w:t>
+                            </w:r>
+                            <w:r>
+                              <w:rPr>
+                                <w:rFonts w:hint="default" w:ascii="Arial" w:hAnsi="Arial" w:eastAsia="SimSun" w:cs="Arial"/>
+                                <w:b/>
+                                <w:bCs/>
+                                <w:sz w:val="20"/>
+                                <w:szCs w:val="20"/>
+                                <w:lang w:val="en-US"/>
+                              </w:rPr>
+                              <w:t xml:space="preserve"> </w:t>
+                            </w:r>
+                            <w:r>
+                              <w:rPr>
+                                <w:rFonts w:hint="default" w:ascii="Arial" w:hAnsi="Arial" w:eastAsia="SimSun" w:cs="Arial"/>
+                                <w:b/>
+                                <w:bCs/>
+                                <w:sz w:val="20"/>
+                                <w:szCs w:val="20"/>
+                              </w:rPr>
+                              <w:t>POSITION</w:t>
                             </w:r>
                           </w:p>
                           <w:p>
@@ -2683,7 +2708,28 @@
                           <w:sz w:val="20"/>
                           <w:szCs w:val="20"/>
                         </w:rPr>
-                        <w:t>CHIEF_POSITION</w:t>
+                        <w:t>CHIEF</w:t>
+                      </w:r>
+                      <w:r>
+                        <w:rPr>
+                          <w:rFonts w:hint="default" w:ascii="Arial" w:hAnsi="Arial" w:eastAsia="SimSun" w:cs="Arial"/>
+                          <w:b/>
+                          <w:bCs/>
+                          <w:sz w:val="20"/>
+                          <w:szCs w:val="20"/>
+                          <w:lang w:val="en-US"/>
+                        </w:rPr>
+                        <w:t xml:space="preserve"> </w:t>
+                      </w:r>
+                      <w:r>
+                        <w:rPr>
+                          <w:rFonts w:hint="default" w:ascii="Arial" w:hAnsi="Arial" w:eastAsia="SimSun" w:cs="Arial"/>
+                          <w:b/>
+                          <w:bCs/>
+                          <w:sz w:val="20"/>
+                          <w:szCs w:val="20"/>
+                        </w:rPr>
+                        <w:t>POSITION</w:t>
                       </w:r>
                     </w:p>
                     <w:p>
@@ -3588,7 +3634,7 @@
           </mc:Choice>
           <mc:Fallback>
             <w:pict>
-              <v:shape id="_x0000_s1026" o:spid="_x0000_s1026" o:spt="202" type="#_x0000_t202" style="position:absolute;left:0pt;margin-left:274.3pt;margin-top:4.05pt;height:27pt;width:197.95pt;z-index:251672576;mso-width-relative:page;mso-height-relative:page;" filled="f" stroked="f" coordsize="21600,21600" o:gfxdata="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">
+              <v:shape id="_x0000_s1026" o:spid="_x0000_s1026" o:spt="202" type="#_x0000_t202" style="position:absolute;left:0pt;margin-left:274.3pt;margin-top:4.05pt;height:27pt;width:197.95pt;z-index:251672576;mso-width-relative:page;mso-height-relative:page;" filled="f" stroked="f" coordsize="21600,21600" o:gfxdata="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">
                 <v:fill on="f" focussize="0,0"/>
                 <v:stroke on="f" weight="0.5pt"/>
                 <v:imagedata o:title=""/>
@@ -3690,7 +3736,7 @@
           </mc:Choice>
           <mc:Fallback>
             <w:pict>
-              <v:line id="_x0000_s1026" o:spid="_x0000_s1026" o:spt="20" style="position:absolute;left:0pt;margin-left:273.8pt;margin-top:9.6pt;height:0.05pt;width:193.8pt;z-index:251671552;mso-width-relative:page;mso-height-relative:page;" filled="f" stroked="t" coordsize="21600,21600" o:gfxdata="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">
+              <v:line id="_x0000_s1026" o:spid="_x0000_s1026" o:spt="20" style="position:absolute;left:0pt;margin-left:273.8pt;margin-top:9.6pt;height:0.05pt;width:193.8pt;z-index:251671552;mso-width-relative:page;mso-height-relative:page;" filled="f" stroked="t" coordsize="21600,21600" o:gfxdata="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">
                 <v:fill on="f" focussize="0,0"/>
                 <v:stroke color="#000000 [3200]" joinstyle="round"/>
                 <v:imagedata o:title=""/>

--- a/backend/templates/FSED-37F-Storage.docx
+++ b/backend/templates/FSED-37F-Storage.docx
@@ -2121,7 +2121,7 @@
         <mc:AlternateContent>
           <mc:Choice Requires="wps">
             <w:drawing>
-              <wp:anchor distT="0" distB="0" distL="114300" distR="114300" simplePos="0" relativeHeight="251678720" behindDoc="0" locked="0" layoutInCell="1" allowOverlap="1">
+              <wp:anchor distT="0" distB="0" distL="114300" distR="114300" simplePos="0" relativeHeight="251671552" behindDoc="0" locked="0" layoutInCell="1" allowOverlap="1">
                 <wp:simplePos x="0" y="0"/>
                 <wp:positionH relativeFrom="column">
                   <wp:posOffset>1743710</wp:posOffset>
@@ -2204,7 +2204,7 @@
           </mc:Choice>
           <mc:Fallback>
             <w:pict>
-              <v:shape id="_x0000_s1026" o:spid="_x0000_s1026" o:spt="202" type="#_x0000_t202" style="position:absolute;left:0pt;margin-left:137.3pt;margin-top:7.55pt;height:27pt;width:197.95pt;z-index:251678720;mso-width-relative:page;mso-height-relative:page;" filled="f" stroked="f" coordsize="21600,21600" o:gfxdata="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">
+              <v:shape id="_x0000_s1026" o:spid="_x0000_s1026" o:spt="202" type="#_x0000_t202" style="position:absolute;left:0pt;margin-left:137.3pt;margin-top:7.55pt;height:27pt;width:197.95pt;z-index:251671552;mso-width-relative:page;mso-height-relative:page;" filled="f" stroked="f" coordsize="21600,21600" o:gfxdata="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">
                 <v:fill on="f" focussize="0,0"/>
                 <v:stroke on="f" weight="0.5pt"/>
                 <v:imagedata o:title=""/>
@@ -2260,7 +2260,7 @@
         <mc:AlternateContent>
           <mc:Choice Requires="wps">
             <w:drawing>
-              <wp:anchor distT="0" distB="0" distL="114300" distR="114300" simplePos="0" relativeHeight="251679744" behindDoc="0" locked="0" layoutInCell="1" allowOverlap="1">
+              <wp:anchor distT="0" distB="0" distL="114300" distR="114300" simplePos="0" relativeHeight="251672576" behindDoc="0" locked="0" layoutInCell="1" allowOverlap="1">
                 <wp:simplePos x="0" y="0"/>
                 <wp:positionH relativeFrom="column">
                   <wp:posOffset>2152650</wp:posOffset>
@@ -2309,7 +2309,7 @@
           </mc:Choice>
           <mc:Fallback>
             <w:pict>
-              <v:line id="Straight Connector 22" o:spid="_x0000_s1026" o:spt="20" style="position:absolute;left:0pt;margin-left:169.5pt;margin-top:10.75pt;height:0.3pt;width:132.2pt;z-index:251679744;mso-width-relative:page;mso-height-relative:page;" filled="f" stroked="t" coordsize="21600,21600" o:gfxdata="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">
+              <v:line id="Straight Connector 22" o:spid="_x0000_s1026" o:spt="20" style="position:absolute;left:0pt;margin-left:169.5pt;margin-top:10.75pt;height:0.3pt;width:132.2pt;z-index:251672576;mso-width-relative:page;mso-height-relative:page;" filled="f" stroked="t" coordsize="21600,21600" o:gfxdata="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">
                 <v:fill on="f" focussize="0,0"/>
                 <v:stroke color="#000000 [3200]" joinstyle="round"/>
                 <v:imagedata o:title=""/>
@@ -2428,6 +2428,7 @@
           <w:szCs w:val="20"/>
         </w:rPr>
       </w:pPr>
+      <w:bookmarkStart w:id="0" w:name="_GoBack"/>
       <w:r>
         <w:rPr>
           <w:rFonts w:ascii="Arial" w:hAnsi="Arial" w:cs="Arial"/>
@@ -2502,8 +2503,6 @@
           <w:szCs w:val="20"/>
         </w:rPr>
       </w:pPr>
-      <w:bookmarkStart w:id="0" w:name="_GoBack"/>
-      <w:bookmarkEnd w:id="0"/>
       <w:r>
         <w:rPr>
           <w:rFonts w:ascii="Arial" w:hAnsi="Arial" w:cs="Arial"/>
@@ -2514,13 +2513,13 @@
         <mc:AlternateContent>
           <mc:Choice Requires="wps">
             <w:drawing>
-              <wp:anchor distT="0" distB="0" distL="114300" distR="114300" simplePos="0" relativeHeight="251673600" behindDoc="1" locked="0" layoutInCell="1" allowOverlap="1">
+              <wp:anchor distT="0" distB="0" distL="114300" distR="114300" simplePos="0" relativeHeight="251675648" behindDoc="1" locked="0" layoutInCell="1" allowOverlap="1">
                 <wp:simplePos x="0" y="0"/>
                 <wp:positionH relativeFrom="column">
                   <wp:posOffset>3057525</wp:posOffset>
                 </wp:positionH>
                 <wp:positionV relativeFrom="paragraph">
-                  <wp:posOffset>52705</wp:posOffset>
+                  <wp:posOffset>46990</wp:posOffset>
                 </wp:positionV>
                 <wp:extent cx="3061970" cy="486410"/>
                 <wp:effectExtent l="0" t="0" r="0" b="0"/>
@@ -2655,7 +2654,7 @@
           </mc:Choice>
           <mc:Fallback>
             <w:pict>
-              <v:shape id="_x0000_s1026" o:spid="_x0000_s1026" o:spt="202" type="#_x0000_t202" style="position:absolute;left:0pt;margin-left:240.75pt;margin-top:4.15pt;height:38.3pt;width:241.1pt;z-index:-251642880;mso-width-relative:page;mso-height-relative:page;" filled="f" stroked="f" coordsize="21600,21600" o:gfxdata="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">
+              <v:shape id="_x0000_s1026" o:spid="_x0000_s1026" o:spt="202" type="#_x0000_t202" style="position:absolute;left:0pt;margin-left:240.75pt;margin-top:3.7pt;height:38.3pt;width:241.1pt;z-index:-251640832;mso-width-relative:page;mso-height-relative:page;" filled="f" stroked="f" coordsize="21600,21600" o:gfxdata="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">
                 <v:fill on="f" focussize="0,0"/>
                 <v:stroke on="f" weight="0.5pt"/>
                 <v:imagedata o:title=""/>
@@ -2760,7 +2759,7 @@
         <mc:AlternateContent>
           <mc:Choice Requires="wps">
             <w:drawing>
-              <wp:anchor distT="0" distB="0" distL="114300" distR="114300" simplePos="0" relativeHeight="251674624" behindDoc="0" locked="0" layoutInCell="1" allowOverlap="1">
+              <wp:anchor distT="0" distB="0" distL="114300" distR="114300" simplePos="0" relativeHeight="251676672" behindDoc="0" locked="0" layoutInCell="1" allowOverlap="1">
                 <wp:simplePos x="0" y="0"/>
                 <wp:positionH relativeFrom="column">
                   <wp:posOffset>781050</wp:posOffset>
@@ -2768,8 +2767,8 @@
                 <wp:positionV relativeFrom="paragraph">
                   <wp:posOffset>147955</wp:posOffset>
                 </wp:positionV>
-                <wp:extent cx="1314450" cy="0"/>
-                <wp:effectExtent l="0" t="4445" r="0" b="5080"/>
+                <wp:extent cx="844550" cy="1905"/>
+                <wp:effectExtent l="0" t="0" r="0" b="0"/>
                 <wp:wrapNone/>
                 <wp:docPr id="1694765211" name="Straight Connector 22"/>
                 <wp:cNvGraphicFramePr/>
@@ -2780,7 +2779,7 @@
                       <wps:spPr>
                         <a:xfrm>
                           <a:off x="0" y="0"/>
-                          <a:ext cx="1314450" cy="0"/>
+                          <a:ext cx="844550" cy="1905"/>
                         </a:xfrm>
                         <a:prstGeom prst="line">
                           <a:avLst/>
@@ -2809,7 +2808,7 @@
           </mc:Choice>
           <mc:Fallback>
             <w:pict>
-              <v:line id="Straight Connector 22" o:spid="_x0000_s1026" o:spt="20" style="position:absolute;left:0pt;margin-left:61.5pt;margin-top:11.65pt;height:0pt;width:103.5pt;z-index:251674624;mso-width-relative:page;mso-height-relative:page;" filled="f" stroked="t" coordsize="21600,21600" o:gfxdata="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">
+              <v:line id="Straight Connector 22" o:spid="_x0000_s1026" o:spt="20" style="position:absolute;left:0pt;margin-left:61.5pt;margin-top:11.65pt;height:0.15pt;width:66.5pt;z-index:251676672;mso-width-relative:page;mso-height-relative:page;" filled="f" stroked="t" coordsize="21600,21600" o:gfxdata="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">
                 <v:fill on="f" focussize="0,0"/>
                 <v:stroke color="#000000 [3200]" joinstyle="round"/>
                 <v:imagedata o:title=""/>
@@ -2892,14 +2891,6 @@
           <w:sz w:val="20"/>
           <w:szCs w:val="20"/>
         </w:rPr>
-        <w:tab/>
-      </w:r>
-      <w:r>
-        <w:rPr>
-          <w:rFonts w:ascii="Arial" w:hAnsi="Arial" w:cs="Arial"/>
-          <w:sz w:val="20"/>
-          <w:szCs w:val="20"/>
-        </w:rPr>
         <w:t xml:space="preserve"> </w:t>
       </w:r>
     </w:p>
@@ -2922,7 +2913,7 @@
         <mc:AlternateContent>
           <mc:Choice Requires="wps">
             <w:drawing>
-              <wp:anchor distT="0" distB="0" distL="114300" distR="114300" simplePos="0" relativeHeight="251677696" behindDoc="0" locked="0" layoutInCell="1" allowOverlap="1">
+              <wp:anchor distT="0" distB="0" distL="114300" distR="114300" simplePos="0" relativeHeight="251679744" behindDoc="0" locked="0" layoutInCell="1" allowOverlap="1">
                 <wp:simplePos x="0" y="0"/>
                 <wp:positionH relativeFrom="column">
                   <wp:posOffset>3418840</wp:posOffset>
@@ -2933,7 +2924,7 @@
                 <wp:extent cx="2308225" cy="10795"/>
                 <wp:effectExtent l="0" t="4445" r="15875" b="13335"/>
                 <wp:wrapNone/>
-                <wp:docPr id="19" name="Straight Connector 22"/>
+                <wp:docPr id="1" name="Straight Connector 22"/>
                 <wp:cNvGraphicFramePr/>
                 <a:graphic xmlns:a="http://schemas.openxmlformats.org/drawingml/2006/main">
                   <a:graphicData uri="http://schemas.microsoft.com/office/word/2010/wordprocessingShape">
@@ -2971,7 +2962,7 @@
           </mc:Choice>
           <mc:Fallback>
             <w:pict>
-              <v:line id="Straight Connector 22" o:spid="_x0000_s1026" o:spt="20" style="position:absolute;left:0pt;flip:y;margin-left:269.2pt;margin-top:6.2pt;height:0.85pt;width:181.75pt;z-index:251677696;mso-width-relative:page;mso-height-relative:page;" filled="f" stroked="t" coordsize="21600,21600" o:gfxdata="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">
+              <v:line id="Straight Connector 22" o:spid="_x0000_s1026" o:spt="20" style="position:absolute;left:0pt;flip:y;margin-left:269.2pt;margin-top:6.2pt;height:0.85pt;width:181.75pt;z-index:251679744;mso-width-relative:page;mso-height-relative:page;" filled="f" stroked="t" coordsize="21600,21600" o:gfxdata="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">
                 <v:fill on="f" focussize="0,0"/>
                 <v:stroke color="#000000 [3200]" joinstyle="round"/>
                 <v:imagedata o:title=""/>
@@ -2991,7 +2982,7 @@
         <mc:AlternateContent>
           <mc:Choice Requires="wps">
             <w:drawing>
-              <wp:anchor distT="0" distB="0" distL="114300" distR="114300" simplePos="0" relativeHeight="251675648" behindDoc="0" locked="0" layoutInCell="1" allowOverlap="1">
+              <wp:anchor distT="0" distB="0" distL="114300" distR="114300" simplePos="0" relativeHeight="251677696" behindDoc="0" locked="0" layoutInCell="1" allowOverlap="1">
                 <wp:simplePos x="0" y="0"/>
                 <wp:positionH relativeFrom="column">
                   <wp:posOffset>781050</wp:posOffset>
@@ -2999,8 +2990,8 @@
                 <wp:positionV relativeFrom="paragraph">
                   <wp:posOffset>146050</wp:posOffset>
                 </wp:positionV>
-                <wp:extent cx="1314450" cy="0"/>
-                <wp:effectExtent l="0" t="4445" r="0" b="5080"/>
+                <wp:extent cx="945515" cy="5715"/>
+                <wp:effectExtent l="0" t="0" r="0" b="0"/>
                 <wp:wrapNone/>
                 <wp:docPr id="1094408323" name="Straight Connector 22"/>
                 <wp:cNvGraphicFramePr/>
@@ -3011,7 +3002,7 @@
                       <wps:spPr>
                         <a:xfrm>
                           <a:off x="0" y="0"/>
-                          <a:ext cx="1314450" cy="0"/>
+                          <a:ext cx="945515" cy="5715"/>
                         </a:xfrm>
                         <a:prstGeom prst="line">
                           <a:avLst/>
@@ -3040,7 +3031,7 @@
           </mc:Choice>
           <mc:Fallback>
             <w:pict>
-              <v:line id="Straight Connector 22" o:spid="_x0000_s1026" o:spt="20" style="position:absolute;left:0pt;margin-left:61.5pt;margin-top:11.5pt;height:0pt;width:103.5pt;z-index:251675648;mso-width-relative:page;mso-height-relative:page;" filled="f" stroked="t" coordsize="21600,21600" o:gfxdata="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">
+              <v:line id="Straight Connector 22" o:spid="_x0000_s1026" o:spt="20" style="position:absolute;left:0pt;margin-left:61.5pt;margin-top:11.5pt;height:0.45pt;width:74.45pt;z-index:251677696;mso-width-relative:page;mso-height-relative:page;" filled="f" stroked="t" coordsize="21600,21600" o:gfxdata="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">
                 <v:fill on="f" focussize="0,0"/>
                 <v:stroke color="#000000 [3200]" joinstyle="round"/>
                 <v:imagedata o:title=""/>
@@ -3216,14 +3207,7 @@
         </w:rPr>
         <w:tab/>
       </w:r>
-      <w:r>
-        <w:rPr>
-          <w:rFonts w:ascii="Arial" w:hAnsi="Arial" w:cs="Arial"/>
-          <w:sz w:val="20"/>
-          <w:szCs w:val="20"/>
-        </w:rPr>
-        <w:tab/>
-      </w:r>
+      <w:bookmarkEnd w:id="0"/>
       <w:r>
         <w:rPr>
           <w:rFonts w:ascii="Arial" w:hAnsi="Arial" w:cs="Arial"/>
@@ -3258,7 +3242,7 @@
         <mc:AlternateContent>
           <mc:Choice Requires="wps">
             <w:drawing>
-              <wp:anchor distT="0" distB="0" distL="114300" distR="114300" simplePos="0" relativeHeight="251676672" behindDoc="0" locked="0" layoutInCell="1" allowOverlap="1">
+              <wp:anchor distT="0" distB="0" distL="114300" distR="114300" simplePos="0" relativeHeight="251678720" behindDoc="0" locked="0" layoutInCell="1" allowOverlap="1">
                 <wp:simplePos x="0" y="0"/>
                 <wp:positionH relativeFrom="column">
                   <wp:posOffset>352425</wp:posOffset>
@@ -3266,8 +3250,8 @@
                 <wp:positionV relativeFrom="paragraph">
                   <wp:posOffset>1270</wp:posOffset>
                 </wp:positionV>
-                <wp:extent cx="1314450" cy="0"/>
-                <wp:effectExtent l="0" t="4445" r="0" b="5080"/>
+                <wp:extent cx="952500" cy="635"/>
+                <wp:effectExtent l="0" t="0" r="0" b="0"/>
                 <wp:wrapNone/>
                 <wp:docPr id="299919102" name="Straight Connector 22"/>
                 <wp:cNvGraphicFramePr/>
@@ -3278,7 +3262,7 @@
                       <wps:spPr>
                         <a:xfrm>
                           <a:off x="0" y="0"/>
-                          <a:ext cx="1314450" cy="0"/>
+                          <a:ext cx="952500" cy="635"/>
                         </a:xfrm>
                         <a:prstGeom prst="line">
                           <a:avLst/>
@@ -3307,7 +3291,7 @@
           </mc:Choice>
           <mc:Fallback>
             <w:pict>
-              <v:line id="Straight Connector 22" o:spid="_x0000_s1026" o:spt="20" style="position:absolute;left:0pt;margin-left:27.75pt;margin-top:0.1pt;height:0pt;width:103.5pt;z-index:251676672;mso-width-relative:page;mso-height-relative:page;" filled="f" stroked="t" coordsize="21600,21600" o:gfxdata="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">
+              <v:line id="Straight Connector 22" o:spid="_x0000_s1026" o:spt="20" style="position:absolute;left:0pt;margin-left:27.75pt;margin-top:0.1pt;height:0.05pt;width:75pt;z-index:251678720;mso-width-relative:page;mso-height-relative:page;" filled="f" stroked="t" coordsize="21600,21600" o:gfxdata="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">
                 <v:fill on="f" focussize="0,0"/>
                 <v:stroke color="#000000 [3200]" joinstyle="round"/>
                 <v:imagedata o:title=""/>
@@ -3392,69 +3376,6 @@
         </w:rPr>
         <w:tab/>
       </w:r>
-      <w:r>
-        <w:rPr>
-          <w:rFonts w:ascii="Arial Narrow" w:hAnsi="Arial Narrow" w:cs="Arial"/>
-        </w:rPr>
-        <w:tab/>
-      </w:r>
-      <w:r>
-        <w:rPr>
-          <w:rFonts w:ascii="Arial Narrow" w:hAnsi="Arial Narrow" w:cs="Arial"/>
-        </w:rPr>
-        <w:tab/>
-      </w:r>
-      <w:r>
-        <w:rPr>
-          <w:rFonts w:ascii="Arial Narrow" w:hAnsi="Arial Narrow" w:cs="Arial"/>
-        </w:rPr>
-        <w:tab/>
-      </w:r>
-      <w:r>
-        <w:rPr>
-          <w:rFonts w:ascii="Arial Narrow" w:hAnsi="Arial Narrow" w:cs="Arial"/>
-        </w:rPr>
-        <w:tab/>
-      </w:r>
-      <w:r>
-        <w:rPr>
-          <w:rFonts w:ascii="Arial Narrow" w:hAnsi="Arial Narrow" w:cs="Arial"/>
-        </w:rPr>
-        <w:tab/>
-      </w:r>
-      <w:r>
-        <w:rPr>
-          <w:rFonts w:ascii="Arial Narrow" w:hAnsi="Arial Narrow" w:cs="Arial"/>
-        </w:rPr>
-        <w:tab/>
-      </w:r>
-      <w:r>
-        <w:rPr>
-          <w:rFonts w:ascii="Arial Narrow" w:hAnsi="Arial Narrow" w:cs="Arial"/>
-        </w:rPr>
-        <w:t xml:space="preserve">   </w:t>
-      </w:r>
-      <w:r>
-        <w:rPr>
-          <w:rFonts w:hint="default" w:ascii="Arial Narrow" w:hAnsi="Arial Narrow" w:cs="Arial"/>
-          <w:lang w:val="en-US"/>
-        </w:rPr>
-        <w:tab/>
-      </w:r>
-      <w:r>
-        <w:rPr>
-          <w:rFonts w:hint="default" w:ascii="Arial Narrow" w:hAnsi="Arial Narrow" w:cs="Arial"/>
-          <w:lang w:val="en-US"/>
-        </w:rPr>
-        <w:tab/>
-      </w:r>
-      <w:r>
-        <w:rPr>
-          <w:rFonts w:hint="default" w:ascii="Arial Narrow" w:hAnsi="Arial Narrow" w:cs="Arial"/>
-          <w:lang w:val="en-US"/>
-        </w:rPr>
-        <w:tab/>
-      </w:r>
     </w:p>
     <w:p>
       <w:pPr>
@@ -3551,18 +3472,18 @@
         <mc:AlternateContent>
           <mc:Choice Requires="wps">
             <w:drawing>
-              <wp:anchor distT="0" distB="0" distL="114300" distR="114300" simplePos="0" relativeHeight="251672576" behindDoc="0" locked="0" layoutInCell="1" allowOverlap="1">
+              <wp:anchor distT="0" distB="0" distL="114300" distR="114300" simplePos="0" relativeHeight="251674624" behindDoc="0" locked="0" layoutInCell="1" allowOverlap="1">
                 <wp:simplePos x="0" y="0"/>
                 <wp:positionH relativeFrom="column">
-                  <wp:posOffset>3483610</wp:posOffset>
+                  <wp:posOffset>3467735</wp:posOffset>
                 </wp:positionH>
                 <wp:positionV relativeFrom="paragraph">
-                  <wp:posOffset>51435</wp:posOffset>
+                  <wp:posOffset>78105</wp:posOffset>
                 </wp:positionV>
                 <wp:extent cx="2513965" cy="342900"/>
                 <wp:effectExtent l="0" t="0" r="0" b="0"/>
                 <wp:wrapNone/>
-                <wp:docPr id="13" name="Text Box 13"/>
+                <wp:docPr id="3" name="Text Box 3"/>
                 <wp:cNvGraphicFramePr/>
                 <a:graphic xmlns:a="http://schemas.openxmlformats.org/drawingml/2006/main">
                   <a:graphicData uri="http://schemas.microsoft.com/office/word/2010/wordprocessingShape">
@@ -3634,7 +3555,7 @@
           </mc:Choice>
           <mc:Fallback>
             <w:pict>
-              <v:shape id="_x0000_s1026" o:spid="_x0000_s1026" o:spt="202" type="#_x0000_t202" style="position:absolute;left:0pt;margin-left:274.3pt;margin-top:4.05pt;height:27pt;width:197.95pt;z-index:251672576;mso-width-relative:page;mso-height-relative:page;" filled="f" stroked="f" coordsize="21600,21600" o:gfxdata="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">
+              <v:shape id="_x0000_s1026" o:spid="_x0000_s1026" o:spt="202" type="#_x0000_t202" style="position:absolute;left:0pt;margin-left:273.05pt;margin-top:6.15pt;height:27pt;width:197.95pt;z-index:251674624;mso-width-relative:page;mso-height-relative:page;" filled="f" stroked="f" coordsize="21600,21600" o:gfxdata="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">
                 <v:fill on="f" focussize="0,0"/>
                 <v:stroke on="f" weight="0.5pt"/>
                 <v:imagedata o:title=""/>
@@ -3679,6 +3600,18 @@
           <w:rFonts w:ascii="Arial Narrow" w:hAnsi="Arial Narrow" w:cs="Arial"/>
         </w:rPr>
       </w:pPr>
+    </w:p>
+    <w:p>
+      <w:pPr>
+        <w:spacing w:after="0" w:line="240" w:lineRule="auto"/>
+        <w:rPr>
+          <w:rFonts w:ascii="Arial" w:hAnsi="Arial" w:cs="Arial"/>
+          <w:b/>
+          <w:bCs/>
+          <w:sz w:val="20"/>
+          <w:szCs w:val="20"/>
+        </w:rPr>
+      </w:pPr>
       <w:r>
         <w:rPr>
           <w:rFonts w:ascii="Arial" w:hAnsi="Arial" w:cs="Arial"/>
@@ -3687,13 +3620,13 @@
         <mc:AlternateContent>
           <mc:Choice Requires="wps">
             <w:drawing>
-              <wp:anchor distT="0" distB="0" distL="114300" distR="114300" simplePos="0" relativeHeight="251671552" behindDoc="0" locked="0" layoutInCell="1" allowOverlap="1">
+              <wp:anchor distT="0" distB="0" distL="114300" distR="114300" simplePos="0" relativeHeight="251673600" behindDoc="0" locked="0" layoutInCell="1" allowOverlap="1">
                 <wp:simplePos x="0" y="0"/>
                 <wp:positionH relativeFrom="column">
-                  <wp:posOffset>3477260</wp:posOffset>
+                  <wp:posOffset>3488690</wp:posOffset>
                 </wp:positionH>
                 <wp:positionV relativeFrom="paragraph">
-                  <wp:posOffset>121920</wp:posOffset>
+                  <wp:posOffset>1905</wp:posOffset>
                 </wp:positionV>
                 <wp:extent cx="2461260" cy="635"/>
                 <wp:effectExtent l="0" t="0" r="0" b="0"/>
@@ -3736,7 +3669,7 @@
           </mc:Choice>
           <mc:Fallback>
             <w:pict>
-              <v:line id="_x0000_s1026" o:spid="_x0000_s1026" o:spt="20" style="position:absolute;left:0pt;margin-left:273.8pt;margin-top:9.6pt;height:0.05pt;width:193.8pt;z-index:251671552;mso-width-relative:page;mso-height-relative:page;" filled="f" stroked="t" coordsize="21600,21600" o:gfxdata="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">
+              <v:line id="_x0000_s1026" o:spid="_x0000_s1026" o:spt="20" style="position:absolute;left:0pt;margin-left:274.7pt;margin-top:0.15pt;height:0.05pt;width:193.8pt;z-index:251673600;mso-width-relative:page;mso-height-relative:page;" filled="f" stroked="t" coordsize="21600,21600" o:gfxdata="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">
                 <v:fill on="f" focussize="0,0"/>
                 <v:stroke color="#000000 [3200]" joinstyle="round"/>
                 <v:imagedata o:title=""/>
@@ -3746,10 +3679,15 @@
           </mc:Fallback>
         </mc:AlternateContent>
       </w:r>
-    </w:p>
-    <w:p>
-      <w:pPr>
-        <w:spacing w:after="0" w:line="240" w:lineRule="auto"/>
+      <w:r>
+        <w:rPr>
+          <w:rFonts w:ascii="Arial Narrow" w:hAnsi="Arial Narrow" w:cs="Arial"/>
+          <w:b/>
+          <w:bCs/>
+        </w:rPr>
+        <w:t xml:space="preserve">                                                                                                                    </w:t>
+      </w:r>
+      <w:r>
         <w:rPr>
           <w:rFonts w:ascii="Arial" w:hAnsi="Arial" w:cs="Arial"/>
           <w:b/>
@@ -3757,25 +3695,16 @@
           <w:sz w:val="20"/>
           <w:szCs w:val="20"/>
         </w:rPr>
-      </w:pPr>
-      <w:r>
+        <w:t>CITY/MUNICIPAL FIRE MARSHAL</w:t>
+      </w:r>
+    </w:p>
+    <w:p>
+      <w:pPr>
+        <w:spacing w:after="0"/>
         <w:rPr>
           <w:rFonts w:ascii="Arial Narrow" w:hAnsi="Arial Narrow" w:cs="Arial"/>
-          <w:b/>
-          <w:bCs/>
-        </w:rPr>
-        <w:t xml:space="preserve">                                                                                                                    </w:t>
-      </w:r>
-      <w:r>
-        <w:rPr>
-          <w:rFonts w:ascii="Arial" w:hAnsi="Arial" w:cs="Arial"/>
-          <w:b/>
-          <w:bCs/>
-          <w:sz w:val="20"/>
-          <w:szCs w:val="20"/>
-        </w:rPr>
-        <w:t>CITY/MUNICIPAL FIRE MARSHAL</w:t>
-      </w:r>
+        </w:rPr>
+      </w:pPr>
     </w:p>
     <w:p>
       <w:pPr>

--- a/backend/templates/FSED-37F-Storage.docx
+++ b/backend/templates/FSED-37F-Storage.docx
@@ -257,245 +257,87 @@
     </w:p>
     <w:p>
       <w:pPr>
+        <w:spacing w:after="0"/>
+        <w:jc w:val="center"/>
+        <w:rPr>
+          <w:rFonts w:ascii="Arial" w:hAnsi="Arial" w:cs="Arial"/>
+          <w:sz w:val="24"/>
+          <w:szCs w:val="24"/>
+        </w:rPr>
+      </w:pPr>
+      <w:r>
+        <w:rPr>
+          <w:rFonts w:ascii="Arial" w:hAnsi="Arial" w:cs="Arial"/>
+          <w:sz w:val="24"/>
+          <w:szCs w:val="24"/>
+        </w:rPr>
+        <w:t>Region 10</w:t>
+      </w:r>
+    </w:p>
+    <w:p>
+      <w:pPr>
+        <w:spacing w:after="0"/>
+        <w:jc w:val="center"/>
+        <w:rPr>
+          <w:rFonts w:ascii="Arial" w:hAnsi="Arial" w:cs="Arial"/>
+          <w:sz w:val="24"/>
+          <w:szCs w:val="24"/>
+        </w:rPr>
+      </w:pPr>
+      <w:r>
+        <w:rPr>
+          <w:rFonts w:ascii="Arial" w:hAnsi="Arial" w:cs="Arial"/>
+          <w:b/>
+          <w:sz w:val="24"/>
+          <w:szCs w:val="24"/>
+        </w:rPr>
+        <w:t>CAGAYAN DE ORO CITY FIRE DISTRICT</w:t>
+      </w:r>
+      <w:r>
+        <w:rPr>
+          <w:rFonts w:ascii="Arial" w:hAnsi="Arial" w:cs="Arial"/>
+          <w:b/>
+          <w:sz w:val="24"/>
+          <w:szCs w:val="24"/>
+        </w:rPr>
+        <w:br w:type="textWrapping"/>
+      </w:r>
+      <w:r>
+        <w:rPr>
+          <w:rFonts w:ascii="Arial" w:hAnsi="Arial" w:cs="Arial"/>
+          <w:sz w:val="24"/>
+          <w:szCs w:val="24"/>
+        </w:rPr>
+        <w:t>CAPT. VICENTE ROA ST., COGON, CAGAYAN DE ORO CITY</w:t>
+      </w:r>
+    </w:p>
+    <w:p>
+      <w:pPr>
+        <w:pStyle w:val="7"/>
+        <w:jc w:val="center"/>
+        <w:rPr>
+          <w:rFonts w:ascii="Arial" w:hAnsi="Arial" w:cs="Arial"/>
+          <w:sz w:val="24"/>
+          <w:szCs w:val="24"/>
+        </w:rPr>
+      </w:pPr>
+      <w:r>
+        <w:rPr>
+          <w:rFonts w:ascii="Arial" w:hAnsi="Arial" w:cs="Arial"/>
+          <w:sz w:val="24"/>
+          <w:szCs w:val="24"/>
+        </w:rPr>
+        <w:t>TEL. NO: 881-6621 / 160 / 727580</w:t>
+      </w:r>
+    </w:p>
+    <w:p>
+      <w:pPr>
         <w:spacing w:after="0" w:line="240" w:lineRule="auto"/>
         <w:jc w:val="center"/>
         <w:rPr>
           <w:rFonts w:ascii="Arial" w:hAnsi="Arial" w:cs="Arial"/>
-          <w:sz w:val="24"/>
-          <w:szCs w:val="24"/>
-        </w:rPr>
-      </w:pPr>
-      <w:r>
-        <w:rPr>
-          <w:rFonts w:ascii="Arial" w:hAnsi="Arial" w:cs="Arial"/>
-          <w:sz w:val="24"/>
-          <w:szCs w:val="24"/>
-        </w:rPr>
-        <w:t>(Region)</w:t>
-      </w:r>
-    </w:p>
-    <w:p>
-      <w:pPr>
-        <w:spacing w:after="0" w:line="240" w:lineRule="auto"/>
-        <w:jc w:val="center"/>
-        <w:rPr>
-          <w:rFonts w:ascii="Arial" w:hAnsi="Arial" w:cs="Arial"/>
-          <w:sz w:val="24"/>
-          <w:szCs w:val="24"/>
-        </w:rPr>
-      </w:pPr>
-      <w:r>
-        <w:rPr>
-          <w:rFonts w:ascii="Arial" w:hAnsi="Arial" w:cs="Arial"/>
-          <w:sz w:val="24"/>
-          <w:szCs w:val="24"/>
-        </w:rPr>
-        <w:t>(District/Province Office)</w:t>
-      </w:r>
-    </w:p>
-    <w:p>
-      <w:pPr>
-        <w:spacing w:after="0" w:line="240" w:lineRule="auto"/>
-        <w:jc w:val="center"/>
-        <w:rPr>
-          <w:rFonts w:ascii="Arial" w:hAnsi="Arial" w:cs="Arial"/>
-          <w:sz w:val="24"/>
-          <w:szCs w:val="24"/>
-        </w:rPr>
-      </w:pPr>
-      <w:r>
-        <w:rPr>
-          <w:rFonts w:ascii="Arial" w:hAnsi="Arial" w:cs="Arial"/>
-          <w:sz w:val="24"/>
-          <w:szCs w:val="24"/>
-        </w:rPr>
-        <w:t>(Station)</w:t>
-      </w:r>
-    </w:p>
-    <w:p>
-      <w:pPr>
-        <w:spacing w:after="0" w:line="240" w:lineRule="auto"/>
-        <w:jc w:val="center"/>
-        <w:rPr>
-          <w:rFonts w:ascii="Arial" w:hAnsi="Arial" w:cs="Arial"/>
-          <w:sz w:val="24"/>
-          <w:szCs w:val="24"/>
-        </w:rPr>
-      </w:pPr>
-      <w:r>
-        <w:rPr>
-          <w:rFonts w:ascii="Arial" w:hAnsi="Arial" w:cs="Arial"/>
-          <w:sz w:val="24"/>
-          <w:szCs w:val="24"/>
-        </w:rPr>
-        <w:t>(Station Address)</w:t>
-      </w:r>
-    </w:p>
-    <w:p>
-      <w:pPr>
-        <w:spacing w:after="0" w:line="240" w:lineRule="auto"/>
-        <w:jc w:val="center"/>
-        <w:rPr>
-          <w:rFonts w:ascii="Arial" w:hAnsi="Arial" w:cs="Arial"/>
-          <w:sz w:val="24"/>
-          <w:szCs w:val="24"/>
-        </w:rPr>
-      </w:pPr>
-      <w:r>
-        <w:rPr>
-          <w:rFonts w:ascii="Arial" w:hAnsi="Arial" w:cs="Arial"/>
-          <w:sz w:val="24"/>
-          <w:szCs w:val="24"/>
-        </w:rPr>
-        <w:t>(Telephone No./Email Address)</w:t>
-      </w:r>
-    </w:p>
-    <w:p>
-      <w:pPr>
-        <w:spacing w:after="0" w:line="240" w:lineRule="auto"/>
-        <w:jc w:val="center"/>
-        <w:rPr>
-          <w:rFonts w:ascii="Arial" w:hAnsi="Arial" w:cs="Arial"/>
-        </w:rPr>
-      </w:pPr>
-      <w:r>
-        <w:rPr>
-          <w:rFonts w:ascii="Arial" w:hAnsi="Arial" w:cs="Arial"/>
-          <w:sz w:val="24"/>
-          <w:szCs w:val="24"/>
-          <w:lang w:val="en-US" w:eastAsia="en-US"/>
-        </w:rPr>
-        <mc:AlternateContent>
-          <mc:Choice Requires="wps">
-            <w:drawing>
-              <wp:anchor distT="0" distB="0" distL="114300" distR="114300" simplePos="0" relativeHeight="251670528" behindDoc="0" locked="0" layoutInCell="1" allowOverlap="1">
-                <wp:simplePos x="0" y="0"/>
-                <wp:positionH relativeFrom="column">
-                  <wp:posOffset>1678305</wp:posOffset>
-                </wp:positionH>
-                <wp:positionV relativeFrom="paragraph">
-                  <wp:posOffset>106045</wp:posOffset>
-                </wp:positionV>
-                <wp:extent cx="2128520" cy="342900"/>
-                <wp:effectExtent l="0" t="0" r="0" b="0"/>
-                <wp:wrapNone/>
-                <wp:docPr id="49" name="Text Box 49"/>
-                <wp:cNvGraphicFramePr/>
-                <a:graphic xmlns:a="http://schemas.openxmlformats.org/drawingml/2006/main">
-                  <a:graphicData uri="http://schemas.microsoft.com/office/word/2010/wordprocessingShape">
-                    <wps:wsp>
-                      <wps:cNvSpPr txBox="1"/>
-                      <wps:spPr>
-                        <a:xfrm>
-                          <a:off x="0" y="0"/>
-                          <a:ext cx="2128520" cy="342900"/>
-                        </a:xfrm>
-                        <a:prstGeom prst="rect">
-                          <a:avLst/>
-                        </a:prstGeom>
-                        <a:noFill/>
-                        <a:ln w="6350">
-                          <a:noFill/>
-                        </a:ln>
-                        <a:effectLst/>
-                      </wps:spPr>
-                      <wps:style>
-                        <a:lnRef idx="0">
-                          <a:schemeClr val="accent1"/>
-                        </a:lnRef>
-                        <a:fillRef idx="0">
-                          <a:schemeClr val="accent1"/>
-                        </a:fillRef>
-                        <a:effectRef idx="0">
-                          <a:schemeClr val="accent1"/>
-                        </a:effectRef>
-                        <a:fontRef idx="minor">
-                          <a:schemeClr val="dk1"/>
-                        </a:fontRef>
-                      </wps:style>
-                      <wps:txbx>
-                        <w:txbxContent>
-                          <w:p>
-                            <w:pPr>
-                              <w:spacing w:after="0" w:line="240" w:lineRule="auto"/>
-                              <w:jc w:val="center"/>
-                              <w:rPr>
-                                <w:rFonts w:hint="default" w:ascii="Arial Narrow" w:hAnsi="Arial Narrow" w:eastAsia="Times New Roman" w:cs="Arial Narrow"/>
-                                <w:b/>
-                                <w:bCs/>
-                                <w:color w:val="000000"/>
-                                <w:sz w:val="28"/>
-                                <w:szCs w:val="28"/>
-                                <w:lang w:val="en-US"/>
-                              </w:rPr>
-                            </w:pPr>
-                            <w:r>
-                              <w:rPr>
-                                <w:rFonts w:hint="default" w:ascii="Arial Narrow" w:hAnsi="Arial Narrow" w:eastAsia="Times New Roman" w:cs="Arial Narrow"/>
-                                <w:b/>
-                                <w:bCs/>
-                                <w:color w:val="000000"/>
-                                <w:sz w:val="28"/>
-                                <w:szCs w:val="28"/>
-                                <w:lang w:val="en-US"/>
-                              </w:rPr>
-                              <w:t>{CONTROL_NUMBER}</w:t>
-                            </w:r>
-                          </w:p>
-                        </w:txbxContent>
-                      </wps:txbx>
-                      <wps:bodyPr rot="0" spcFirstLastPara="0" vertOverflow="overflow" horzOverflow="overflow" vert="horz" wrap="square" lIns="91440" tIns="45720" rIns="91440" bIns="45720" numCol="1" spcCol="0" rtlCol="0" fromWordArt="0" anchor="t" anchorCtr="0" forceAA="0" compatLnSpc="1">
-                        <a:noAutofit/>
-                      </wps:bodyPr>
-                    </wps:wsp>
-                  </a:graphicData>
-                </a:graphic>
-              </wp:anchor>
-            </w:drawing>
-          </mc:Choice>
-          <mc:Fallback>
-            <w:pict>
-              <v:shape id="_x0000_s1026" o:spid="_x0000_s1026" o:spt="202" type="#_x0000_t202" style="position:absolute;left:0pt;margin-left:132.15pt;margin-top:8.35pt;height:27pt;width:167.6pt;z-index:251670528;mso-width-relative:page;mso-height-relative:page;" filled="f" stroked="f" coordsize="21600,21600" o:gfxdata="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">
-                <v:fill on="f" focussize="0,0"/>
-                <v:stroke on="f" weight="0.5pt"/>
-                <v:imagedata o:title=""/>
-                <o:lock v:ext="edit" aspectratio="f"/>
-                <v:textbox>
-                  <w:txbxContent>
-                    <w:p>
-                      <w:pPr>
-                        <w:spacing w:after="0" w:line="240" w:lineRule="auto"/>
-                        <w:jc w:val="center"/>
-                        <w:rPr>
-                          <w:rFonts w:hint="default" w:ascii="Arial Narrow" w:hAnsi="Arial Narrow" w:eastAsia="Times New Roman" w:cs="Arial Narrow"/>
-                          <w:b/>
-                          <w:bCs/>
-                          <w:color w:val="000000"/>
-                          <w:sz w:val="28"/>
-                          <w:szCs w:val="28"/>
-                          <w:lang w:val="en-US"/>
-                        </w:rPr>
-                      </w:pPr>
-                      <w:r>
-                        <w:rPr>
-                          <w:rFonts w:hint="default" w:ascii="Arial Narrow" w:hAnsi="Arial Narrow" w:eastAsia="Times New Roman" w:cs="Arial Narrow"/>
-                          <w:b/>
-                          <w:bCs/>
-                          <w:color w:val="000000"/>
-                          <w:sz w:val="28"/>
-                          <w:szCs w:val="28"/>
-                          <w:lang w:val="en-US"/>
-                        </w:rPr>
-                        <w:t>{CONTROL_NUMBER}</w:t>
-                      </w:r>
-                    </w:p>
-                  </w:txbxContent>
-                </v:textbox>
-              </v:shape>
-            </w:pict>
-          </mc:Fallback>
-        </mc:AlternateContent>
-      </w:r>
+        </w:rPr>
+      </w:pPr>
       <w:r>
         <w:rPr>
           <w:rFonts w:ascii="Arial" w:hAnsi="Arial" w:cs="Arial"/>
@@ -642,6 +484,73 @@
         <mc:AlternateContent>
           <mc:Choice Requires="wps">
             <w:drawing>
+              <wp:anchor distT="0" distB="0" distL="114300" distR="114300" simplePos="0" relativeHeight="251669504" behindDoc="0" locked="0" layoutInCell="1" allowOverlap="1">
+                <wp:simplePos x="0" y="0"/>
+                <wp:positionH relativeFrom="column">
+                  <wp:posOffset>1222375</wp:posOffset>
+                </wp:positionH>
+                <wp:positionV relativeFrom="paragraph">
+                  <wp:posOffset>173990</wp:posOffset>
+                </wp:positionV>
+                <wp:extent cx="742315" cy="2540"/>
+                <wp:effectExtent l="0" t="0" r="0" b="0"/>
+                <wp:wrapNone/>
+                <wp:docPr id="8" name="Straight Connector 8"/>
+                <wp:cNvGraphicFramePr/>
+                <a:graphic xmlns:a="http://schemas.openxmlformats.org/drawingml/2006/main">
+                  <a:graphicData uri="http://schemas.microsoft.com/office/word/2010/wordprocessingShape">
+                    <wps:wsp>
+                      <wps:cNvCnPr/>
+                      <wps:spPr>
+                        <a:xfrm>
+                          <a:off x="0" y="0"/>
+                          <a:ext cx="742315" cy="2540"/>
+                        </a:xfrm>
+                        <a:prstGeom prst="line">
+                          <a:avLst/>
+                        </a:prstGeom>
+                      </wps:spPr>
+                      <wps:style>
+                        <a:lnRef idx="1">
+                          <a:schemeClr val="dk1"/>
+                        </a:lnRef>
+                        <a:fillRef idx="0">
+                          <a:schemeClr val="dk1"/>
+                        </a:fillRef>
+                        <a:effectRef idx="0">
+                          <a:schemeClr val="dk1"/>
+                        </a:effectRef>
+                        <a:fontRef idx="minor">
+                          <a:schemeClr val="tx1"/>
+                        </a:fontRef>
+                      </wps:style>
+                      <wps:bodyPr/>
+                    </wps:wsp>
+                  </a:graphicData>
+                </a:graphic>
+              </wp:anchor>
+            </w:drawing>
+          </mc:Choice>
+          <mc:Fallback>
+            <w:pict>
+              <v:line id="_x0000_s1026" o:spid="_x0000_s1026" o:spt="20" style="position:absolute;left:0pt;margin-left:96.25pt;margin-top:13.7pt;height:0.2pt;width:58.45pt;z-index:251669504;mso-width-relative:page;mso-height-relative:page;" filled="f" stroked="t" coordsize="21600,21600" o:gfxdata="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">
+                <v:fill on="f" focussize="0,0"/>
+                <v:stroke color="#000000 [3200]" joinstyle="round"/>
+                <v:imagedata o:title=""/>
+                <o:lock v:ext="edit" aspectratio="f"/>
+              </v:line>
+            </w:pict>
+          </mc:Fallback>
+        </mc:AlternateContent>
+      </w:r>
+      <w:r>
+        <w:rPr>
+          <w:rFonts w:ascii="Arial" w:hAnsi="Arial" w:cs="Arial"/>
+          <w:lang w:val="en-US" w:eastAsia="en-US"/>
+        </w:rPr>
+        <mc:AlternateContent>
+          <mc:Choice Requires="wps">
+            <w:drawing>
               <wp:anchor distT="0" distB="0" distL="114300" distR="114300" simplePos="0" relativeHeight="251668480" behindDoc="0" locked="0" layoutInCell="1" allowOverlap="1">
                 <wp:simplePos x="0" y="0"/>
                 <wp:positionH relativeFrom="column">
@@ -704,73 +613,6 @@
       <w:r>
         <w:rPr>
           <w:rFonts w:ascii="Arial" w:hAnsi="Arial" w:cs="Arial"/>
-          <w:lang w:val="en-US" w:eastAsia="en-US"/>
-        </w:rPr>
-        <mc:AlternateContent>
-          <mc:Choice Requires="wps">
-            <w:drawing>
-              <wp:anchor distT="0" distB="0" distL="114300" distR="114300" simplePos="0" relativeHeight="251669504" behindDoc="0" locked="0" layoutInCell="1" allowOverlap="1">
-                <wp:simplePos x="0" y="0"/>
-                <wp:positionH relativeFrom="column">
-                  <wp:posOffset>1216025</wp:posOffset>
-                </wp:positionH>
-                <wp:positionV relativeFrom="paragraph">
-                  <wp:posOffset>173990</wp:posOffset>
-                </wp:positionV>
-                <wp:extent cx="1836420" cy="3810"/>
-                <wp:effectExtent l="0" t="0" r="0" b="0"/>
-                <wp:wrapNone/>
-                <wp:docPr id="8" name="Straight Connector 8"/>
-                <wp:cNvGraphicFramePr/>
-                <a:graphic xmlns:a="http://schemas.openxmlformats.org/drawingml/2006/main">
-                  <a:graphicData uri="http://schemas.microsoft.com/office/word/2010/wordprocessingShape">
-                    <wps:wsp>
-                      <wps:cNvCnPr/>
-                      <wps:spPr>
-                        <a:xfrm>
-                          <a:off x="0" y="0"/>
-                          <a:ext cx="1836420" cy="3810"/>
-                        </a:xfrm>
-                        <a:prstGeom prst="line">
-                          <a:avLst/>
-                        </a:prstGeom>
-                      </wps:spPr>
-                      <wps:style>
-                        <a:lnRef idx="1">
-                          <a:schemeClr val="dk1"/>
-                        </a:lnRef>
-                        <a:fillRef idx="0">
-                          <a:schemeClr val="dk1"/>
-                        </a:fillRef>
-                        <a:effectRef idx="0">
-                          <a:schemeClr val="dk1"/>
-                        </a:effectRef>
-                        <a:fontRef idx="minor">
-                          <a:schemeClr val="tx1"/>
-                        </a:fontRef>
-                      </wps:style>
-                      <wps:bodyPr/>
-                    </wps:wsp>
-                  </a:graphicData>
-                </a:graphic>
-              </wp:anchor>
-            </w:drawing>
-          </mc:Choice>
-          <mc:Fallback>
-            <w:pict>
-              <v:line id="_x0000_s1026" o:spid="_x0000_s1026" o:spt="20" style="position:absolute;left:0pt;margin-left:95.75pt;margin-top:13.7pt;height:0.3pt;width:144.6pt;z-index:251669504;mso-width-relative:page;mso-height-relative:page;" filled="f" stroked="t" coordsize="21600,21600" o:gfxdata="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">
-                <v:fill on="f" focussize="0,0"/>
-                <v:stroke color="#000000 [3200]" joinstyle="round"/>
-                <v:imagedata o:title=""/>
-                <o:lock v:ext="edit" aspectratio="f"/>
-              </v:line>
-            </w:pict>
-          </mc:Fallback>
-        </mc:AlternateContent>
-      </w:r>
-      <w:r>
-        <w:rPr>
-          <w:rFonts w:ascii="Arial" w:hAnsi="Arial" w:cs="Arial"/>
           <w:b/>
           <w:sz w:val="28"/>
           <w:szCs w:val="28"/>
@@ -797,7 +639,7 @@
           <w:szCs w:val="28"/>
           <w:lang w:val="en-US"/>
         </w:rPr>
-        <w:t>R10-STN5-</w:t>
+        <w:t>R10-COFD</w:t>
       </w:r>
       <w:r>
         <w:rPr>
@@ -807,7 +649,7 @@
           <w:szCs w:val="32"/>
           <w:u w:val="single"/>
         </w:rPr>
-        <w:t xml:space="preserve">    </w:t>
+        <w:t xml:space="preserve"> </w:t>
       </w:r>
       <w:r>
         <w:rPr>
@@ -1015,7 +857,9 @@
                               <w:spacing w:after="0" w:line="240" w:lineRule="auto"/>
                               <w:jc w:val="center"/>
                               <w:rPr>
-                                <w:rFonts w:hint="default" w:ascii="Calibri" w:hAnsi="Calibri" w:eastAsia="Times New Roman" w:cs="Calibri"/>
+                                <w:rFonts w:hint="default" w:ascii="Arial" w:hAnsi="Arial" w:eastAsia="Times New Roman" w:cs="Arial"/>
+                                <w:b/>
+                                <w:bCs/>
                                 <w:color w:val="000000"/>
                                 <w:sz w:val="16"/>
                                 <w:szCs w:val="16"/>
@@ -1024,7 +868,9 @@
                             </w:pPr>
                             <w:r>
                               <w:rPr>
-                                <w:rFonts w:hint="default" w:ascii="Calibri" w:hAnsi="Calibri" w:eastAsia="Times New Roman" w:cs="Calibri"/>
+                                <w:rFonts w:hint="default" w:ascii="Arial" w:hAnsi="Arial" w:eastAsia="Times New Roman" w:cs="Arial"/>
+                                <w:b/>
+                                <w:bCs/>
                                 <w:color w:val="000000"/>
                                 <w:sz w:val="16"/>
                                 <w:szCs w:val="16"/>
@@ -1058,7 +904,9 @@
                         <w:spacing w:after="0" w:line="240" w:lineRule="auto"/>
                         <w:jc w:val="center"/>
                         <w:rPr>
-                          <w:rFonts w:hint="default" w:ascii="Calibri" w:hAnsi="Calibri" w:eastAsia="Times New Roman" w:cs="Calibri"/>
+                          <w:rFonts w:hint="default" w:ascii="Arial" w:hAnsi="Arial" w:eastAsia="Times New Roman" w:cs="Arial"/>
+                          <w:b/>
+                          <w:bCs/>
                           <w:color w:val="000000"/>
                           <w:sz w:val="16"/>
                           <w:szCs w:val="16"/>
@@ -1067,7 +915,9 @@
                       </w:pPr>
                       <w:r>
                         <w:rPr>
-                          <w:rFonts w:hint="default" w:ascii="Calibri" w:hAnsi="Calibri" w:eastAsia="Times New Roman" w:cs="Calibri"/>
+                          <w:rFonts w:hint="default" w:ascii="Arial" w:hAnsi="Arial" w:eastAsia="Times New Roman" w:cs="Arial"/>
+                          <w:b/>
+                          <w:bCs/>
                           <w:color w:val="000000"/>
                           <w:sz w:val="16"/>
                           <w:szCs w:val="16"/>
@@ -1102,7 +952,16 @@
           <w:rFonts w:ascii="Arial" w:hAnsi="Arial" w:cs="Arial"/>
           <w:b/>
         </w:rPr>
-        <w:t xml:space="preserve"> Clearance </w:t>
+        <w:t xml:space="preserve"> </w:t>
+      </w:r>
+      <w:bookmarkStart w:id="0" w:name="_GoBack"/>
+      <w:bookmarkEnd w:id="0"/>
+      <w:r>
+        <w:rPr>
+          <w:rFonts w:ascii="Arial" w:hAnsi="Arial" w:cs="Arial"/>
+          <w:b/>
+        </w:rPr>
+        <w:t xml:space="preserve">Clearance </w:t>
       </w:r>
       <w:r>
         <w:rPr>
@@ -1183,7 +1042,7 @@
                               <w:spacing w:after="0" w:line="240" w:lineRule="auto"/>
                               <w:jc w:val="center"/>
                               <w:rPr>
-                                <w:rFonts w:hint="default" w:ascii="Calibri" w:hAnsi="Calibri" w:eastAsia="Times New Roman" w:cs="Calibri"/>
+                                <w:rFonts w:hint="default" w:ascii="Arial" w:hAnsi="Arial" w:eastAsia="Times New Roman" w:cs="Arial"/>
                                 <w:color w:val="000000"/>
                                 <w:sz w:val="16"/>
                                 <w:szCs w:val="16"/>
@@ -1192,7 +1051,7 @@
                             </w:pPr>
                             <w:r>
                               <w:rPr>
-                                <w:rFonts w:hint="default" w:ascii="Calibri" w:hAnsi="Calibri" w:eastAsia="Times New Roman" w:cs="Calibri"/>
+                                <w:rFonts w:hint="default" w:ascii="Arial" w:hAnsi="Arial" w:eastAsia="Times New Roman" w:cs="Arial"/>
                                 <w:color w:val="000000"/>
                                 <w:sz w:val="16"/>
                                 <w:szCs w:val="16"/>
@@ -1226,7 +1085,7 @@
                         <w:spacing w:after="0" w:line="240" w:lineRule="auto"/>
                         <w:jc w:val="center"/>
                         <w:rPr>
-                          <w:rFonts w:hint="default" w:ascii="Calibri" w:hAnsi="Calibri" w:eastAsia="Times New Roman" w:cs="Calibri"/>
+                          <w:rFonts w:hint="default" w:ascii="Arial" w:hAnsi="Arial" w:eastAsia="Times New Roman" w:cs="Arial"/>
                           <w:color w:val="000000"/>
                           <w:sz w:val="16"/>
                           <w:szCs w:val="16"/>
@@ -1235,7 +1094,7 @@
                       </w:pPr>
                       <w:r>
                         <w:rPr>
-                          <w:rFonts w:hint="default" w:ascii="Calibri" w:hAnsi="Calibri" w:eastAsia="Times New Roman" w:cs="Calibri"/>
+                          <w:rFonts w:hint="default" w:ascii="Arial" w:hAnsi="Arial" w:eastAsia="Times New Roman" w:cs="Arial"/>
                           <w:color w:val="000000"/>
                           <w:sz w:val="16"/>
                           <w:szCs w:val="16"/>
@@ -1356,7 +1215,7 @@
                               <w:spacing w:after="0" w:line="240" w:lineRule="auto"/>
                               <w:jc w:val="center"/>
                               <w:rPr>
-                                <w:rFonts w:hint="default" w:ascii="Calibri" w:hAnsi="Calibri" w:eastAsia="Times New Roman" w:cs="Calibri"/>
+                                <w:rFonts w:hint="default" w:ascii="Arial" w:hAnsi="Arial" w:eastAsia="Times New Roman" w:cs="Arial"/>
                                 <w:color w:val="000000"/>
                                 <w:sz w:val="16"/>
                                 <w:szCs w:val="16"/>
@@ -1365,7 +1224,7 @@
                             </w:pPr>
                             <w:r>
                               <w:rPr>
-                                <w:rFonts w:hint="default" w:ascii="Calibri" w:hAnsi="Calibri" w:eastAsia="Times New Roman" w:cs="Calibri"/>
+                                <w:rFonts w:hint="default" w:ascii="Arial" w:hAnsi="Arial" w:eastAsia="Times New Roman" w:cs="Arial"/>
                                 <w:color w:val="000000"/>
                                 <w:sz w:val="16"/>
                                 <w:szCs w:val="16"/>
@@ -1399,7 +1258,7 @@
                         <w:spacing w:after="0" w:line="240" w:lineRule="auto"/>
                         <w:jc w:val="center"/>
                         <w:rPr>
-                          <w:rFonts w:hint="default" w:ascii="Calibri" w:hAnsi="Calibri" w:eastAsia="Times New Roman" w:cs="Calibri"/>
+                          <w:rFonts w:hint="default" w:ascii="Arial" w:hAnsi="Arial" w:eastAsia="Times New Roman" w:cs="Arial"/>
                           <w:color w:val="000000"/>
                           <w:sz w:val="16"/>
                           <w:szCs w:val="16"/>
@@ -1408,7 +1267,7 @@
                       </w:pPr>
                       <w:r>
                         <w:rPr>
-                          <w:rFonts w:hint="default" w:ascii="Calibri" w:hAnsi="Calibri" w:eastAsia="Times New Roman" w:cs="Calibri"/>
+                          <w:rFonts w:hint="default" w:ascii="Arial" w:hAnsi="Arial" w:eastAsia="Times New Roman" w:cs="Arial"/>
                           <w:color w:val="000000"/>
                           <w:sz w:val="16"/>
                           <w:szCs w:val="16"/>
@@ -1658,12 +1517,6 @@
             <w:insideH w:val="single" w:color="auto" w:sz="4" w:space="0"/>
             <w:insideV w:val="single" w:color="auto" w:sz="4" w:space="0"/>
           </w:tblBorders>
-          <w:tblCellMar>
-            <w:top w:w="0" w:type="dxa"/>
-            <w:left w:w="108" w:type="dxa"/>
-            <w:bottom w:w="0" w:type="dxa"/>
-            <w:right w:w="108" w:type="dxa"/>
-          </w:tblCellMar>
         </w:tblPrEx>
         <w:tc>
           <w:tcPr>
@@ -2121,7 +1974,7 @@
         <mc:AlternateContent>
           <mc:Choice Requires="wps">
             <w:drawing>
-              <wp:anchor distT="0" distB="0" distL="114300" distR="114300" simplePos="0" relativeHeight="251671552" behindDoc="0" locked="0" layoutInCell="1" allowOverlap="1">
+              <wp:anchor distT="0" distB="0" distL="114300" distR="114300" simplePos="0" relativeHeight="251670528" behindDoc="0" locked="0" layoutInCell="1" allowOverlap="1">
                 <wp:simplePos x="0" y="0"/>
                 <wp:positionH relativeFrom="column">
                   <wp:posOffset>1743710</wp:posOffset>
@@ -2204,7 +2057,7 @@
           </mc:Choice>
           <mc:Fallback>
             <w:pict>
-              <v:shape id="_x0000_s1026" o:spid="_x0000_s1026" o:spt="202" type="#_x0000_t202" style="position:absolute;left:0pt;margin-left:137.3pt;margin-top:7.55pt;height:27pt;width:197.95pt;z-index:251671552;mso-width-relative:page;mso-height-relative:page;" filled="f" stroked="f" coordsize="21600,21600" o:gfxdata="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">
+              <v:shape id="_x0000_s1026" o:spid="_x0000_s1026" o:spt="202" type="#_x0000_t202" style="position:absolute;left:0pt;margin-left:137.3pt;margin-top:7.55pt;height:27pt;width:197.95pt;z-index:251670528;mso-width-relative:page;mso-height-relative:page;" filled="f" stroked="f" coordsize="21600,21600" o:gfxdata="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">
                 <v:fill on="f" focussize="0,0"/>
                 <v:stroke on="f" weight="0.5pt"/>
                 <v:imagedata o:title=""/>
@@ -2260,7 +2113,7 @@
         <mc:AlternateContent>
           <mc:Choice Requires="wps">
             <w:drawing>
-              <wp:anchor distT="0" distB="0" distL="114300" distR="114300" simplePos="0" relativeHeight="251672576" behindDoc="0" locked="0" layoutInCell="1" allowOverlap="1">
+              <wp:anchor distT="0" distB="0" distL="114300" distR="114300" simplePos="0" relativeHeight="251671552" behindDoc="0" locked="0" layoutInCell="1" allowOverlap="1">
                 <wp:simplePos x="0" y="0"/>
                 <wp:positionH relativeFrom="column">
                   <wp:posOffset>2152650</wp:posOffset>
@@ -2309,7 +2162,7 @@
           </mc:Choice>
           <mc:Fallback>
             <w:pict>
-              <v:line id="Straight Connector 22" o:spid="_x0000_s1026" o:spt="20" style="position:absolute;left:0pt;margin-left:169.5pt;margin-top:10.75pt;height:0.3pt;width:132.2pt;z-index:251672576;mso-width-relative:page;mso-height-relative:page;" filled="f" stroked="t" coordsize="21600,21600" o:gfxdata="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">
+              <v:line id="Straight Connector 22" o:spid="_x0000_s1026" o:spt="20" style="position:absolute;left:0pt;margin-left:169.5pt;margin-top:10.75pt;height:0.3pt;width:132.2pt;z-index:251671552;mso-width-relative:page;mso-height-relative:page;" filled="f" stroked="t" coordsize="21600,21600" o:gfxdata="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">
                 <v:fill on="f" focussize="0,0"/>
                 <v:stroke color="#000000 [3200]" joinstyle="round"/>
                 <v:imagedata o:title=""/>
@@ -2428,7 +2281,6 @@
           <w:szCs w:val="20"/>
         </w:rPr>
       </w:pPr>
-      <w:bookmarkStart w:id="0" w:name="_GoBack"/>
       <w:r>
         <w:rPr>
           <w:rFonts w:ascii="Arial" w:hAnsi="Arial" w:cs="Arial"/>
@@ -2513,7 +2365,7 @@
         <mc:AlternateContent>
           <mc:Choice Requires="wps">
             <w:drawing>
-              <wp:anchor distT="0" distB="0" distL="114300" distR="114300" simplePos="0" relativeHeight="251675648" behindDoc="1" locked="0" layoutInCell="1" allowOverlap="1">
+              <wp:anchor distT="0" distB="0" distL="114300" distR="114300" simplePos="0" relativeHeight="251674624" behindDoc="1" locked="0" layoutInCell="1" allowOverlap="1">
                 <wp:simplePos x="0" y="0"/>
                 <wp:positionH relativeFrom="column">
                   <wp:posOffset>3057525</wp:posOffset>
@@ -2596,8 +2448,20 @@
                                 <w:bCs/>
                                 <w:sz w:val="20"/>
                                 <w:szCs w:val="20"/>
+                                <w:lang w:val="en-US"/>
                               </w:rPr>
                             </w:pPr>
+                            <w:r>
+                              <w:rPr>
+                                <w:rFonts w:hint="default" w:ascii="Arial" w:hAnsi="Arial" w:eastAsia="SimSun" w:cs="Arial"/>
+                                <w:b/>
+                                <w:bCs/>
+                                <w:sz w:val="20"/>
+                                <w:szCs w:val="20"/>
+                                <w:lang w:val="en-US"/>
+                              </w:rPr>
+                              <w:t>{</w:t>
+                            </w:r>
                             <w:r>
                               <w:rPr>
                                 <w:rFonts w:hint="default" w:ascii="Arial" w:hAnsi="Arial" w:eastAsia="SimSun" w:cs="Arial"/>
@@ -2617,7 +2481,7 @@
                                 <w:szCs w:val="20"/>
                                 <w:lang w:val="en-US"/>
                               </w:rPr>
-                              <w:t xml:space="preserve"> </w:t>
+                              <w:t>_</w:t>
                             </w:r>
                             <w:r>
                               <w:rPr>
@@ -2628,6 +2492,17 @@
                                 <w:szCs w:val="20"/>
                               </w:rPr>
                               <w:t>POSITION</w:t>
+                            </w:r>
+                            <w:r>
+                              <w:rPr>
+                                <w:rFonts w:hint="default" w:ascii="Arial" w:hAnsi="Arial" w:eastAsia="SimSun" w:cs="Arial"/>
+                                <w:b/>
+                                <w:bCs/>
+                                <w:sz w:val="20"/>
+                                <w:szCs w:val="20"/>
+                                <w:lang w:val="en-US"/>
+                              </w:rPr>
+                              <w:t>}</w:t>
                             </w:r>
                           </w:p>
                           <w:p>
@@ -2654,7 +2529,7 @@
           </mc:Choice>
           <mc:Fallback>
             <w:pict>
-              <v:shape id="_x0000_s1026" o:spid="_x0000_s1026" o:spt="202" type="#_x0000_t202" style="position:absolute;left:0pt;margin-left:240.75pt;margin-top:3.7pt;height:38.3pt;width:241.1pt;z-index:-251640832;mso-width-relative:page;mso-height-relative:page;" filled="f" stroked="f" coordsize="21600,21600" o:gfxdata="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">
+              <v:shape id="_x0000_s1026" o:spid="_x0000_s1026" o:spt="202" type="#_x0000_t202" style="position:absolute;left:0pt;margin-left:240.75pt;margin-top:3.7pt;height:38.3pt;width:241.1pt;z-index:-251641856;mso-width-relative:page;mso-height-relative:page;" filled="f" stroked="f" coordsize="21600,21600" o:gfxdata="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">
                 <v:fill on="f" focussize="0,0"/>
                 <v:stroke on="f" weight="0.5pt"/>
                 <v:imagedata o:title=""/>
@@ -2697,8 +2572,20 @@
                           <w:bCs/>
                           <w:sz w:val="20"/>
                           <w:szCs w:val="20"/>
+                          <w:lang w:val="en-US"/>
                         </w:rPr>
                       </w:pPr>
+                      <w:r>
+                        <w:rPr>
+                          <w:rFonts w:hint="default" w:ascii="Arial" w:hAnsi="Arial" w:eastAsia="SimSun" w:cs="Arial"/>
+                          <w:b/>
+                          <w:bCs/>
+                          <w:sz w:val="20"/>
+                          <w:szCs w:val="20"/>
+                          <w:lang w:val="en-US"/>
+                        </w:rPr>
+                        <w:t>{</w:t>
+                      </w:r>
                       <w:r>
                         <w:rPr>
                           <w:rFonts w:hint="default" w:ascii="Arial" w:hAnsi="Arial" w:eastAsia="SimSun" w:cs="Arial"/>
@@ -2718,7 +2605,7 @@
                           <w:szCs w:val="20"/>
                           <w:lang w:val="en-US"/>
                         </w:rPr>
-                        <w:t xml:space="preserve"> </w:t>
+                        <w:t>_</w:t>
                       </w:r>
                       <w:r>
                         <w:rPr>
@@ -2729,6 +2616,17 @@
                           <w:szCs w:val="20"/>
                         </w:rPr>
                         <w:t>POSITION</w:t>
+                      </w:r>
+                      <w:r>
+                        <w:rPr>
+                          <w:rFonts w:hint="default" w:ascii="Arial" w:hAnsi="Arial" w:eastAsia="SimSun" w:cs="Arial"/>
+                          <w:b/>
+                          <w:bCs/>
+                          <w:sz w:val="20"/>
+                          <w:szCs w:val="20"/>
+                          <w:lang w:val="en-US"/>
+                        </w:rPr>
+                        <w:t>}</w:t>
                       </w:r>
                     </w:p>
                     <w:p>
@@ -2759,7 +2657,7 @@
         <mc:AlternateContent>
           <mc:Choice Requires="wps">
             <w:drawing>
-              <wp:anchor distT="0" distB="0" distL="114300" distR="114300" simplePos="0" relativeHeight="251676672" behindDoc="0" locked="0" layoutInCell="1" allowOverlap="1">
+              <wp:anchor distT="0" distB="0" distL="114300" distR="114300" simplePos="0" relativeHeight="251675648" behindDoc="0" locked="0" layoutInCell="1" allowOverlap="1">
                 <wp:simplePos x="0" y="0"/>
                 <wp:positionH relativeFrom="column">
                   <wp:posOffset>781050</wp:posOffset>
@@ -2808,7 +2706,7 @@
           </mc:Choice>
           <mc:Fallback>
             <w:pict>
-              <v:line id="Straight Connector 22" o:spid="_x0000_s1026" o:spt="20" style="position:absolute;left:0pt;margin-left:61.5pt;margin-top:11.65pt;height:0.15pt;width:66.5pt;z-index:251676672;mso-width-relative:page;mso-height-relative:page;" filled="f" stroked="t" coordsize="21600,21600" o:gfxdata="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">
+              <v:line id="Straight Connector 22" o:spid="_x0000_s1026" o:spt="20" style="position:absolute;left:0pt;margin-left:61.5pt;margin-top:11.65pt;height:0.15pt;width:66.5pt;z-index:251675648;mso-width-relative:page;mso-height-relative:page;" filled="f" stroked="t" coordsize="21600,21600" o:gfxdata="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">
                 <v:fill on="f" focussize="0,0"/>
                 <v:stroke color="#000000 [3200]" joinstyle="round"/>
                 <v:imagedata o:title=""/>
@@ -2913,7 +2811,7 @@
         <mc:AlternateContent>
           <mc:Choice Requires="wps">
             <w:drawing>
-              <wp:anchor distT="0" distB="0" distL="114300" distR="114300" simplePos="0" relativeHeight="251679744" behindDoc="0" locked="0" layoutInCell="1" allowOverlap="1">
+              <wp:anchor distT="0" distB="0" distL="114300" distR="114300" simplePos="0" relativeHeight="251678720" behindDoc="0" locked="0" layoutInCell="1" allowOverlap="1">
                 <wp:simplePos x="0" y="0"/>
                 <wp:positionH relativeFrom="column">
                   <wp:posOffset>3418840</wp:posOffset>
@@ -2962,7 +2860,7 @@
           </mc:Choice>
           <mc:Fallback>
             <w:pict>
-              <v:line id="Straight Connector 22" o:spid="_x0000_s1026" o:spt="20" style="position:absolute;left:0pt;flip:y;margin-left:269.2pt;margin-top:6.2pt;height:0.85pt;width:181.75pt;z-index:251679744;mso-width-relative:page;mso-height-relative:page;" filled="f" stroked="t" coordsize="21600,21600" o:gfxdata="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">
+              <v:line id="Straight Connector 22" o:spid="_x0000_s1026" o:spt="20" style="position:absolute;left:0pt;flip:y;margin-left:269.2pt;margin-top:6.2pt;height:0.85pt;width:181.75pt;z-index:251678720;mso-width-relative:page;mso-height-relative:page;" filled="f" stroked="t" coordsize="21600,21600" o:gfxdata="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">
                 <v:fill on="f" focussize="0,0"/>
                 <v:stroke color="#000000 [3200]" joinstyle="round"/>
                 <v:imagedata o:title=""/>
@@ -2982,7 +2880,7 @@
         <mc:AlternateContent>
           <mc:Choice Requires="wps">
             <w:drawing>
-              <wp:anchor distT="0" distB="0" distL="114300" distR="114300" simplePos="0" relativeHeight="251677696" behindDoc="0" locked="0" layoutInCell="1" allowOverlap="1">
+              <wp:anchor distT="0" distB="0" distL="114300" distR="114300" simplePos="0" relativeHeight="251676672" behindDoc="0" locked="0" layoutInCell="1" allowOverlap="1">
                 <wp:simplePos x="0" y="0"/>
                 <wp:positionH relativeFrom="column">
                   <wp:posOffset>781050</wp:posOffset>
@@ -3031,7 +2929,7 @@
           </mc:Choice>
           <mc:Fallback>
             <w:pict>
-              <v:line id="Straight Connector 22" o:spid="_x0000_s1026" o:spt="20" style="position:absolute;left:0pt;margin-left:61.5pt;margin-top:11.5pt;height:0.45pt;width:74.45pt;z-index:251677696;mso-width-relative:page;mso-height-relative:page;" filled="f" stroked="t" coordsize="21600,21600" o:gfxdata="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">
+              <v:line id="Straight Connector 22" o:spid="_x0000_s1026" o:spt="20" style="position:absolute;left:0pt;margin-left:61.5pt;margin-top:11.5pt;height:0.45pt;width:74.45pt;z-index:251676672;mso-width-relative:page;mso-height-relative:page;" filled="f" stroked="t" coordsize="21600,21600" o:gfxdata="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">
                 <v:fill on="f" focussize="0,0"/>
                 <v:stroke color="#000000 [3200]" joinstyle="round"/>
                 <v:imagedata o:title=""/>
@@ -3207,7 +3105,6 @@
         </w:rPr>
         <w:tab/>
       </w:r>
-      <w:bookmarkEnd w:id="0"/>
       <w:r>
         <w:rPr>
           <w:rFonts w:ascii="Arial" w:hAnsi="Arial" w:cs="Arial"/>
@@ -3242,7 +3139,7 @@
         <mc:AlternateContent>
           <mc:Choice Requires="wps">
             <w:drawing>
-              <wp:anchor distT="0" distB="0" distL="114300" distR="114300" simplePos="0" relativeHeight="251678720" behindDoc="0" locked="0" layoutInCell="1" allowOverlap="1">
+              <wp:anchor distT="0" distB="0" distL="114300" distR="114300" simplePos="0" relativeHeight="251677696" behindDoc="0" locked="0" layoutInCell="1" allowOverlap="1">
                 <wp:simplePos x="0" y="0"/>
                 <wp:positionH relativeFrom="column">
                   <wp:posOffset>352425</wp:posOffset>
@@ -3291,7 +3188,7 @@
           </mc:Choice>
           <mc:Fallback>
             <w:pict>
-              <v:line id="Straight Connector 22" o:spid="_x0000_s1026" o:spt="20" style="position:absolute;left:0pt;margin-left:27.75pt;margin-top:0.1pt;height:0.05pt;width:75pt;z-index:251678720;mso-width-relative:page;mso-height-relative:page;" filled="f" stroked="t" coordsize="21600,21600" o:gfxdata="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">
+              <v:line id="Straight Connector 22" o:spid="_x0000_s1026" o:spt="20" style="position:absolute;left:0pt;margin-left:27.75pt;margin-top:0.1pt;height:0.05pt;width:75pt;z-index:251677696;mso-width-relative:page;mso-height-relative:page;" filled="f" stroked="t" coordsize="21600,21600" o:gfxdata="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">
                 <v:fill on="f" focussize="0,0"/>
                 <v:stroke color="#000000 [3200]" joinstyle="round"/>
                 <v:imagedata o:title=""/>
@@ -3437,9 +3334,10 @@
       </w:r>
       <w:r>
         <w:rPr>
-          <w:rFonts w:ascii="Arial Narrow" w:hAnsi="Arial Narrow" w:cs="Arial"/>
-        </w:rPr>
-        <w:tab/>
+          <w:rFonts w:hint="default" w:ascii="Arial Narrow" w:hAnsi="Arial Narrow" w:cs="Arial"/>
+          <w:lang w:val="en-US"/>
+        </w:rPr>
+        <w:t xml:space="preserve">      </w:t>
       </w:r>
       <w:r>
         <w:rPr>
@@ -3472,7 +3370,7 @@
         <mc:AlternateContent>
           <mc:Choice Requires="wps">
             <w:drawing>
-              <wp:anchor distT="0" distB="0" distL="114300" distR="114300" simplePos="0" relativeHeight="251674624" behindDoc="0" locked="0" layoutInCell="1" allowOverlap="1">
+              <wp:anchor distT="0" distB="0" distL="114300" distR="114300" simplePos="0" relativeHeight="251673600" behindDoc="0" locked="0" layoutInCell="1" allowOverlap="1">
                 <wp:simplePos x="0" y="0"/>
                 <wp:positionH relativeFrom="column">
                   <wp:posOffset>3467735</wp:posOffset>
@@ -3555,7 +3453,7 @@
           </mc:Choice>
           <mc:Fallback>
             <w:pict>
-              <v:shape id="_x0000_s1026" o:spid="_x0000_s1026" o:spt="202" type="#_x0000_t202" style="position:absolute;left:0pt;margin-left:273.05pt;margin-top:6.15pt;height:27pt;width:197.95pt;z-index:251674624;mso-width-relative:page;mso-height-relative:page;" filled="f" stroked="f" coordsize="21600,21600" o:gfxdata="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">
+              <v:shape id="_x0000_s1026" o:spid="_x0000_s1026" o:spt="202" type="#_x0000_t202" style="position:absolute;left:0pt;margin-left:273.05pt;margin-top:6.15pt;height:27pt;width:197.95pt;z-index:251673600;mso-width-relative:page;mso-height-relative:page;" filled="f" stroked="f" coordsize="21600,21600" o:gfxdata="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">
                 <v:fill on="f" focussize="0,0"/>
                 <v:stroke on="f" weight="0.5pt"/>
                 <v:imagedata o:title=""/>
@@ -3620,7 +3518,7 @@
         <mc:AlternateContent>
           <mc:Choice Requires="wps">
             <w:drawing>
-              <wp:anchor distT="0" distB="0" distL="114300" distR="114300" simplePos="0" relativeHeight="251673600" behindDoc="0" locked="0" layoutInCell="1" allowOverlap="1">
+              <wp:anchor distT="0" distB="0" distL="114300" distR="114300" simplePos="0" relativeHeight="251672576" behindDoc="0" locked="0" layoutInCell="1" allowOverlap="1">
                 <wp:simplePos x="0" y="0"/>
                 <wp:positionH relativeFrom="column">
                   <wp:posOffset>3488690</wp:posOffset>
@@ -3669,7 +3567,7 @@
           </mc:Choice>
           <mc:Fallback>
             <w:pict>
-              <v:line id="_x0000_s1026" o:spid="_x0000_s1026" o:spt="20" style="position:absolute;left:0pt;margin-left:274.7pt;margin-top:0.15pt;height:0.05pt;width:193.8pt;z-index:251673600;mso-width-relative:page;mso-height-relative:page;" filled="f" stroked="t" coordsize="21600,21600" o:gfxdata="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">
+              <v:line id="_x0000_s1026" o:spid="_x0000_s1026" o:spt="20" style="position:absolute;left:0pt;margin-left:274.7pt;margin-top:0.15pt;height:0.05pt;width:193.8pt;z-index:251672576;mso-width-relative:page;mso-height-relative:page;" filled="f" stroked="t" coordsize="21600,21600" o:gfxdata="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">
                 <v:fill on="f" focussize="0,0"/>
                 <v:stroke color="#000000 [3200]" joinstyle="round"/>
                 <v:imagedata o:title=""/>
@@ -4428,6 +4326,7 @@
     <w:lsdException w:uiPriority="99" w:name="Balloon Text"/>
     <w:lsdException w:qFormat="1" w:unhideWhenUsed="0" w:uiPriority="59" w:semiHidden="0" w:name="Table Grid"/>
     <w:lsdException w:uiPriority="99" w:name="Table Theme"/>
+    <w:lsdException w:qFormat="1" w:unhideWhenUsed="0" w:uiPriority="1" w:semiHidden="0" w:name="No Spacing"/>
     <w:lsdException w:unhideWhenUsed="0" w:uiPriority="60" w:semiHidden="0" w:name="Light Shading"/>
     <w:lsdException w:unhideWhenUsed="0" w:uiPriority="61" w:semiHidden="0" w:name="Light List"/>
     <w:lsdException w:unhideWhenUsed="0" w:uiPriority="62" w:semiHidden="0" w:name="Light Grid"/>
@@ -4608,6 +4507,20 @@
       <w:rFonts w:ascii="Tahoma" w:hAnsi="Tahoma" w:cs="Tahoma"/>
       <w:sz w:val="16"/>
       <w:szCs w:val="16"/>
+    </w:rPr>
+  </w:style>
+  <w:style w:type="paragraph" w:styleId="7">
+    <w:name w:val="No Spacing"/>
+    <w:qFormat/>
+    <w:uiPriority w:val="1"/>
+    <w:pPr>
+      <w:spacing w:after="0" w:line="240" w:lineRule="auto"/>
+    </w:pPr>
+    <w:rPr>
+      <w:rFonts w:asciiTheme="minorHAnsi" w:hAnsiTheme="minorHAnsi" w:eastAsiaTheme="minorHAnsi" w:cstheme="minorBidi"/>
+      <w:sz w:val="22"/>
+      <w:szCs w:val="22"/>
+      <w:lang w:val="en-PH" w:eastAsia="en-US" w:bidi="ar-SA"/>
     </w:rPr>
   </w:style>
 </w:styles>

--- a/backend/templates/FSED-37F-Storage.docx
+++ b/backend/templates/FSED-37F-Storage.docx
@@ -861,8 +861,8 @@
                                 <w:b/>
                                 <w:bCs/>
                                 <w:color w:val="000000"/>
-                                <w:sz w:val="16"/>
-                                <w:szCs w:val="16"/>
+                                <w:sz w:val="18"/>
+                                <w:szCs w:val="18"/>
                                 <w:lang w:val="en-US"/>
                               </w:rPr>
                             </w:pPr>
@@ -872,8 +872,8 @@
                                 <w:b/>
                                 <w:bCs/>
                                 <w:color w:val="000000"/>
-                                <w:sz w:val="16"/>
-                                <w:szCs w:val="16"/>
+                                <w:sz w:val="18"/>
+                                <w:szCs w:val="18"/>
                                 <w:lang w:val="en-US"/>
                               </w:rPr>
                               <w:t>{NAME_OF_BUILDING}</w:t>
@@ -908,8 +908,8 @@
                           <w:b/>
                           <w:bCs/>
                           <w:color w:val="000000"/>
-                          <w:sz w:val="16"/>
-                          <w:szCs w:val="16"/>
+                          <w:sz w:val="18"/>
+                          <w:szCs w:val="18"/>
                           <w:lang w:val="en-US"/>
                         </w:rPr>
                       </w:pPr>
@@ -919,8 +919,8 @@
                           <w:b/>
                           <w:bCs/>
                           <w:color w:val="000000"/>
-                          <w:sz w:val="16"/>
-                          <w:szCs w:val="16"/>
+                          <w:sz w:val="18"/>
+                          <w:szCs w:val="18"/>
                           <w:lang w:val="en-US"/>
                         </w:rPr>
                         <w:t>{NAME_OF_BUILDING}</w:t>
@@ -945,23 +945,22 @@
         <w:rPr>
           <w:rFonts w:ascii="Arial" w:hAnsi="Arial" w:cs="Arial"/>
         </w:rPr>
-        <w:t>By virtue of the provisions of RA 9514 otherwise known as the “Fire Code of the Philippines of 2008” and its Revised Implementing Rules and Regulations (RIRR), this</w:t>
-      </w:r>
-      <w:r>
-        <w:rPr>
-          <w:rFonts w:ascii="Arial" w:hAnsi="Arial" w:cs="Arial"/>
-          <w:b/>
-        </w:rPr>
-        <w:t xml:space="preserve"> </w:t>
+        <w:t xml:space="preserve">By virtue of the provisions of RA 9514 otherwise known as the “Fire Code of the </w:t>
       </w:r>
       <w:bookmarkStart w:id="0" w:name="_GoBack"/>
       <w:bookmarkEnd w:id="0"/>
       <w:r>
         <w:rPr>
           <w:rFonts w:ascii="Arial" w:hAnsi="Arial" w:cs="Arial"/>
+        </w:rPr>
+        <w:t>Philippines of 2008” and its Revised Implementing Rules and Regulations (RIRR), this</w:t>
+      </w:r>
+      <w:r>
+        <w:rPr>
+          <w:rFonts w:ascii="Arial" w:hAnsi="Arial" w:cs="Arial"/>
           <w:b/>
         </w:rPr>
-        <w:t xml:space="preserve">Clearance </w:t>
+        <w:t xml:space="preserve"> Clearance </w:t>
       </w:r>
       <w:r>
         <w:rPr>
@@ -1044,8 +1043,8 @@
                               <w:rPr>
                                 <w:rFonts w:hint="default" w:ascii="Arial" w:hAnsi="Arial" w:eastAsia="Times New Roman" w:cs="Arial"/>
                                 <w:color w:val="000000"/>
-                                <w:sz w:val="16"/>
-                                <w:szCs w:val="16"/>
+                                <w:sz w:val="18"/>
+                                <w:szCs w:val="18"/>
                                 <w:lang w:val="en-US"/>
                               </w:rPr>
                             </w:pPr>
@@ -1053,8 +1052,8 @@
                               <w:rPr>
                                 <w:rFonts w:hint="default" w:ascii="Arial" w:hAnsi="Arial" w:eastAsia="Times New Roman" w:cs="Arial"/>
                                 <w:color w:val="000000"/>
-                                <w:sz w:val="16"/>
-                                <w:szCs w:val="16"/>
+                                <w:sz w:val="18"/>
+                                <w:szCs w:val="18"/>
                                 <w:lang w:val="en-US"/>
                               </w:rPr>
                               <w:t>{ADDRESS}</w:t>
@@ -1087,8 +1086,8 @@
                         <w:rPr>
                           <w:rFonts w:hint="default" w:ascii="Arial" w:hAnsi="Arial" w:eastAsia="Times New Roman" w:cs="Arial"/>
                           <w:color w:val="000000"/>
-                          <w:sz w:val="16"/>
-                          <w:szCs w:val="16"/>
+                          <w:sz w:val="18"/>
+                          <w:szCs w:val="18"/>
                           <w:lang w:val="en-US"/>
                         </w:rPr>
                       </w:pPr>
@@ -1096,8 +1095,8 @@
                         <w:rPr>
                           <w:rFonts w:hint="default" w:ascii="Arial" w:hAnsi="Arial" w:eastAsia="Times New Roman" w:cs="Arial"/>
                           <w:color w:val="000000"/>
-                          <w:sz w:val="16"/>
-                          <w:szCs w:val="16"/>
+                          <w:sz w:val="18"/>
+                          <w:szCs w:val="18"/>
                           <w:lang w:val="en-US"/>
                         </w:rPr>
                         <w:t>{ADDRESS}</w:t>
@@ -1217,8 +1216,8 @@
                               <w:rPr>
                                 <w:rFonts w:hint="default" w:ascii="Arial" w:hAnsi="Arial" w:eastAsia="Times New Roman" w:cs="Arial"/>
                                 <w:color w:val="000000"/>
-                                <w:sz w:val="16"/>
-                                <w:szCs w:val="16"/>
+                                <w:sz w:val="18"/>
+                                <w:szCs w:val="18"/>
                                 <w:lang w:val="en-US"/>
                               </w:rPr>
                             </w:pPr>
@@ -1226,8 +1225,8 @@
                               <w:rPr>
                                 <w:rFonts w:hint="default" w:ascii="Arial" w:hAnsi="Arial" w:eastAsia="Times New Roman" w:cs="Arial"/>
                                 <w:color w:val="000000"/>
-                                <w:sz w:val="16"/>
-                                <w:szCs w:val="16"/>
+                                <w:sz w:val="18"/>
+                                <w:szCs w:val="18"/>
                                 <w:lang w:val="en-US"/>
                               </w:rPr>
                               <w:t>{OWNER}</w:t>
@@ -1260,8 +1259,8 @@
                         <w:rPr>
                           <w:rFonts w:hint="default" w:ascii="Arial" w:hAnsi="Arial" w:eastAsia="Times New Roman" w:cs="Arial"/>
                           <w:color w:val="000000"/>
-                          <w:sz w:val="16"/>
-                          <w:szCs w:val="16"/>
+                          <w:sz w:val="18"/>
+                          <w:szCs w:val="18"/>
                           <w:lang w:val="en-US"/>
                         </w:rPr>
                       </w:pPr>
@@ -1269,8 +1268,8 @@
                         <w:rPr>
                           <w:rFonts w:hint="default" w:ascii="Arial" w:hAnsi="Arial" w:eastAsia="Times New Roman" w:cs="Arial"/>
                           <w:color w:val="000000"/>
-                          <w:sz w:val="16"/>
-                          <w:szCs w:val="16"/>
+                          <w:sz w:val="18"/>
+                          <w:szCs w:val="18"/>
                           <w:lang w:val="en-US"/>
                         </w:rPr>
                         <w:t>{OWNER}</w:t>
@@ -1382,8 +1381,8 @@
                               <w:rPr>
                                 <w:rFonts w:hint="default" w:ascii="Calibri" w:hAnsi="Calibri" w:eastAsia="Times New Roman" w:cs="Calibri"/>
                                 <w:color w:val="000000"/>
-                                <w:sz w:val="16"/>
-                                <w:szCs w:val="16"/>
+                                <w:sz w:val="18"/>
+                                <w:szCs w:val="18"/>
                                 <w:lang w:val="en-US"/>
                               </w:rPr>
                             </w:pPr>
@@ -1391,8 +1390,8 @@
                               <w:rPr>
                                 <w:rFonts w:hint="default" w:ascii="Calibri" w:hAnsi="Calibri" w:eastAsia="Times New Roman" w:cs="Calibri"/>
                                 <w:color w:val="000000"/>
-                                <w:sz w:val="16"/>
-                                <w:szCs w:val="16"/>
+                                <w:sz w:val="18"/>
+                                <w:szCs w:val="18"/>
                                 <w:lang w:val="en-US"/>
                               </w:rPr>
                               <w:t>{ADDRESS}</w:t>
@@ -1425,8 +1424,8 @@
                         <w:rPr>
                           <w:rFonts w:hint="default" w:ascii="Calibri" w:hAnsi="Calibri" w:eastAsia="Times New Roman" w:cs="Calibri"/>
                           <w:color w:val="000000"/>
-                          <w:sz w:val="16"/>
-                          <w:szCs w:val="16"/>
+                          <w:sz w:val="18"/>
+                          <w:szCs w:val="18"/>
                           <w:lang w:val="en-US"/>
                         </w:rPr>
                       </w:pPr>
@@ -1434,8 +1433,8 @@
                         <w:rPr>
                           <w:rFonts w:hint="default" w:ascii="Calibri" w:hAnsi="Calibri" w:eastAsia="Times New Roman" w:cs="Calibri"/>
                           <w:color w:val="000000"/>
-                          <w:sz w:val="16"/>
-                          <w:szCs w:val="16"/>
+                          <w:sz w:val="18"/>
+                          <w:szCs w:val="18"/>
                           <w:lang w:val="en-US"/>
                         </w:rPr>
                         <w:t>{ADDRESS}</w:t>
@@ -1517,6 +1516,12 @@
             <w:insideH w:val="single" w:color="auto" w:sz="4" w:space="0"/>
             <w:insideV w:val="single" w:color="auto" w:sz="4" w:space="0"/>
           </w:tblBorders>
+          <w:tblCellMar>
+            <w:top w:w="0" w:type="dxa"/>
+            <w:left w:w="108" w:type="dxa"/>
+            <w:bottom w:w="0" w:type="dxa"/>
+            <w:right w:w="108" w:type="dxa"/>
+          </w:tblCellMar>
         </w:tblPrEx>
         <w:tc>
           <w:tcPr>

--- a/backend/templates/FSED-37F-Storage.docx
+++ b/backend/templates/FSED-37F-Storage.docx
@@ -484,18 +484,18 @@
         <mc:AlternateContent>
           <mc:Choice Requires="wps">
             <w:drawing>
-              <wp:anchor distT="0" distB="0" distL="114300" distR="114300" simplePos="0" relativeHeight="251669504" behindDoc="0" locked="0" layoutInCell="1" allowOverlap="1">
+              <wp:anchor distT="0" distB="0" distL="114300" distR="114300" simplePos="0" relativeHeight="251678720" behindDoc="0" locked="0" layoutInCell="1" allowOverlap="1">
                 <wp:simplePos x="0" y="0"/>
                 <wp:positionH relativeFrom="column">
-                  <wp:posOffset>1222375</wp:posOffset>
+                  <wp:posOffset>1221105</wp:posOffset>
                 </wp:positionH>
                 <wp:positionV relativeFrom="paragraph">
-                  <wp:posOffset>173990</wp:posOffset>
+                  <wp:posOffset>181610</wp:posOffset>
                 </wp:positionV>
-                <wp:extent cx="742315" cy="2540"/>
-                <wp:effectExtent l="0" t="0" r="0" b="0"/>
+                <wp:extent cx="1668780" cy="10160"/>
+                <wp:effectExtent l="0" t="4445" r="7620" b="13970"/>
                 <wp:wrapNone/>
-                <wp:docPr id="8" name="Straight Connector 8"/>
+                <wp:docPr id="11" name="Straight Connector 11"/>
                 <wp:cNvGraphicFramePr/>
                 <a:graphic xmlns:a="http://schemas.openxmlformats.org/drawingml/2006/main">
                   <a:graphicData uri="http://schemas.microsoft.com/office/word/2010/wordprocessingShape">
@@ -504,7 +504,7 @@
                       <wps:spPr>
                         <a:xfrm>
                           <a:off x="0" y="0"/>
-                          <a:ext cx="742315" cy="2540"/>
+                          <a:ext cx="1668780" cy="10160"/>
                         </a:xfrm>
                         <a:prstGeom prst="line">
                           <a:avLst/>
@@ -533,7 +533,7 @@
           </mc:Choice>
           <mc:Fallback>
             <w:pict>
-              <v:line id="_x0000_s1026" o:spid="_x0000_s1026" o:spt="20" style="position:absolute;left:0pt;margin-left:96.25pt;margin-top:13.7pt;height:0.2pt;width:58.45pt;z-index:251669504;mso-width-relative:page;mso-height-relative:page;" filled="f" stroked="t" coordsize="21600,21600" o:gfxdata="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">
+              <v:line id="_x0000_s1026" o:spid="_x0000_s1026" o:spt="20" style="position:absolute;left:0pt;margin-left:96.15pt;margin-top:14.3pt;height:0.8pt;width:131.4pt;z-index:251678720;mso-width-relative:page;mso-height-relative:page;" filled="f" stroked="t" coordsize="21600,21600" o:gfxdata="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">
                 <v:fill on="f" focussize="0,0"/>
                 <v:stroke color="#000000 [3200]" joinstyle="round"/>
                 <v:imagedata o:title=""/>
@@ -639,7 +639,7 @@
           <w:szCs w:val="28"/>
           <w:lang w:val="en-US"/>
         </w:rPr>
-        <w:t>R10-COFD</w:t>
+        <w:t>R10-COFD-</w:t>
       </w:r>
       <w:r>
         <w:rPr>
@@ -945,15 +945,7 @@
         <w:rPr>
           <w:rFonts w:ascii="Arial" w:hAnsi="Arial" w:cs="Arial"/>
         </w:rPr>
-        <w:t xml:space="preserve">By virtue of the provisions of RA 9514 otherwise known as the “Fire Code of the </w:t>
-      </w:r>
-      <w:bookmarkStart w:id="0" w:name="_GoBack"/>
-      <w:bookmarkEnd w:id="0"/>
-      <w:r>
-        <w:rPr>
-          <w:rFonts w:ascii="Arial" w:hAnsi="Arial" w:cs="Arial"/>
-        </w:rPr>
-        <w:t>Philippines of 2008” and its Revised Implementing Rules and Regulations (RIRR), this</w:t>
+        <w:t>By virtue of the provisions of RA 9514 otherwise known as the “Fire Code of the Philippines of 2008” and its Revised Implementing Rules and Regulations (RIRR), this</w:t>
       </w:r>
       <w:r>
         <w:rPr>
@@ -1979,7 +1971,7 @@
         <mc:AlternateContent>
           <mc:Choice Requires="wps">
             <w:drawing>
-              <wp:anchor distT="0" distB="0" distL="114300" distR="114300" simplePos="0" relativeHeight="251670528" behindDoc="0" locked="0" layoutInCell="1" allowOverlap="1">
+              <wp:anchor distT="0" distB="0" distL="114300" distR="114300" simplePos="0" relativeHeight="251669504" behindDoc="0" locked="0" layoutInCell="1" allowOverlap="1">
                 <wp:simplePos x="0" y="0"/>
                 <wp:positionH relativeFrom="column">
                   <wp:posOffset>1743710</wp:posOffset>
@@ -2062,7 +2054,7 @@
           </mc:Choice>
           <mc:Fallback>
             <w:pict>
-              <v:shape id="_x0000_s1026" o:spid="_x0000_s1026" o:spt="202" type="#_x0000_t202" style="position:absolute;left:0pt;margin-left:137.3pt;margin-top:7.55pt;height:27pt;width:197.95pt;z-index:251670528;mso-width-relative:page;mso-height-relative:page;" filled="f" stroked="f" coordsize="21600,21600" o:gfxdata="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">
+              <v:shape id="_x0000_s1026" o:spid="_x0000_s1026" o:spt="202" type="#_x0000_t202" style="position:absolute;left:0pt;margin-left:137.3pt;margin-top:7.55pt;height:27pt;width:197.95pt;z-index:251669504;mso-width-relative:page;mso-height-relative:page;" filled="f" stroked="f" coordsize="21600,21600" o:gfxdata="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">
                 <v:fill on="f" focussize="0,0"/>
                 <v:stroke on="f" weight="0.5pt"/>
                 <v:imagedata o:title=""/>
@@ -2118,7 +2110,7 @@
         <mc:AlternateContent>
           <mc:Choice Requires="wps">
             <w:drawing>
-              <wp:anchor distT="0" distB="0" distL="114300" distR="114300" simplePos="0" relativeHeight="251671552" behindDoc="0" locked="0" layoutInCell="1" allowOverlap="1">
+              <wp:anchor distT="0" distB="0" distL="114300" distR="114300" simplePos="0" relativeHeight="251670528" behindDoc="0" locked="0" layoutInCell="1" allowOverlap="1">
                 <wp:simplePos x="0" y="0"/>
                 <wp:positionH relativeFrom="column">
                   <wp:posOffset>2152650</wp:posOffset>
@@ -2167,7 +2159,7 @@
           </mc:Choice>
           <mc:Fallback>
             <w:pict>
-              <v:line id="Straight Connector 22" o:spid="_x0000_s1026" o:spt="20" style="position:absolute;left:0pt;margin-left:169.5pt;margin-top:10.75pt;height:0.3pt;width:132.2pt;z-index:251671552;mso-width-relative:page;mso-height-relative:page;" filled="f" stroked="t" coordsize="21600,21600" o:gfxdata="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">
+              <v:line id="Straight Connector 22" o:spid="_x0000_s1026" o:spt="20" style="position:absolute;left:0pt;margin-left:169.5pt;margin-top:10.75pt;height:0.3pt;width:132.2pt;z-index:251670528;mso-width-relative:page;mso-height-relative:page;" filled="f" stroked="t" coordsize="21600,21600" o:gfxdata="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">
                 <v:fill on="f" focussize="0,0"/>
                 <v:stroke color="#000000 [3200]" joinstyle="round"/>
                 <v:imagedata o:title=""/>
@@ -2370,7 +2362,7 @@
         <mc:AlternateContent>
           <mc:Choice Requires="wps">
             <w:drawing>
-              <wp:anchor distT="0" distB="0" distL="114300" distR="114300" simplePos="0" relativeHeight="251674624" behindDoc="1" locked="0" layoutInCell="1" allowOverlap="1">
+              <wp:anchor distT="0" distB="0" distL="114300" distR="114300" simplePos="0" relativeHeight="251673600" behindDoc="1" locked="0" layoutInCell="1" allowOverlap="1">
                 <wp:simplePos x="0" y="0"/>
                 <wp:positionH relativeFrom="column">
                   <wp:posOffset>3057525</wp:posOffset>
@@ -2534,7 +2526,7 @@
           </mc:Choice>
           <mc:Fallback>
             <w:pict>
-              <v:shape id="_x0000_s1026" o:spid="_x0000_s1026" o:spt="202" type="#_x0000_t202" style="position:absolute;left:0pt;margin-left:240.75pt;margin-top:3.7pt;height:38.3pt;width:241.1pt;z-index:-251641856;mso-width-relative:page;mso-height-relative:page;" filled="f" stroked="f" coordsize="21600,21600" o:gfxdata="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">
+              <v:shape id="_x0000_s1026" o:spid="_x0000_s1026" o:spt="202" type="#_x0000_t202" style="position:absolute;left:0pt;margin-left:240.75pt;margin-top:3.7pt;height:38.3pt;width:241.1pt;z-index:-251642880;mso-width-relative:page;mso-height-relative:page;" filled="f" stroked="f" coordsize="21600,21600" o:gfxdata="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">
                 <v:fill on="f" focussize="0,0"/>
                 <v:stroke on="f" weight="0.5pt"/>
                 <v:imagedata o:title=""/>
@@ -2662,7 +2654,7 @@
         <mc:AlternateContent>
           <mc:Choice Requires="wps">
             <w:drawing>
-              <wp:anchor distT="0" distB="0" distL="114300" distR="114300" simplePos="0" relativeHeight="251675648" behindDoc="0" locked="0" layoutInCell="1" allowOverlap="1">
+              <wp:anchor distT="0" distB="0" distL="114300" distR="114300" simplePos="0" relativeHeight="251674624" behindDoc="0" locked="0" layoutInCell="1" allowOverlap="1">
                 <wp:simplePos x="0" y="0"/>
                 <wp:positionH relativeFrom="column">
                   <wp:posOffset>781050</wp:posOffset>
@@ -2711,7 +2703,7 @@
           </mc:Choice>
           <mc:Fallback>
             <w:pict>
-              <v:line id="Straight Connector 22" o:spid="_x0000_s1026" o:spt="20" style="position:absolute;left:0pt;margin-left:61.5pt;margin-top:11.65pt;height:0.15pt;width:66.5pt;z-index:251675648;mso-width-relative:page;mso-height-relative:page;" filled="f" stroked="t" coordsize="21600,21600" o:gfxdata="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">
+              <v:line id="Straight Connector 22" o:spid="_x0000_s1026" o:spt="20" style="position:absolute;left:0pt;margin-left:61.5pt;margin-top:11.65pt;height:0.15pt;width:66.5pt;z-index:251674624;mso-width-relative:page;mso-height-relative:page;" filled="f" stroked="t" coordsize="21600,21600" o:gfxdata="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">
                 <v:fill on="f" focussize="0,0"/>
                 <v:stroke color="#000000 [3200]" joinstyle="round"/>
                 <v:imagedata o:title=""/>
@@ -2816,7 +2808,7 @@
         <mc:AlternateContent>
           <mc:Choice Requires="wps">
             <w:drawing>
-              <wp:anchor distT="0" distB="0" distL="114300" distR="114300" simplePos="0" relativeHeight="251678720" behindDoc="0" locked="0" layoutInCell="1" allowOverlap="1">
+              <wp:anchor distT="0" distB="0" distL="114300" distR="114300" simplePos="0" relativeHeight="251677696" behindDoc="0" locked="0" layoutInCell="1" allowOverlap="1">
                 <wp:simplePos x="0" y="0"/>
                 <wp:positionH relativeFrom="column">
                   <wp:posOffset>3418840</wp:posOffset>
@@ -2865,7 +2857,7 @@
           </mc:Choice>
           <mc:Fallback>
             <w:pict>
-              <v:line id="Straight Connector 22" o:spid="_x0000_s1026" o:spt="20" style="position:absolute;left:0pt;flip:y;margin-left:269.2pt;margin-top:6.2pt;height:0.85pt;width:181.75pt;z-index:251678720;mso-width-relative:page;mso-height-relative:page;" filled="f" stroked="t" coordsize="21600,21600" o:gfxdata="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">
+              <v:line id="Straight Connector 22" o:spid="_x0000_s1026" o:spt="20" style="position:absolute;left:0pt;flip:y;margin-left:269.2pt;margin-top:6.2pt;height:0.85pt;width:181.75pt;z-index:251677696;mso-width-relative:page;mso-height-relative:page;" filled="f" stroked="t" coordsize="21600,21600" o:gfxdata="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">
                 <v:fill on="f" focussize="0,0"/>
                 <v:stroke color="#000000 [3200]" joinstyle="round"/>
                 <v:imagedata o:title=""/>
@@ -2885,7 +2877,7 @@
         <mc:AlternateContent>
           <mc:Choice Requires="wps">
             <w:drawing>
-              <wp:anchor distT="0" distB="0" distL="114300" distR="114300" simplePos="0" relativeHeight="251676672" behindDoc="0" locked="0" layoutInCell="1" allowOverlap="1">
+              <wp:anchor distT="0" distB="0" distL="114300" distR="114300" simplePos="0" relativeHeight="251675648" behindDoc="0" locked="0" layoutInCell="1" allowOverlap="1">
                 <wp:simplePos x="0" y="0"/>
                 <wp:positionH relativeFrom="column">
                   <wp:posOffset>781050</wp:posOffset>
@@ -2934,7 +2926,7 @@
           </mc:Choice>
           <mc:Fallback>
             <w:pict>
-              <v:line id="Straight Connector 22" o:spid="_x0000_s1026" o:spt="20" style="position:absolute;left:0pt;margin-left:61.5pt;margin-top:11.5pt;height:0.45pt;width:74.45pt;z-index:251676672;mso-width-relative:page;mso-height-relative:page;" filled="f" stroked="t" coordsize="21600,21600" o:gfxdata="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">
+              <v:line id="Straight Connector 22" o:spid="_x0000_s1026" o:spt="20" style="position:absolute;left:0pt;margin-left:61.5pt;margin-top:11.5pt;height:0.45pt;width:74.45pt;z-index:251675648;mso-width-relative:page;mso-height-relative:page;" filled="f" stroked="t" coordsize="21600,21600" o:gfxdata="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">
                 <v:fill on="f" focussize="0,0"/>
                 <v:stroke color="#000000 [3200]" joinstyle="round"/>
                 <v:imagedata o:title=""/>
@@ -3144,7 +3136,7 @@
         <mc:AlternateContent>
           <mc:Choice Requires="wps">
             <w:drawing>
-              <wp:anchor distT="0" distB="0" distL="114300" distR="114300" simplePos="0" relativeHeight="251677696" behindDoc="0" locked="0" layoutInCell="1" allowOverlap="1">
+              <wp:anchor distT="0" distB="0" distL="114300" distR="114300" simplePos="0" relativeHeight="251676672" behindDoc="0" locked="0" layoutInCell="1" allowOverlap="1">
                 <wp:simplePos x="0" y="0"/>
                 <wp:positionH relativeFrom="column">
                   <wp:posOffset>352425</wp:posOffset>
@@ -3193,7 +3185,7 @@
           </mc:Choice>
           <mc:Fallback>
             <w:pict>
-              <v:line id="Straight Connector 22" o:spid="_x0000_s1026" o:spt="20" style="position:absolute;left:0pt;margin-left:27.75pt;margin-top:0.1pt;height:0.05pt;width:75pt;z-index:251677696;mso-width-relative:page;mso-height-relative:page;" filled="f" stroked="t" coordsize="21600,21600" o:gfxdata="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">
+              <v:line id="Straight Connector 22" o:spid="_x0000_s1026" o:spt="20" style="position:absolute;left:0pt;margin-left:27.75pt;margin-top:0.1pt;height:0.05pt;width:75pt;z-index:251676672;mso-width-relative:page;mso-height-relative:page;" filled="f" stroked="t" coordsize="21600,21600" o:gfxdata="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">
                 <v:fill on="f" focussize="0,0"/>
                 <v:stroke color="#000000 [3200]" joinstyle="round"/>
                 <v:imagedata o:title=""/>
@@ -3357,6 +3349,8 @@
         </w:rPr>
         <w:t xml:space="preserve"> </w:t>
       </w:r>
+      <w:bookmarkStart w:id="0" w:name="_GoBack"/>
+      <w:bookmarkEnd w:id="0"/>
     </w:p>
     <w:p>
       <w:pPr>
@@ -3375,7 +3369,7 @@
         <mc:AlternateContent>
           <mc:Choice Requires="wps">
             <w:drawing>
-              <wp:anchor distT="0" distB="0" distL="114300" distR="114300" simplePos="0" relativeHeight="251673600" behindDoc="0" locked="0" layoutInCell="1" allowOverlap="1">
+              <wp:anchor distT="0" distB="0" distL="114300" distR="114300" simplePos="0" relativeHeight="251672576" behindDoc="0" locked="0" layoutInCell="1" allowOverlap="1">
                 <wp:simplePos x="0" y="0"/>
                 <wp:positionH relativeFrom="column">
                   <wp:posOffset>3467735</wp:posOffset>
@@ -3458,7 +3452,7 @@
           </mc:Choice>
           <mc:Fallback>
             <w:pict>
-              <v:shape id="_x0000_s1026" o:spid="_x0000_s1026" o:spt="202" type="#_x0000_t202" style="position:absolute;left:0pt;margin-left:273.05pt;margin-top:6.15pt;height:27pt;width:197.95pt;z-index:251673600;mso-width-relative:page;mso-height-relative:page;" filled="f" stroked="f" coordsize="21600,21600" o:gfxdata="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">
+              <v:shape id="_x0000_s1026" o:spid="_x0000_s1026" o:spt="202" type="#_x0000_t202" style="position:absolute;left:0pt;margin-left:273.05pt;margin-top:6.15pt;height:27pt;width:197.95pt;z-index:251672576;mso-width-relative:page;mso-height-relative:page;" filled="f" stroked="f" coordsize="21600,21600" o:gfxdata="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">
                 <v:fill on="f" focussize="0,0"/>
                 <v:stroke on="f" weight="0.5pt"/>
                 <v:imagedata o:title=""/>
@@ -3508,11 +3502,12 @@
       <w:pPr>
         <w:spacing w:after="0" w:line="240" w:lineRule="auto"/>
         <w:rPr>
-          <w:rFonts w:ascii="Arial" w:hAnsi="Arial" w:cs="Arial"/>
+          <w:rFonts w:hint="default" w:ascii="Arial" w:hAnsi="Arial" w:cs="Arial"/>
           <w:b/>
           <w:bCs/>
           <w:sz w:val="20"/>
           <w:szCs w:val="20"/>
+          <w:lang w:val="en-US"/>
         </w:rPr>
       </w:pPr>
       <w:r>
@@ -3523,7 +3518,7 @@
         <mc:AlternateContent>
           <mc:Choice Requires="wps">
             <w:drawing>
-              <wp:anchor distT="0" distB="0" distL="114300" distR="114300" simplePos="0" relativeHeight="251672576" behindDoc="0" locked="0" layoutInCell="1" allowOverlap="1">
+              <wp:anchor distT="0" distB="0" distL="114300" distR="114300" simplePos="0" relativeHeight="251671552" behindDoc="0" locked="0" layoutInCell="1" allowOverlap="1">
                 <wp:simplePos x="0" y="0"/>
                 <wp:positionH relativeFrom="column">
                   <wp:posOffset>3488690</wp:posOffset>
@@ -3572,7 +3567,7 @@
           </mc:Choice>
           <mc:Fallback>
             <w:pict>
-              <v:line id="_x0000_s1026" o:spid="_x0000_s1026" o:spt="20" style="position:absolute;left:0pt;margin-left:274.7pt;margin-top:0.15pt;height:0.05pt;width:193.8pt;z-index:251672576;mso-width-relative:page;mso-height-relative:page;" filled="f" stroked="t" coordsize="21600,21600" o:gfxdata="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">
+              <v:line id="_x0000_s1026" o:spid="_x0000_s1026" o:spt="20" style="position:absolute;left:0pt;margin-left:274.7pt;margin-top:0.15pt;height:0.05pt;width:193.8pt;z-index:251671552;mso-width-relative:page;mso-height-relative:page;" filled="f" stroked="t" coordsize="21600,21600" o:gfxdata="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">
                 <v:fill on="f" focussize="0,0"/>
                 <v:stroke color="#000000 [3200]" joinstyle="round"/>
                 <v:imagedata o:title=""/>
@@ -3592,13 +3587,12 @@
       </w:r>
       <w:r>
         <w:rPr>
-          <w:rFonts w:ascii="Arial" w:hAnsi="Arial" w:cs="Arial"/>
+          <w:rFonts w:hint="default" w:ascii="Arial Narrow" w:hAnsi="Arial Narrow" w:cs="Arial"/>
           <w:b/>
           <w:bCs/>
-          <w:sz w:val="20"/>
-          <w:szCs w:val="20"/>
-        </w:rPr>
-        <w:t>CITY/MUNICIPAL FIRE MARSHAL</w:t>
+          <w:lang w:val="en-US"/>
+        </w:rPr>
+        <w:t>{MARSHAL_POSITION}</w:t>
       </w:r>
     </w:p>
     <w:p>

--- a/backend/templates/FSED-37F-Storage.docx
+++ b/backend/templates/FSED-37F-Storage.docx
@@ -3349,8 +3349,6 @@
         </w:rPr>
         <w:t xml:space="preserve"> </w:t>
       </w:r>
-      <w:bookmarkStart w:id="0" w:name="_GoBack"/>
-      <w:bookmarkEnd w:id="0"/>
     </w:p>
     <w:p>
       <w:pPr>
@@ -3583,7 +3581,7 @@
           <w:b/>
           <w:bCs/>
         </w:rPr>
-        <w:t xml:space="preserve">                                                                                                                    </w:t>
+        <w:t xml:space="preserve">                                                                                                                   </w:t>
       </w:r>
       <w:r>
         <w:rPr>
@@ -3592,8 +3590,27 @@
           <w:bCs/>
           <w:lang w:val="en-US"/>
         </w:rPr>
+        <w:t xml:space="preserve">       </w:t>
+      </w:r>
+      <w:r>
+        <w:rPr>
+          <w:rFonts w:ascii="Arial Narrow" w:hAnsi="Arial Narrow" w:cs="Arial"/>
+          <w:b/>
+          <w:bCs/>
+        </w:rPr>
+        <w:t xml:space="preserve"> </w:t>
+      </w:r>
+      <w:r>
+        <w:rPr>
+          <w:rFonts w:hint="default" w:ascii="Arial Narrow" w:hAnsi="Arial Narrow" w:cs="Arial"/>
+          <w:b/>
+          <w:bCs/>
+          <w:lang w:val="en-US"/>
+        </w:rPr>
         <w:t>{MARSHAL_POSITION}</w:t>
       </w:r>
+      <w:bookmarkStart w:id="0" w:name="_GoBack"/>
+      <w:bookmarkEnd w:id="0"/>
     </w:p>
     <w:p>
       <w:pPr>
@@ -4322,7 +4339,7 @@
     <w:lsdException w:uiPriority="99" w:name="Table Web 1"/>
     <w:lsdException w:uiPriority="99" w:name="Table Web 2"/>
     <w:lsdException w:uiPriority="99" w:name="Table Web 3"/>
-    <w:lsdException w:uiPriority="99" w:name="Balloon Text"/>
+    <w:lsdException w:qFormat="1" w:uiPriority="99" w:name="Balloon Text"/>
     <w:lsdException w:qFormat="1" w:unhideWhenUsed="0" w:uiPriority="59" w:semiHidden="0" w:name="Table Grid"/>
     <w:lsdException w:uiPriority="99" w:name="Table Theme"/>
     <w:lsdException w:qFormat="1" w:unhideWhenUsed="0" w:uiPriority="1" w:semiHidden="0" w:name="No Spacing"/>
@@ -4466,6 +4483,7 @@
     <w:link w:val="6"/>
     <w:semiHidden/>
     <w:unhideWhenUsed/>
+    <w:qFormat/>
     <w:uiPriority w:val="99"/>
     <w:pPr>
       <w:spacing w:after="0" w:line="240" w:lineRule="auto"/>
